--- a/CSE485-CNW-Chuong4-PHT-TranThiThuyDuong.docx
+++ b/CSE485-CNW-Chuong4-PHT-TranThiThuyDuong.docx
@@ -70,25 +70,7 @@
           <w:w w:val="110"/>
           <w:shd w:val="clear" w:color="auto" w:fill="B3E4A1"/>
         </w:rPr>
-        <w:t>HƯ</w:t>
-      </w:r>
-      <w:r>
-        <w:rPr>
-          <w:rFonts w:ascii="Calibri" w:hAnsi="Calibri"/>
-          <w:color w:val="000000"/>
-          <w:w w:val="110"/>
-          <w:shd w:val="clear" w:color="auto" w:fill="B3E4A1"/>
-        </w:rPr>
-        <w:t>Ớ</w:t>
-      </w:r>
-      <w:r>
-        <w:rPr>
-          <w:rFonts w:ascii="Calibri" w:hAnsi="Calibri"/>
-          <w:color w:val="000000"/>
-          <w:w w:val="110"/>
-          <w:shd w:val="clear" w:color="auto" w:fill="B3E4A1"/>
-        </w:rPr>
-        <w:t>NG</w:t>
+        <w:t>HƯỚNG</w:t>
       </w:r>
       <w:r>
         <w:rPr>
@@ -107,16 +89,7 @@
           <w:w w:val="110"/>
           <w:shd w:val="clear" w:color="auto" w:fill="B3E4A1"/>
         </w:rPr>
-        <w:t>D</w:t>
-      </w:r>
-      <w:r>
-        <w:rPr>
-          <w:rFonts w:ascii="Calibri" w:hAnsi="Calibri"/>
-          <w:color w:val="000000"/>
-          <w:w w:val="110"/>
-          <w:shd w:val="clear" w:color="auto" w:fill="B3E4A1"/>
-        </w:rPr>
-        <w:t>Ữ</w:t>
+        <w:t>DỮ</w:t>
       </w:r>
       <w:r>
         <w:rPr>
@@ -177,19 +150,7 @@
         <w:rPr>
           <w:w w:val="110"/>
         </w:rPr>
-        <w:t>thuy</w:t>
-      </w:r>
-      <w:r>
-        <w:rPr>
-          <w:w w:val="110"/>
-        </w:rPr>
-        <w:t>ế</w:t>
-      </w:r>
-      <w:r>
-        <w:rPr>
-          <w:w w:val="110"/>
-        </w:rPr>
-        <w:t>t</w:t>
+        <w:t>thuyết</w:t>
       </w:r>
       <w:r>
         <w:rPr>
@@ -202,19 +163,7 @@
         <w:rPr>
           <w:w w:val="110"/>
         </w:rPr>
-        <w:t>C</w:t>
-      </w:r>
-      <w:r>
-        <w:rPr>
-          <w:w w:val="110"/>
-        </w:rPr>
-        <w:t>ố</w:t>
-      </w:r>
-      <w:r>
-        <w:rPr>
-          <w:w w:val="110"/>
-        </w:rPr>
-        <w:t>t</w:t>
+        <w:t>Cốt</w:t>
       </w:r>
       <w:r>
         <w:rPr>
@@ -254,21 +203,7 @@
           <w:spacing w:val="-2"/>
           <w:w w:val="110"/>
         </w:rPr>
-        <w:t>ni</w:t>
-      </w:r>
-      <w:r>
-        <w:rPr>
-          <w:spacing w:val="-2"/>
-          <w:w w:val="110"/>
-        </w:rPr>
-        <w:t>ệ</w:t>
-      </w:r>
-      <w:r>
-        <w:rPr>
-          <w:spacing w:val="-2"/>
-          <w:w w:val="110"/>
-        </w:rPr>
-        <w:t>m)</w:t>
+        <w:t>niệm)</w:t>
       </w:r>
     </w:p>
     <w:p>
@@ -284,14 +219,7 @@
           <w:rFonts w:ascii="Calibri" w:hAnsi="Calibri"/>
           <w:w w:val="110"/>
         </w:rPr>
-        <w:t>Đ</w:t>
-      </w:r>
-      <w:r>
-        <w:rPr>
-          <w:rFonts w:ascii="Calibri" w:hAnsi="Calibri"/>
-          <w:w w:val="110"/>
-        </w:rPr>
-        <w:t>ể</w:t>
+        <w:t>Để</w:t>
       </w:r>
       <w:r>
         <w:rPr>
@@ -336,21 +264,7 @@
           <w:rFonts w:ascii="Calibri" w:hAnsi="Calibri"/>
           <w:w w:val="110"/>
         </w:rPr>
-        <w:t>chuy</w:t>
-      </w:r>
-      <w:r>
-        <w:rPr>
-          <w:rFonts w:ascii="Calibri" w:hAnsi="Calibri"/>
-          <w:w w:val="110"/>
-        </w:rPr>
-        <w:t>ệ</w:t>
-      </w:r>
-      <w:r>
-        <w:rPr>
-          <w:rFonts w:ascii="Calibri" w:hAnsi="Calibri"/>
-          <w:w w:val="110"/>
-        </w:rPr>
-        <w:t>n"</w:t>
+        <w:t>chuyện"</w:t>
       </w:r>
       <w:r>
         <w:rPr>
@@ -365,21 +279,7 @@
           <w:rFonts w:ascii="Calibri" w:hAnsi="Calibri"/>
           <w:w w:val="110"/>
         </w:rPr>
-        <w:t>v</w:t>
-      </w:r>
-      <w:r>
-        <w:rPr>
-          <w:rFonts w:ascii="Calibri" w:hAnsi="Calibri"/>
-          <w:w w:val="110"/>
-        </w:rPr>
-        <w:t>ớ</w:t>
-      </w:r>
-      <w:r>
-        <w:rPr>
-          <w:rFonts w:ascii="Calibri" w:hAnsi="Calibri"/>
-          <w:w w:val="110"/>
-        </w:rPr>
-        <w:t>i</w:t>
+        <w:t>với</w:t>
       </w:r>
       <w:r>
         <w:rPr>
@@ -409,21 +309,7 @@
           <w:rFonts w:ascii="Calibri" w:hAnsi="Calibri"/>
           <w:w w:val="110"/>
         </w:rPr>
-        <w:t>(ho</w:t>
-      </w:r>
-      <w:r>
-        <w:rPr>
-          <w:rFonts w:ascii="Calibri" w:hAnsi="Calibri"/>
-          <w:w w:val="110"/>
-        </w:rPr>
-        <w:t>ặ</w:t>
-      </w:r>
-      <w:r>
-        <w:rPr>
-          <w:rFonts w:ascii="Calibri" w:hAnsi="Calibri"/>
-          <w:w w:val="110"/>
-        </w:rPr>
-        <w:t>c</w:t>
+        <w:t>(hoặc</w:t>
       </w:r>
       <w:r>
         <w:rPr>
@@ -438,21 +324,7 @@
           <w:rFonts w:ascii="Calibri" w:hAnsi="Calibri"/>
           <w:w w:val="110"/>
         </w:rPr>
-        <w:t>b</w:t>
-      </w:r>
-      <w:r>
-        <w:rPr>
-          <w:rFonts w:ascii="Calibri" w:hAnsi="Calibri"/>
-          <w:w w:val="110"/>
-        </w:rPr>
-        <w:t>ấ</w:t>
-      </w:r>
-      <w:r>
-        <w:rPr>
-          <w:rFonts w:ascii="Calibri" w:hAnsi="Calibri"/>
-          <w:w w:val="110"/>
-        </w:rPr>
-        <w:t>t</w:t>
+        <w:t>bất</w:t>
       </w:r>
       <w:r>
         <w:rPr>
@@ -467,14 +339,7 @@
           <w:rFonts w:ascii="Calibri" w:hAnsi="Calibri"/>
           <w:w w:val="110"/>
         </w:rPr>
-        <w:t>k</w:t>
-      </w:r>
-      <w:r>
-        <w:rPr>
-          <w:rFonts w:ascii="Calibri" w:hAnsi="Calibri"/>
-          <w:w w:val="110"/>
-        </w:rPr>
-        <w:t>ỳ</w:t>
+        <w:t>kỳ</w:t>
       </w:r>
       <w:r>
         <w:rPr>
@@ -549,14 +414,7 @@
           <w:rFonts w:ascii="Calibri" w:hAnsi="Calibri"/>
           <w:w w:val="110"/>
         </w:rPr>
-        <w:t>s</w:t>
-      </w:r>
-      <w:r>
-        <w:rPr>
-          <w:rFonts w:ascii="Calibri" w:hAnsi="Calibri"/>
-          <w:w w:val="110"/>
-        </w:rPr>
-        <w:t>ử</w:t>
+        <w:t>sử</w:t>
       </w:r>
       <w:r>
         <w:rPr>
@@ -571,21 +429,7 @@
           <w:rFonts w:ascii="Calibri" w:hAnsi="Calibri"/>
           <w:w w:val="110"/>
         </w:rPr>
-        <w:t>d</w:t>
-      </w:r>
-      <w:r>
-        <w:rPr>
-          <w:rFonts w:ascii="Calibri" w:hAnsi="Calibri"/>
-          <w:w w:val="110"/>
-        </w:rPr>
-        <w:t>ụ</w:t>
-      </w:r>
-      <w:r>
-        <w:rPr>
-          <w:rFonts w:ascii="Calibri" w:hAnsi="Calibri"/>
-          <w:w w:val="110"/>
-        </w:rPr>
-        <w:t>ng</w:t>
+        <w:t>dụng</w:t>
       </w:r>
       <w:r>
         <w:rPr>
@@ -600,21 +444,7 @@
           <w:rFonts w:ascii="Calibri" w:hAnsi="Calibri"/>
           <w:w w:val="110"/>
         </w:rPr>
-        <w:t>m</w:t>
-      </w:r>
-      <w:r>
-        <w:rPr>
-          <w:rFonts w:ascii="Calibri" w:hAnsi="Calibri"/>
-          <w:w w:val="110"/>
-        </w:rPr>
-        <w:t>ộ</w:t>
-      </w:r>
-      <w:r>
-        <w:rPr>
-          <w:rFonts w:ascii="Calibri" w:hAnsi="Calibri"/>
-          <w:w w:val="110"/>
-        </w:rPr>
-        <w:t>t</w:t>
+        <w:t>một</w:t>
       </w:r>
       <w:r>
         <w:rPr>
@@ -644,49 +474,7 @@
           <w:rFonts w:ascii="Calibri" w:hAnsi="Calibri"/>
           <w:w w:val="110"/>
         </w:rPr>
-        <w:t>di</w:t>
-      </w:r>
-      <w:r>
-        <w:rPr>
-          <w:rFonts w:ascii="Calibri" w:hAnsi="Calibri"/>
-          <w:w w:val="110"/>
-        </w:rPr>
-        <w:t>ệ</w:t>
-      </w:r>
-      <w:r>
-        <w:rPr>
-          <w:rFonts w:ascii="Calibri" w:hAnsi="Calibri"/>
-          <w:w w:val="110"/>
-        </w:rPr>
-        <w:t>n (interface) chu</w:t>
-      </w:r>
-      <w:r>
-        <w:rPr>
-          <w:rFonts w:ascii="Calibri" w:hAnsi="Calibri"/>
-          <w:w w:val="110"/>
-        </w:rPr>
-        <w:t>ẩ</w:t>
-      </w:r>
-      <w:r>
-        <w:rPr>
-          <w:rFonts w:ascii="Calibri" w:hAnsi="Calibri"/>
-          <w:w w:val="110"/>
-        </w:rPr>
-        <w:t>n g</w:t>
-      </w:r>
-      <w:r>
-        <w:rPr>
-          <w:rFonts w:ascii="Calibri" w:hAnsi="Calibri"/>
-          <w:w w:val="110"/>
-        </w:rPr>
-        <w:t>ọ</w:t>
-      </w:r>
-      <w:r>
-        <w:rPr>
-          <w:rFonts w:ascii="Calibri" w:hAnsi="Calibri"/>
-          <w:w w:val="110"/>
-        </w:rPr>
-        <w:t xml:space="preserve">i là </w:t>
+        <w:t xml:space="preserve">diện (interface) chuẩn gọi là </w:t>
       </w:r>
       <w:r>
         <w:rPr>
@@ -717,21 +505,7 @@
           <w:rFonts w:ascii="Calibri" w:hAnsi="Calibri"/>
           <w:w w:val="110"/>
         </w:rPr>
-        <w:t>Lu</w:t>
-      </w:r>
-      <w:r>
-        <w:rPr>
-          <w:rFonts w:ascii="Calibri" w:hAnsi="Calibri"/>
-          <w:w w:val="110"/>
-        </w:rPr>
-        <w:t>ồ</w:t>
-      </w:r>
-      <w:r>
-        <w:rPr>
-          <w:rFonts w:ascii="Calibri" w:hAnsi="Calibri"/>
-          <w:w w:val="110"/>
-        </w:rPr>
-        <w:t>ng</w:t>
+        <w:t>Luồng</w:t>
       </w:r>
       <w:r>
         <w:rPr>
@@ -761,21 +535,7 @@
           <w:rFonts w:ascii="Calibri" w:hAnsi="Calibri"/>
           <w:w w:val="110"/>
         </w:rPr>
-        <w:t>vi</w:t>
-      </w:r>
-      <w:r>
-        <w:rPr>
-          <w:rFonts w:ascii="Calibri" w:hAnsi="Calibri"/>
-          <w:w w:val="110"/>
-        </w:rPr>
-        <w:t>ệ</w:t>
-      </w:r>
-      <w:r>
-        <w:rPr>
-          <w:rFonts w:ascii="Calibri" w:hAnsi="Calibri"/>
-          <w:w w:val="110"/>
-        </w:rPr>
-        <w:t>c</w:t>
+        <w:t>việc</w:t>
       </w:r>
       <w:r>
         <w:rPr>
@@ -790,21 +550,7 @@
           <w:rFonts w:ascii="Calibri" w:hAnsi="Calibri"/>
           <w:w w:val="110"/>
         </w:rPr>
-        <w:t>v</w:t>
-      </w:r>
-      <w:r>
-        <w:rPr>
-          <w:rFonts w:ascii="Calibri" w:hAnsi="Calibri"/>
-          <w:w w:val="110"/>
-        </w:rPr>
-        <w:t>ớ</w:t>
-      </w:r>
-      <w:r>
-        <w:rPr>
-          <w:rFonts w:ascii="Calibri" w:hAnsi="Calibri"/>
-          <w:w w:val="110"/>
-        </w:rPr>
-        <w:t>i</w:t>
+        <w:t>với</w:t>
       </w:r>
       <w:r>
         <w:rPr>
@@ -849,21 +595,7 @@
           <w:rFonts w:ascii="Calibri" w:hAnsi="Calibri"/>
           <w:w w:val="110"/>
         </w:rPr>
-        <w:t>g</w:t>
-      </w:r>
-      <w:r>
-        <w:rPr>
-          <w:rFonts w:ascii="Calibri" w:hAnsi="Calibri"/>
-          <w:w w:val="110"/>
-        </w:rPr>
-        <w:t>ồ</w:t>
-      </w:r>
-      <w:r>
-        <w:rPr>
-          <w:rFonts w:ascii="Calibri" w:hAnsi="Calibri"/>
-          <w:w w:val="110"/>
-        </w:rPr>
-        <w:t>m</w:t>
+        <w:t>gồm</w:t>
       </w:r>
       <w:r>
         <w:rPr>
@@ -894,23 +626,7 @@
           <w:spacing w:val="-2"/>
           <w:w w:val="110"/>
         </w:rPr>
-        <w:t>bư</w:t>
-      </w:r>
-      <w:r>
-        <w:rPr>
-          <w:rFonts w:ascii="Calibri" w:hAnsi="Calibri"/>
-          <w:spacing w:val="-2"/>
-          <w:w w:val="110"/>
-        </w:rPr>
-        <w:t>ớ</w:t>
-      </w:r>
-      <w:r>
-        <w:rPr>
-          <w:rFonts w:ascii="Calibri" w:hAnsi="Calibri"/>
-          <w:spacing w:val="-2"/>
-          <w:w w:val="110"/>
-        </w:rPr>
-        <w:t>c:</w:t>
+        <w:t>bước:</w:t>
       </w:r>
     </w:p>
     <w:p>
@@ -932,21 +648,7 @@
           <w:b/>
           <w:w w:val="110"/>
         </w:rPr>
-        <w:t>K</w:t>
-      </w:r>
-      <w:r>
-        <w:rPr>
-          <w:b/>
-          <w:w w:val="110"/>
-        </w:rPr>
-        <w:t>ế</w:t>
-      </w:r>
-      <w:r>
-        <w:rPr>
-          <w:b/>
-          <w:w w:val="110"/>
-        </w:rPr>
-        <w:t>t</w:t>
+        <w:t>Kết</w:t>
       </w:r>
       <w:r>
         <w:rPr>
@@ -961,21 +663,7 @@
           <w:b/>
           <w:w w:val="110"/>
         </w:rPr>
-        <w:t>n</w:t>
-      </w:r>
-      <w:r>
-        <w:rPr>
-          <w:b/>
-          <w:w w:val="110"/>
-        </w:rPr>
-        <w:t>ố</w:t>
-      </w:r>
-      <w:r>
-        <w:rPr>
-          <w:b/>
-          <w:w w:val="110"/>
-        </w:rPr>
-        <w:t>i</w:t>
+        <w:t>nối</w:t>
       </w:r>
       <w:r>
         <w:rPr>
@@ -1004,19 +692,7 @@
         <w:rPr>
           <w:w w:val="110"/>
         </w:rPr>
-        <w:t>T</w:t>
-      </w:r>
-      <w:r>
-        <w:rPr>
-          <w:w w:val="110"/>
-        </w:rPr>
-        <w:t>ạ</w:t>
-      </w:r>
-      <w:r>
-        <w:rPr>
-          <w:w w:val="110"/>
-        </w:rPr>
-        <w:t>o</w:t>
+        <w:t>Tạo</w:t>
       </w:r>
       <w:r>
         <w:rPr>
@@ -1029,19 +705,7 @@
         <w:rPr>
           <w:w w:val="110"/>
         </w:rPr>
-        <w:t>m</w:t>
-      </w:r>
-      <w:r>
-        <w:rPr>
-          <w:w w:val="110"/>
-        </w:rPr>
-        <w:t>ộ</w:t>
-      </w:r>
-      <w:r>
-        <w:rPr>
-          <w:w w:val="110"/>
-        </w:rPr>
-        <w:t>t</w:t>
+        <w:t>một</w:t>
       </w:r>
       <w:r>
         <w:rPr>
@@ -1054,19 +718,7 @@
         <w:rPr>
           <w:w w:val="110"/>
         </w:rPr>
-        <w:t>đ</w:t>
-      </w:r>
-      <w:r>
-        <w:rPr>
-          <w:w w:val="110"/>
-        </w:rPr>
-        <w:t>ố</w:t>
-      </w:r>
-      <w:r>
-        <w:rPr>
-          <w:w w:val="110"/>
-        </w:rPr>
-        <w:t>i</w:t>
+        <w:t>đối</w:t>
       </w:r>
       <w:r>
         <w:rPr>
@@ -1079,19 +731,7 @@
         <w:rPr>
           <w:w w:val="110"/>
         </w:rPr>
-        <w:t>tư</w:t>
-      </w:r>
-      <w:r>
-        <w:rPr>
-          <w:w w:val="110"/>
-        </w:rPr>
-        <w:t>ợ</w:t>
-      </w:r>
-      <w:r>
-        <w:rPr>
-          <w:w w:val="110"/>
-        </w:rPr>
-        <w:t>ng</w:t>
+        <w:t>tượng</w:t>
       </w:r>
       <w:r>
         <w:rPr>
@@ -1117,19 +757,7 @@
         <w:rPr>
           <w:w w:val="110"/>
         </w:rPr>
-        <w:t>m</w:t>
-      </w:r>
-      <w:r>
-        <w:rPr>
-          <w:w w:val="110"/>
-        </w:rPr>
-        <w:t>ớ</w:t>
-      </w:r>
-      <w:r>
-        <w:rPr>
-          <w:w w:val="110"/>
-        </w:rPr>
-        <w:t>i,</w:t>
+        <w:t>mới,</w:t>
       </w:r>
       <w:r>
         <w:rPr>
@@ -1155,19 +783,7 @@
         <w:rPr>
           <w:w w:val="110"/>
         </w:rPr>
-        <w:t>c</w:t>
-      </w:r>
-      <w:r>
-        <w:rPr>
-          <w:w w:val="110"/>
-        </w:rPr>
-        <w:t>ấ</w:t>
-      </w:r>
-      <w:r>
-        <w:rPr>
-          <w:w w:val="110"/>
-        </w:rPr>
-        <w:t>p</w:t>
+        <w:t>cấp</w:t>
       </w:r>
       <w:r>
         <w:rPr>
@@ -1206,19 +822,7 @@
         <w:rPr>
           <w:w w:val="110"/>
         </w:rPr>
-        <w:t>"chu</w:t>
-      </w:r>
-      <w:r>
-        <w:rPr>
-          <w:w w:val="110"/>
-        </w:rPr>
-        <w:t>ỗ</w:t>
-      </w:r>
-      <w:r>
-        <w:rPr>
-          <w:w w:val="110"/>
-        </w:rPr>
-        <w:t>i</w:t>
+        <w:t>"chuỗi</w:t>
       </w:r>
       <w:r>
         <w:rPr>
@@ -1231,19 +835,7 @@
         <w:rPr>
           <w:w w:val="110"/>
         </w:rPr>
-        <w:t>k</w:t>
-      </w:r>
-      <w:r>
-        <w:rPr>
-          <w:w w:val="110"/>
-        </w:rPr>
-        <w:t>ế</w:t>
-      </w:r>
-      <w:r>
-        <w:rPr>
-          <w:w w:val="110"/>
-        </w:rPr>
-        <w:t>t</w:t>
+        <w:t>kết</w:t>
       </w:r>
       <w:r>
         <w:rPr>
@@ -1256,19 +848,7 @@
         <w:rPr>
           <w:w w:val="110"/>
         </w:rPr>
-        <w:t>n</w:t>
-      </w:r>
-      <w:r>
-        <w:rPr>
-          <w:w w:val="110"/>
-        </w:rPr>
-        <w:t>ố</w:t>
-      </w:r>
-      <w:r>
-        <w:rPr>
-          <w:w w:val="110"/>
-        </w:rPr>
-        <w:t>i"</w:t>
+        <w:t>nối"</w:t>
       </w:r>
       <w:r>
         <w:rPr>
@@ -1281,19 +861,7 @@
         <w:rPr>
           <w:w w:val="110"/>
         </w:rPr>
-        <w:t>(DSN), username và password c</w:t>
-      </w:r>
-      <w:r>
-        <w:rPr>
-          <w:w w:val="110"/>
-        </w:rPr>
-        <w:t>ủ</w:t>
-      </w:r>
-      <w:r>
-        <w:rPr>
-          <w:w w:val="110"/>
-        </w:rPr>
-        <w:t>a CSDL.</w:t>
+        <w:t>(DSN), username và password của CSDL.</w:t>
       </w:r>
     </w:p>
     <w:p>
@@ -1314,21 +882,7 @@
           <w:b/>
           <w:w w:val="110"/>
         </w:rPr>
-        <w:t>Chu</w:t>
-      </w:r>
-      <w:r>
-        <w:rPr>
-          <w:b/>
-          <w:w w:val="110"/>
-        </w:rPr>
-        <w:t>ẩ</w:t>
-      </w:r>
-      <w:r>
-        <w:rPr>
-          <w:b/>
-          <w:w w:val="110"/>
-        </w:rPr>
-        <w:t>n</w:t>
+        <w:t>Chuẩn</w:t>
       </w:r>
       <w:r>
         <w:rPr>
@@ -1343,14 +897,7 @@
           <w:b/>
           <w:w w:val="110"/>
         </w:rPr>
-        <w:t>b</w:t>
-      </w:r>
-      <w:r>
-        <w:rPr>
-          <w:b/>
-          <w:w w:val="110"/>
-        </w:rPr>
-        <w:t>ị</w:t>
+        <w:t>bị</w:t>
       </w:r>
       <w:r>
         <w:rPr>
@@ -1379,19 +926,7 @@
         <w:rPr>
           <w:w w:val="110"/>
         </w:rPr>
-        <w:t>Vi</w:t>
-      </w:r>
-      <w:r>
-        <w:rPr>
-          <w:w w:val="110"/>
-        </w:rPr>
-        <w:t>ế</w:t>
-      </w:r>
-      <w:r>
-        <w:rPr>
-          <w:w w:val="110"/>
-        </w:rPr>
-        <w:t>t</w:t>
+        <w:t>Viết</w:t>
       </w:r>
       <w:r>
         <w:rPr>
@@ -1417,19 +952,7 @@
         <w:rPr>
           <w:w w:val="110"/>
         </w:rPr>
-        <w:t>l</w:t>
-      </w:r>
-      <w:r>
-        <w:rPr>
-          <w:w w:val="110"/>
-        </w:rPr>
-        <w:t>ệ</w:t>
-      </w:r>
-      <w:r>
-        <w:rPr>
-          <w:w w:val="110"/>
-        </w:rPr>
-        <w:t>nh</w:t>
+        <w:t>lệnh</w:t>
       </w:r>
       <w:r>
         <w:rPr>
@@ -1573,21 +1096,7 @@
           <w:spacing w:val="-5"/>
           <w:w w:val="110"/>
         </w:rPr>
-        <w:t>D</w:t>
-      </w:r>
-      <w:r>
-        <w:rPr>
-          <w:spacing w:val="-5"/>
-          <w:w w:val="110"/>
-        </w:rPr>
-        <w:t>ấ</w:t>
-      </w:r>
-      <w:r>
-        <w:rPr>
-          <w:spacing w:val="-5"/>
-          <w:w w:val="110"/>
-        </w:rPr>
-        <w:t>u</w:t>
+        <w:t>Dấu</w:t>
       </w:r>
     </w:p>
     <w:p>
@@ -1633,21 +1142,7 @@
           <w:rFonts w:ascii="Calibri" w:hAnsi="Calibri"/>
           <w:w w:val="110"/>
         </w:rPr>
-        <w:t>m</w:t>
-      </w:r>
-      <w:r>
-        <w:rPr>
-          <w:rFonts w:ascii="Calibri" w:hAnsi="Calibri"/>
-          <w:w w:val="110"/>
-        </w:rPr>
-        <w:t>ộ</w:t>
-      </w:r>
-      <w:r>
-        <w:rPr>
-          <w:rFonts w:ascii="Calibri" w:hAnsi="Calibri"/>
-          <w:w w:val="110"/>
-        </w:rPr>
-        <w:t>t</w:t>
+        <w:t>một</w:t>
       </w:r>
       <w:r>
         <w:rPr>
@@ -1694,14 +1189,7 @@
           <w:rFonts w:ascii="Calibri" w:hAnsi="Calibri"/>
           <w:w w:val="110"/>
         </w:rPr>
-        <w:t>gi</w:t>
-      </w:r>
-      <w:r>
-        <w:rPr>
-          <w:rFonts w:ascii="Calibri" w:hAnsi="Calibri"/>
-          <w:w w:val="110"/>
-        </w:rPr>
-        <w:t>ữ</w:t>
+        <w:t>giữ</w:t>
       </w:r>
       <w:r>
         <w:rPr>
@@ -1717,23 +1205,7 @@
           <w:spacing w:val="-4"/>
           <w:w w:val="110"/>
         </w:rPr>
-        <w:t>ch</w:t>
-      </w:r>
-      <w:r>
-        <w:rPr>
-          <w:rFonts w:ascii="Calibri" w:hAnsi="Calibri"/>
-          <w:spacing w:val="-4"/>
-          <w:w w:val="110"/>
-        </w:rPr>
-        <w:t>ỗ</w:t>
-      </w:r>
-      <w:r>
-        <w:rPr>
-          <w:rFonts w:ascii="Calibri" w:hAnsi="Calibri"/>
-          <w:spacing w:val="-4"/>
-          <w:w w:val="110"/>
-        </w:rPr>
-        <w:t>).</w:t>
+        <w:t>chỗ).</w:t>
       </w:r>
     </w:p>
     <w:p>
@@ -1754,19 +1226,7 @@
         <w:rPr>
           <w:b/>
         </w:rPr>
-        <w:t>Th</w:t>
-      </w:r>
-      <w:r>
-        <w:rPr>
-          <w:b/>
-        </w:rPr>
-        <w:t>ự</w:t>
-      </w:r>
-      <w:r>
-        <w:rPr>
-          <w:b/>
-        </w:rPr>
-        <w:t>c</w:t>
+        <w:t>Thực</w:t>
       </w:r>
       <w:r>
         <w:rPr>
@@ -1811,13 +1271,7 @@
         <w:t xml:space="preserve"> </w:t>
       </w:r>
       <w:r>
-        <w:t>(g</w:t>
-      </w:r>
-      <w:r>
-        <w:t>ắ</w:t>
-      </w:r>
-      <w:r>
-        <w:t>n)</w:t>
+        <w:t>(gắn)</w:t>
       </w:r>
       <w:r>
         <w:rPr>
@@ -1835,10 +1289,7 @@
         <w:t xml:space="preserve"> </w:t>
       </w:r>
       <w:r>
-        <w:t>tr</w:t>
-      </w:r>
-      <w:r>
-        <w:t>ị</w:t>
+        <w:t>trị</w:t>
       </w:r>
       <w:r>
         <w:rPr>
@@ -1847,13 +1298,7 @@
         <w:t xml:space="preserve"> </w:t>
       </w:r>
       <w:r>
-        <w:t>th</w:t>
-      </w:r>
-      <w:r>
-        <w:t>ậ</w:t>
-      </w:r>
-      <w:r>
-        <w:t>t</w:t>
+        <w:t>thật</w:t>
       </w:r>
       <w:r>
         <w:rPr>
@@ -1871,13 +1316,7 @@
         <w:t xml:space="preserve"> </w:t>
       </w:r>
       <w:r>
-        <w:t>d</w:t>
-      </w:r>
-      <w:r>
-        <w:t>ụ</w:t>
-      </w:r>
-      <w:r>
-        <w:t>:</w:t>
+        <w:t>dụ:</w:t>
       </w:r>
       <w:r>
         <w:rPr>
@@ -1949,13 +1388,7 @@
         <w:t xml:space="preserve"> </w:t>
       </w:r>
       <w:r>
-        <w:t>th</w:t>
-      </w:r>
-      <w:r>
-        <w:t>ự</w:t>
-      </w:r>
-      <w:r>
-        <w:t>c</w:t>
+        <w:t>thực</w:t>
       </w:r>
       <w:r>
         <w:rPr>
@@ -1970,19 +1403,7 @@
         <w:rPr>
           <w:w w:val="110"/>
         </w:rPr>
-        <w:t>câu l</w:t>
-      </w:r>
-      <w:r>
-        <w:rPr>
-          <w:w w:val="110"/>
-        </w:rPr>
-        <w:t>ệ</w:t>
-      </w:r>
-      <w:r>
-        <w:rPr>
-          <w:w w:val="110"/>
-        </w:rPr>
-        <w:t>nh.</w:t>
+        <w:t>câu lệnh.</w:t>
       </w:r>
     </w:p>
     <w:p>
@@ -2004,21 +1425,7 @@
           <w:b/>
           <w:w w:val="110"/>
         </w:rPr>
-        <w:t>L</w:t>
-      </w:r>
-      <w:r>
-        <w:rPr>
-          <w:b/>
-          <w:w w:val="110"/>
-        </w:rPr>
-        <w:t>ấ</w:t>
-      </w:r>
-      <w:r>
-        <w:rPr>
-          <w:b/>
-          <w:w w:val="110"/>
-        </w:rPr>
-        <w:t>y</w:t>
+        <w:t>Lấy</w:t>
       </w:r>
       <w:r>
         <w:rPr>
@@ -2033,21 +1440,7 @@
           <w:b/>
           <w:w w:val="110"/>
         </w:rPr>
-        <w:t>k</w:t>
-      </w:r>
-      <w:r>
-        <w:rPr>
-          <w:b/>
-          <w:w w:val="110"/>
-        </w:rPr>
-        <w:t>ế</w:t>
-      </w:r>
-      <w:r>
-        <w:rPr>
-          <w:b/>
-          <w:w w:val="110"/>
-        </w:rPr>
-        <w:t>t</w:t>
+        <w:t>kết</w:t>
       </w:r>
       <w:r>
         <w:rPr>
@@ -2062,14 +1455,7 @@
           <w:b/>
           <w:w w:val="110"/>
         </w:rPr>
-        <w:t>qu</w:t>
-      </w:r>
-      <w:r>
-        <w:rPr>
-          <w:b/>
-          <w:w w:val="110"/>
-        </w:rPr>
-        <w:t>ả</w:t>
+        <w:t>quả</w:t>
       </w:r>
       <w:r>
         <w:rPr>
@@ -2098,19 +1484,7 @@
         <w:rPr>
           <w:w w:val="110"/>
         </w:rPr>
-        <w:t>N</w:t>
-      </w:r>
-      <w:r>
-        <w:rPr>
-          <w:w w:val="110"/>
-        </w:rPr>
-        <w:t>ế</w:t>
-      </w:r>
-      <w:r>
-        <w:rPr>
-          <w:w w:val="110"/>
-        </w:rPr>
-        <w:t>u</w:t>
+        <w:t>Nếu</w:t>
       </w:r>
       <w:r>
         <w:rPr>
@@ -2188,19 +1562,7 @@
         <w:rPr>
           <w:w w:val="110"/>
         </w:rPr>
-        <w:t>(l</w:t>
-      </w:r>
-      <w:r>
-        <w:rPr>
-          <w:w w:val="110"/>
-        </w:rPr>
-        <w:t>ấ</w:t>
-      </w:r>
-      <w:r>
-        <w:rPr>
-          <w:w w:val="110"/>
-        </w:rPr>
-        <w:t>y</w:t>
+        <w:t>(lấy</w:t>
       </w:r>
       <w:r>
         <w:rPr>
@@ -2239,19 +1601,7 @@
         <w:rPr>
           <w:w w:val="110"/>
         </w:rPr>
-        <w:t>ho</w:t>
-      </w:r>
-      <w:r>
-        <w:rPr>
-          <w:w w:val="110"/>
-        </w:rPr>
-        <w:t>ặ</w:t>
-      </w:r>
-      <w:r>
-        <w:rPr>
-          <w:w w:val="110"/>
-        </w:rPr>
-        <w:t>c</w:t>
+        <w:t>hoặc</w:t>
       </w:r>
       <w:r>
         <w:rPr>
@@ -2277,91 +1627,7 @@
         <w:rPr>
           <w:w w:val="110"/>
         </w:rPr>
-        <w:t>(l</w:t>
-      </w:r>
-      <w:r>
-        <w:rPr>
-          <w:w w:val="110"/>
-        </w:rPr>
-        <w:t>ấ</w:t>
-      </w:r>
-      <w:r>
-        <w:rPr>
-          <w:w w:val="110"/>
-        </w:rPr>
-        <w:t>y t</w:t>
-      </w:r>
-      <w:r>
-        <w:rPr>
-          <w:w w:val="110"/>
-        </w:rPr>
-        <w:t>ấ</w:t>
-      </w:r>
-      <w:r>
-        <w:rPr>
-          <w:w w:val="110"/>
-        </w:rPr>
-        <w:t>t c</w:t>
-      </w:r>
-      <w:r>
-        <w:rPr>
-          <w:w w:val="110"/>
-        </w:rPr>
-        <w:t>ả</w:t>
-      </w:r>
-      <w:r>
-        <w:rPr>
-          <w:w w:val="110"/>
-        </w:rPr>
-        <w:t>) đ</w:t>
-      </w:r>
-      <w:r>
-        <w:rPr>
-          <w:w w:val="110"/>
-        </w:rPr>
-        <w:t>ể</w:t>
-      </w:r>
-      <w:r>
-        <w:rPr>
-          <w:w w:val="110"/>
-        </w:rPr>
-        <w:t xml:space="preserve"> nh</w:t>
-      </w:r>
-      <w:r>
-        <w:rPr>
-          <w:w w:val="110"/>
-        </w:rPr>
-        <w:t>ậ</w:t>
-      </w:r>
-      <w:r>
-        <w:rPr>
-          <w:w w:val="110"/>
-        </w:rPr>
-        <w:t>n d</w:t>
-      </w:r>
-      <w:r>
-        <w:rPr>
-          <w:w w:val="110"/>
-        </w:rPr>
-        <w:t>ữ</w:t>
-      </w:r>
-      <w:r>
-        <w:rPr>
-          <w:w w:val="110"/>
-        </w:rPr>
-        <w:t xml:space="preserve"> li</w:t>
-      </w:r>
-      <w:r>
-        <w:rPr>
-          <w:w w:val="110"/>
-        </w:rPr>
-        <w:t>ệ</w:t>
-      </w:r>
-      <w:r>
-        <w:rPr>
-          <w:w w:val="110"/>
-        </w:rPr>
-        <w:t>u.</w:t>
+        <w:t>(lấy tất cả) để nhận dữ liệu.</w:t>
       </w:r>
     </w:p>
     <w:p>
@@ -2378,23 +1644,7 @@
           <w:b/>
           <w:w w:val="105"/>
         </w:rPr>
-        <w:t>T</w:t>
-      </w:r>
-      <w:r>
-        <w:rPr>
-          <w:rFonts w:ascii="Calibri" w:hAnsi="Calibri"/>
-          <w:b/>
-          <w:w w:val="105"/>
-        </w:rPr>
-        <w:t>ạ</w:t>
-      </w:r>
-      <w:r>
-        <w:rPr>
-          <w:rFonts w:ascii="Calibri" w:hAnsi="Calibri"/>
-          <w:b/>
-          <w:w w:val="105"/>
-        </w:rPr>
-        <w:t>i</w:t>
+        <w:t>Tại</w:t>
       </w:r>
       <w:r>
         <w:rPr>
@@ -2479,23 +1729,7 @@
           <w:b/>
           <w:w w:val="105"/>
         </w:rPr>
-        <w:t>(d</w:t>
-      </w:r>
-      <w:r>
-        <w:rPr>
-          <w:rFonts w:ascii="Calibri" w:hAnsi="Calibri"/>
-          <w:b/>
-          <w:w w:val="105"/>
-        </w:rPr>
-        <w:t>ấ</w:t>
-      </w:r>
-      <w:r>
-        <w:rPr>
-          <w:rFonts w:ascii="Calibri" w:hAnsi="Calibri"/>
-          <w:b/>
-          <w:w w:val="105"/>
-        </w:rPr>
-        <w:t>u</w:t>
+        <w:t>(dấu</w:t>
       </w:r>
       <w:r>
         <w:rPr>
@@ -2574,23 +1808,7 @@
           <w:b/>
           <w:w w:val="105"/>
         </w:rPr>
-        <w:t>b</w:t>
-      </w:r>
-      <w:r>
-        <w:rPr>
-          <w:rFonts w:ascii="Calibri" w:hAnsi="Calibri"/>
-          <w:b/>
-          <w:w w:val="105"/>
-        </w:rPr>
-        <w:t>ắ</w:t>
-      </w:r>
-      <w:r>
-        <w:rPr>
-          <w:rFonts w:ascii="Calibri" w:hAnsi="Calibri"/>
-          <w:b/>
-          <w:w w:val="105"/>
-        </w:rPr>
-        <w:t>t</w:t>
+        <w:t>bắt</w:t>
       </w:r>
       <w:r>
         <w:rPr>
@@ -2607,23 +1825,7 @@
           <w:b/>
           <w:w w:val="105"/>
         </w:rPr>
-        <w:t>bu</w:t>
-      </w:r>
-      <w:r>
-        <w:rPr>
-          <w:rFonts w:ascii="Calibri" w:hAnsi="Calibri"/>
-          <w:b/>
-          <w:w w:val="105"/>
-        </w:rPr>
-        <w:t>ộ</w:t>
-      </w:r>
-      <w:r>
-        <w:rPr>
-          <w:rFonts w:ascii="Calibri" w:hAnsi="Calibri"/>
-          <w:b/>
-          <w:w w:val="105"/>
-        </w:rPr>
-        <w:t>c</w:t>
+        <w:t>buộc</w:t>
       </w:r>
       <w:r>
         <w:rPr>
@@ -2639,14 +1841,7 @@
           <w:rFonts w:ascii="Calibri" w:hAnsi="Calibri"/>
           <w:w w:val="105"/>
         </w:rPr>
-        <w:t>đ</w:t>
-      </w:r>
-      <w:r>
-        <w:rPr>
-          <w:rFonts w:ascii="Calibri" w:hAnsi="Calibri"/>
-          <w:w w:val="105"/>
-        </w:rPr>
-        <w:t>ể</w:t>
+        <w:t>để</w:t>
       </w:r>
       <w:r>
         <w:rPr>
@@ -2661,21 +1856,7 @@
           <w:rFonts w:ascii="Calibri" w:hAnsi="Calibri"/>
           <w:w w:val="105"/>
         </w:rPr>
-        <w:t>ch</w:t>
-      </w:r>
-      <w:r>
-        <w:rPr>
-          <w:rFonts w:ascii="Calibri" w:hAnsi="Calibri"/>
-          <w:w w:val="105"/>
-        </w:rPr>
-        <w:t>ố</w:t>
-      </w:r>
-      <w:r>
-        <w:rPr>
-          <w:rFonts w:ascii="Calibri" w:hAnsi="Calibri"/>
-          <w:w w:val="105"/>
-        </w:rPr>
-        <w:t>ng</w:t>
+        <w:t>chống</w:t>
       </w:r>
       <w:r>
         <w:rPr>
@@ -2690,21 +1871,7 @@
           <w:rFonts w:ascii="Calibri" w:hAnsi="Calibri"/>
           <w:w w:val="105"/>
         </w:rPr>
-        <w:t>l</w:t>
-      </w:r>
-      <w:r>
-        <w:rPr>
-          <w:rFonts w:ascii="Calibri" w:hAnsi="Calibri"/>
-          <w:w w:val="105"/>
-        </w:rPr>
-        <w:t>ạ</w:t>
-      </w:r>
-      <w:r>
-        <w:rPr>
-          <w:rFonts w:ascii="Calibri" w:hAnsi="Calibri"/>
-          <w:w w:val="105"/>
-        </w:rPr>
-        <w:t>i</w:t>
+        <w:t>lại</w:t>
       </w:r>
       <w:r>
         <w:rPr>
@@ -2719,21 +1886,7 @@
           <w:rFonts w:ascii="Calibri" w:hAnsi="Calibri"/>
           <w:w w:val="105"/>
         </w:rPr>
-        <w:t>m</w:t>
-      </w:r>
-      <w:r>
-        <w:rPr>
-          <w:rFonts w:ascii="Calibri" w:hAnsi="Calibri"/>
-          <w:w w:val="105"/>
-        </w:rPr>
-        <w:t>ộ</w:t>
-      </w:r>
-      <w:r>
-        <w:rPr>
-          <w:rFonts w:ascii="Calibri" w:hAnsi="Calibri"/>
-          <w:w w:val="105"/>
-        </w:rPr>
-        <w:t>t</w:t>
+        <w:t>một</w:t>
       </w:r>
       <w:r>
         <w:rPr>
@@ -2748,91 +1901,7 @@
           <w:rFonts w:ascii="Calibri" w:hAnsi="Calibri"/>
           <w:w w:val="105"/>
         </w:rPr>
-        <w:t>ki</w:t>
-      </w:r>
-      <w:r>
-        <w:rPr>
-          <w:rFonts w:ascii="Calibri" w:hAnsi="Calibri"/>
-          <w:w w:val="105"/>
-        </w:rPr>
-        <w:t>ể</w:t>
-      </w:r>
-      <w:r>
-        <w:rPr>
-          <w:rFonts w:ascii="Calibri" w:hAnsi="Calibri"/>
-          <w:w w:val="105"/>
-        </w:rPr>
-        <w:t>u t</w:t>
-      </w:r>
-      <w:r>
-        <w:rPr>
-          <w:rFonts w:ascii="Calibri" w:hAnsi="Calibri"/>
-          <w:w w:val="105"/>
-        </w:rPr>
-        <w:t>ấ</w:t>
-      </w:r>
-      <w:r>
-        <w:rPr>
-          <w:rFonts w:ascii="Calibri" w:hAnsi="Calibri"/>
-          <w:w w:val="105"/>
-        </w:rPr>
-        <w:t>n công c</w:t>
-      </w:r>
-      <w:r>
-        <w:rPr>
-          <w:rFonts w:ascii="Calibri" w:hAnsi="Calibri"/>
-          <w:w w:val="105"/>
-        </w:rPr>
-        <w:t>ự</w:t>
-      </w:r>
-      <w:r>
-        <w:rPr>
-          <w:rFonts w:ascii="Calibri" w:hAnsi="Calibri"/>
-          <w:w w:val="105"/>
-        </w:rPr>
-        <w:t>c k</w:t>
-      </w:r>
-      <w:r>
-        <w:rPr>
-          <w:rFonts w:ascii="Calibri" w:hAnsi="Calibri"/>
-          <w:w w:val="105"/>
-        </w:rPr>
-        <w:t>ỳ</w:t>
-      </w:r>
-      <w:r>
-        <w:rPr>
-          <w:rFonts w:ascii="Calibri" w:hAnsi="Calibri"/>
-          <w:w w:val="105"/>
-        </w:rPr>
-        <w:t xml:space="preserve"> ph</w:t>
-      </w:r>
-      <w:r>
-        <w:rPr>
-          <w:rFonts w:ascii="Calibri" w:hAnsi="Calibri"/>
-          <w:w w:val="105"/>
-        </w:rPr>
-        <w:t>ổ</w:t>
-      </w:r>
-      <w:r>
-        <w:rPr>
-          <w:rFonts w:ascii="Calibri" w:hAnsi="Calibri"/>
-          <w:w w:val="105"/>
-        </w:rPr>
-        <w:t xml:space="preserve"> bi</w:t>
-      </w:r>
-      <w:r>
-        <w:rPr>
-          <w:rFonts w:ascii="Calibri" w:hAnsi="Calibri"/>
-          <w:w w:val="105"/>
-        </w:rPr>
-        <w:t>ế</w:t>
-      </w:r>
-      <w:r>
-        <w:rPr>
-          <w:rFonts w:ascii="Calibri" w:hAnsi="Calibri"/>
-          <w:w w:val="105"/>
-        </w:rPr>
-        <w:t xml:space="preserve">n tên là </w:t>
+        <w:t xml:space="preserve">kiểu tấn công cực kỳ phổ biến tên là </w:t>
       </w:r>
       <w:r>
         <w:rPr>
@@ -2847,35 +1916,7 @@
           <w:rFonts w:ascii="Calibri" w:hAnsi="Calibri"/>
           <w:w w:val="105"/>
         </w:rPr>
-        <w:t>. Tuy</w:t>
-      </w:r>
-      <w:r>
-        <w:rPr>
-          <w:rFonts w:ascii="Calibri" w:hAnsi="Calibri"/>
-          <w:w w:val="105"/>
-        </w:rPr>
-        <w:t>ệ</w:t>
-      </w:r>
-      <w:r>
-        <w:rPr>
-          <w:rFonts w:ascii="Calibri" w:hAnsi="Calibri"/>
-          <w:w w:val="105"/>
-        </w:rPr>
-        <w:t>t đ</w:t>
-      </w:r>
-      <w:r>
-        <w:rPr>
-          <w:rFonts w:ascii="Calibri" w:hAnsi="Calibri"/>
-          <w:w w:val="105"/>
-        </w:rPr>
-        <w:t>ố</w:t>
-      </w:r>
-      <w:r>
-        <w:rPr>
-          <w:rFonts w:ascii="Calibri" w:hAnsi="Calibri"/>
-          <w:w w:val="105"/>
-        </w:rPr>
-        <w:t xml:space="preserve">i </w:t>
+        <w:t xml:space="preserve">. Tuyệt đối </w:t>
       </w:r>
       <w:r>
         <w:rPr>
@@ -2883,58 +1924,14 @@
           <w:b/>
           <w:w w:val="105"/>
         </w:rPr>
-        <w:t>không bao gi</w:t>
-      </w:r>
-      <w:r>
-        <w:rPr>
-          <w:rFonts w:ascii="Calibri" w:hAnsi="Calibri"/>
-          <w:b/>
-          <w:w w:val="105"/>
-        </w:rPr>
-        <w:t>ờ</w:t>
-      </w:r>
-      <w:r>
-        <w:rPr>
-          <w:rFonts w:ascii="Calibri" w:hAnsi="Calibri"/>
-          <w:b/>
-          <w:w w:val="105"/>
-        </w:rPr>
-        <w:t xml:space="preserve"> </w:t>
-      </w:r>
-      <w:r>
-        <w:rPr>
-          <w:rFonts w:ascii="Calibri" w:hAnsi="Calibri"/>
-          <w:w w:val="105"/>
-        </w:rPr>
-        <w:t>vi</w:t>
-      </w:r>
-      <w:r>
-        <w:rPr>
-          <w:rFonts w:ascii="Calibri" w:hAnsi="Calibri"/>
-          <w:w w:val="105"/>
-        </w:rPr>
-        <w:t>ế</w:t>
-      </w:r>
-      <w:r>
-        <w:rPr>
-          <w:rFonts w:ascii="Calibri" w:hAnsi="Calibri"/>
-          <w:w w:val="105"/>
-        </w:rPr>
-        <w:t>t code b</w:t>
-      </w:r>
-      <w:r>
-        <w:rPr>
-          <w:rFonts w:ascii="Calibri" w:hAnsi="Calibri"/>
-          <w:w w:val="105"/>
-        </w:rPr>
-        <w:t>ằ</w:t>
-      </w:r>
-      <w:r>
-        <w:rPr>
-          <w:rFonts w:ascii="Calibri" w:hAnsi="Calibri"/>
-          <w:w w:val="105"/>
-        </w:rPr>
-        <w:t>ng cách</w:t>
+        <w:t xml:space="preserve">không bao giờ </w:t>
+      </w:r>
+      <w:r>
+        <w:rPr>
+          <w:rFonts w:ascii="Calibri" w:hAnsi="Calibri"/>
+          <w:w w:val="105"/>
+        </w:rPr>
+        <w:t>viết code bằng cách</w:t>
       </w:r>
       <w:r>
         <w:rPr>
@@ -2949,21 +1946,7 @@
           <w:rFonts w:ascii="Calibri" w:hAnsi="Calibri"/>
           <w:w w:val="105"/>
         </w:rPr>
-        <w:t>c</w:t>
-      </w:r>
-      <w:r>
-        <w:rPr>
-          <w:rFonts w:ascii="Calibri" w:hAnsi="Calibri"/>
-          <w:w w:val="105"/>
-        </w:rPr>
-        <w:t>ộ</w:t>
-      </w:r>
-      <w:r>
-        <w:rPr>
-          <w:rFonts w:ascii="Calibri" w:hAnsi="Calibri"/>
-          <w:w w:val="105"/>
-        </w:rPr>
-        <w:t>ng</w:t>
+        <w:t>cộng</w:t>
       </w:r>
       <w:r>
         <w:rPr>
@@ -2978,21 +1961,7 @@
           <w:rFonts w:ascii="Calibri" w:hAnsi="Calibri"/>
           <w:w w:val="105"/>
         </w:rPr>
-        <w:t>chu</w:t>
-      </w:r>
-      <w:r>
-        <w:rPr>
-          <w:rFonts w:ascii="Calibri" w:hAnsi="Calibri"/>
-          <w:w w:val="105"/>
-        </w:rPr>
-        <w:t>ỗ</w:t>
-      </w:r>
-      <w:r>
-        <w:rPr>
-          <w:rFonts w:ascii="Calibri" w:hAnsi="Calibri"/>
-          <w:w w:val="105"/>
-        </w:rPr>
-        <w:t>i</w:t>
+        <w:t>chuỗi</w:t>
       </w:r>
       <w:r>
         <w:rPr>
@@ -3007,21 +1976,7 @@
           <w:rFonts w:ascii="Calibri" w:hAnsi="Calibri"/>
           <w:w w:val="105"/>
         </w:rPr>
-        <w:t>tr</w:t>
-      </w:r>
-      <w:r>
-        <w:rPr>
-          <w:rFonts w:ascii="Calibri" w:hAnsi="Calibri"/>
-          <w:w w:val="105"/>
-        </w:rPr>
-        <w:t>ự</w:t>
-      </w:r>
-      <w:r>
-        <w:rPr>
-          <w:rFonts w:ascii="Calibri" w:hAnsi="Calibri"/>
-          <w:w w:val="105"/>
-        </w:rPr>
-        <w:t>c</w:t>
+        <w:t>trực</w:t>
       </w:r>
       <w:r>
         <w:rPr>
@@ -3036,21 +1991,7 @@
           <w:rFonts w:ascii="Calibri" w:hAnsi="Calibri"/>
           <w:w w:val="105"/>
         </w:rPr>
-        <w:t>ti</w:t>
-      </w:r>
-      <w:r>
-        <w:rPr>
-          <w:rFonts w:ascii="Calibri" w:hAnsi="Calibri"/>
-          <w:w w:val="105"/>
-        </w:rPr>
-        <w:t>ế</w:t>
-      </w:r>
-      <w:r>
-        <w:rPr>
-          <w:rFonts w:ascii="Calibri" w:hAnsi="Calibri"/>
-          <w:w w:val="105"/>
-        </w:rPr>
-        <w:t>p</w:t>
+        <w:t>tiếp</w:t>
       </w:r>
       <w:r>
         <w:rPr>
@@ -3276,21 +2217,7 @@
           <w:rFonts w:ascii="Calibri" w:hAnsi="Calibri"/>
           <w:w w:val="110"/>
         </w:rPr>
-        <w:t>(C</w:t>
-      </w:r>
-      <w:r>
-        <w:rPr>
-          <w:rFonts w:ascii="Calibri" w:hAnsi="Calibri"/>
-          <w:w w:val="110"/>
-        </w:rPr>
-        <w:t>Ự</w:t>
-      </w:r>
-      <w:r>
-        <w:rPr>
-          <w:rFonts w:ascii="Calibri" w:hAnsi="Calibri"/>
-          <w:w w:val="110"/>
-        </w:rPr>
-        <w:t>C</w:t>
+        <w:t>(CỰC</w:t>
       </w:r>
       <w:r>
         <w:rPr>
@@ -3305,14 +2232,7 @@
           <w:rFonts w:ascii="Calibri" w:hAnsi="Calibri"/>
           <w:w w:val="110"/>
         </w:rPr>
-        <w:t>K</w:t>
-      </w:r>
-      <w:r>
-        <w:rPr>
-          <w:rFonts w:ascii="Calibri" w:hAnsi="Calibri"/>
-          <w:w w:val="110"/>
-        </w:rPr>
-        <w:t>Ỳ</w:t>
+        <w:t>KỲ</w:t>
       </w:r>
       <w:r>
         <w:rPr>
@@ -3343,23 +2263,7 @@
           <w:spacing w:val="-2"/>
           <w:w w:val="110"/>
         </w:rPr>
-        <w:t>HI</w:t>
-      </w:r>
-      <w:r>
-        <w:rPr>
-          <w:rFonts w:ascii="Calibri" w:hAnsi="Calibri"/>
-          <w:spacing w:val="-2"/>
-          <w:w w:val="110"/>
-        </w:rPr>
-        <w:t>Ể</w:t>
-      </w:r>
-      <w:r>
-        <w:rPr>
-          <w:rFonts w:ascii="Calibri" w:hAnsi="Calibri"/>
-          <w:spacing w:val="-2"/>
-          <w:w w:val="110"/>
-        </w:rPr>
-        <w:t>M!)</w:t>
+        <w:t>HIỂM!)</w:t>
       </w:r>
     </w:p>
     <w:p>
@@ -3379,25 +2283,39 @@
           <w:spacing w:val="-2"/>
           <w:w w:val="110"/>
         </w:rPr>
-        <w:t>Nhi</w:t>
+        <w:t>Nhiệm</w:t>
+      </w:r>
+      <w:r>
+        <w:rPr>
+          <w:spacing w:val="-7"/>
+          <w:w w:val="110"/>
+        </w:rPr>
+        <w:t xml:space="preserve"> </w:t>
       </w:r>
       <w:r>
         <w:rPr>
           <w:spacing w:val="-2"/>
           <w:w w:val="110"/>
         </w:rPr>
-        <w:t>ệ</w:t>
+        <w:t>vụ</w:t>
+      </w:r>
+      <w:r>
+        <w:rPr>
+          <w:spacing w:val="-7"/>
+          <w:w w:val="110"/>
+        </w:rPr>
+        <w:t xml:space="preserve"> </w:t>
       </w:r>
       <w:r>
         <w:rPr>
           <w:spacing w:val="-2"/>
           <w:w w:val="110"/>
         </w:rPr>
-        <w:t>m</w:t>
-      </w:r>
-      <w:r>
-        <w:rPr>
-          <w:spacing w:val="-7"/>
+        <w:t>Thực</w:t>
+      </w:r>
+      <w:r>
+        <w:rPr>
+          <w:spacing w:val="-6"/>
           <w:w w:val="110"/>
         </w:rPr>
         <w:t xml:space="preserve"> </w:t>
@@ -3407,18 +2325,25 @@
           <w:spacing w:val="-2"/>
           <w:w w:val="110"/>
         </w:rPr>
-        <w:t>v</w:t>
+        <w:t>hành</w:t>
+      </w:r>
+      <w:r>
+        <w:rPr>
+          <w:spacing w:val="-5"/>
+          <w:w w:val="110"/>
+        </w:rPr>
+        <w:t xml:space="preserve"> </w:t>
       </w:r>
       <w:r>
         <w:rPr>
           <w:spacing w:val="-2"/>
           <w:w w:val="110"/>
         </w:rPr>
-        <w:t>ụ</w:t>
-      </w:r>
-      <w:r>
-        <w:rPr>
-          <w:spacing w:val="-7"/>
+        <w:t>(BẮT</w:t>
+      </w:r>
+      <w:r>
+        <w:rPr>
+          <w:spacing w:val="-6"/>
           <w:w w:val="110"/>
         </w:rPr>
         <w:t xml:space="preserve"> </w:t>
@@ -3428,91 +2353,7 @@
           <w:spacing w:val="-2"/>
           <w:w w:val="110"/>
         </w:rPr>
-        <w:t>Th</w:t>
-      </w:r>
-      <w:r>
-        <w:rPr>
-          <w:spacing w:val="-2"/>
-          <w:w w:val="110"/>
-        </w:rPr>
-        <w:t>ự</w:t>
-      </w:r>
-      <w:r>
-        <w:rPr>
-          <w:spacing w:val="-2"/>
-          <w:w w:val="110"/>
-        </w:rPr>
-        <w:t>c</w:t>
-      </w:r>
-      <w:r>
-        <w:rPr>
-          <w:spacing w:val="-6"/>
-          <w:w w:val="110"/>
-        </w:rPr>
-        <w:t xml:space="preserve"> </w:t>
-      </w:r>
-      <w:r>
-        <w:rPr>
-          <w:spacing w:val="-2"/>
-          <w:w w:val="110"/>
-        </w:rPr>
-        <w:t>hành</w:t>
-      </w:r>
-      <w:r>
-        <w:rPr>
-          <w:spacing w:val="-5"/>
-          <w:w w:val="110"/>
-        </w:rPr>
-        <w:t xml:space="preserve"> </w:t>
-      </w:r>
-      <w:r>
-        <w:rPr>
-          <w:spacing w:val="-2"/>
-          <w:w w:val="110"/>
-        </w:rPr>
-        <w:t>(B</w:t>
-      </w:r>
-      <w:r>
-        <w:rPr>
-          <w:spacing w:val="-2"/>
-          <w:w w:val="110"/>
-        </w:rPr>
-        <w:t>Ắ</w:t>
-      </w:r>
-      <w:r>
-        <w:rPr>
-          <w:spacing w:val="-2"/>
-          <w:w w:val="110"/>
-        </w:rPr>
-        <w:t>T</w:t>
-      </w:r>
-      <w:r>
-        <w:rPr>
-          <w:spacing w:val="-6"/>
-          <w:w w:val="110"/>
-        </w:rPr>
-        <w:t xml:space="preserve"> </w:t>
-      </w:r>
-      <w:r>
-        <w:rPr>
-          <w:spacing w:val="-2"/>
-          <w:w w:val="110"/>
-        </w:rPr>
-        <w:t>BU</w:t>
-      </w:r>
-      <w:r>
-        <w:rPr>
-          <w:spacing w:val="-2"/>
-          <w:w w:val="110"/>
-        </w:rPr>
-        <w:t>Ộ</w:t>
-      </w:r>
-      <w:r>
-        <w:rPr>
-          <w:spacing w:val="-2"/>
-          <w:w w:val="110"/>
-        </w:rPr>
-        <w:t>C)</w:t>
+        <w:t>BUỘC)</w:t>
       </w:r>
     </w:p>
     <w:p>
@@ -3528,21 +2369,7 @@
           <w:rFonts w:ascii="Calibri" w:hAnsi="Calibri"/>
           <w:b/>
         </w:rPr>
-        <w:t>K</w:t>
-      </w:r>
-      <w:r>
-        <w:rPr>
-          <w:rFonts w:ascii="Calibri" w:hAnsi="Calibri"/>
-          <w:b/>
-        </w:rPr>
-        <w:t>ị</w:t>
-      </w:r>
-      <w:r>
-        <w:rPr>
-          <w:rFonts w:ascii="Calibri" w:hAnsi="Calibri"/>
-          <w:b/>
-        </w:rPr>
-        <w:t>ch</w:t>
+        <w:t>Kịch</w:t>
       </w:r>
       <w:r>
         <w:rPr>
@@ -3557,21 +2384,7 @@
           <w:rFonts w:ascii="Calibri" w:hAnsi="Calibri"/>
           <w:b/>
         </w:rPr>
-        <w:t>b</w:t>
-      </w:r>
-      <w:r>
-        <w:rPr>
-          <w:rFonts w:ascii="Calibri" w:hAnsi="Calibri"/>
-          <w:b/>
-        </w:rPr>
-        <w:t>ả</w:t>
-      </w:r>
-      <w:r>
-        <w:rPr>
-          <w:rFonts w:ascii="Calibri" w:hAnsi="Calibri"/>
-          <w:b/>
-        </w:rPr>
-        <w:t>n:</w:t>
+        <w:t>bản:</w:t>
       </w:r>
       <w:r>
         <w:rPr>
@@ -3598,19 +2411,7 @@
         <w:rPr>
           <w:rFonts w:ascii="Calibri" w:hAnsi="Calibri"/>
         </w:rPr>
-        <w:t>d</w:t>
-      </w:r>
-      <w:r>
-        <w:rPr>
-          <w:rFonts w:ascii="Calibri" w:hAnsi="Calibri"/>
-        </w:rPr>
-        <w:t>ự</w:t>
-      </w:r>
-      <w:r>
-        <w:rPr>
-          <w:rFonts w:ascii="Calibri" w:hAnsi="Calibri"/>
-        </w:rPr>
-        <w:t>ng</w:t>
+        <w:t>dựng</w:t>
       </w:r>
       <w:r>
         <w:rPr>
@@ -3623,19 +2424,7 @@
         <w:rPr>
           <w:rFonts w:ascii="Calibri" w:hAnsi="Calibri"/>
         </w:rPr>
-        <w:t>m</w:t>
-      </w:r>
-      <w:r>
-        <w:rPr>
-          <w:rFonts w:ascii="Calibri" w:hAnsi="Calibri"/>
-        </w:rPr>
-        <w:t>ộ</w:t>
-      </w:r>
-      <w:r>
-        <w:rPr>
-          <w:rFonts w:ascii="Calibri" w:hAnsi="Calibri"/>
-        </w:rPr>
-        <w:t>t</w:t>
+        <w:t>một</w:t>
       </w:r>
       <w:r>
         <w:rPr>
@@ -3726,19 +2515,7 @@
         <w:rPr>
           <w:rFonts w:ascii="Calibri" w:hAnsi="Calibri"/>
         </w:rPr>
-        <w:t>gi</w:t>
-      </w:r>
-      <w:r>
-        <w:rPr>
-          <w:rFonts w:ascii="Calibri" w:hAnsi="Calibri"/>
-        </w:rPr>
-        <w:t>ả</w:t>
-      </w:r>
-      <w:r>
-        <w:rPr>
-          <w:rFonts w:ascii="Calibri" w:hAnsi="Calibri"/>
-        </w:rPr>
-        <w:t>n.</w:t>
+        <w:t>giản.</w:t>
       </w:r>
       <w:r>
         <w:rPr>
@@ -3804,21 +2581,7 @@
           <w:rFonts w:ascii="Calibri" w:hAnsi="Calibri"/>
           <w:spacing w:val="-4"/>
         </w:rPr>
-        <w:t>b</w:t>
-      </w:r>
-      <w:r>
-        <w:rPr>
-          <w:rFonts w:ascii="Calibri" w:hAnsi="Calibri"/>
-          <w:spacing w:val="-4"/>
-        </w:rPr>
-        <w:t>ạ</w:t>
-      </w:r>
-      <w:r>
-        <w:rPr>
-          <w:rFonts w:ascii="Calibri" w:hAnsi="Calibri"/>
-          <w:spacing w:val="-4"/>
-        </w:rPr>
-        <w:t>n:</w:t>
+        <w:t>bạn:</w:t>
       </w:r>
     </w:p>
     <w:p>
@@ -3877,19 +2640,7 @@
         <w:rPr>
           <w:w w:val="110"/>
         </w:rPr>
-        <w:t>m</w:t>
-      </w:r>
-      <w:r>
-        <w:rPr>
-          <w:w w:val="110"/>
-        </w:rPr>
-        <w:t>ớ</w:t>
-      </w:r>
-      <w:r>
-        <w:rPr>
-          <w:w w:val="110"/>
-        </w:rPr>
-        <w:t>i</w:t>
+        <w:t>mới</w:t>
       </w:r>
       <w:r>
         <w:rPr>
@@ -3961,19 +2712,7 @@
         <w:rPr>
           <w:w w:val="110"/>
         </w:rPr>
-        <w:t>Hi</w:t>
-      </w:r>
-      <w:r>
-        <w:rPr>
-          <w:w w:val="110"/>
-        </w:rPr>
-        <w:t>ể</w:t>
-      </w:r>
-      <w:r>
-        <w:rPr>
-          <w:w w:val="110"/>
-        </w:rPr>
-        <w:t>n</w:t>
+        <w:t>Hiển</w:t>
       </w:r>
       <w:r>
         <w:rPr>
@@ -3986,13 +2725,7 @@
         <w:rPr>
           <w:w w:val="110"/>
         </w:rPr>
-        <w:t>th</w:t>
-      </w:r>
-      <w:r>
-        <w:rPr>
-          <w:w w:val="110"/>
-        </w:rPr>
-        <w:t>ị</w:t>
+        <w:t>thị</w:t>
       </w:r>
       <w:r>
         <w:rPr>
@@ -4018,13 +2751,7 @@
         <w:rPr>
           <w:w w:val="110"/>
         </w:rPr>
-        <w:t>b</w:t>
-      </w:r>
-      <w:r>
-        <w:rPr>
-          <w:w w:val="110"/>
-        </w:rPr>
-        <w:t>ộ</w:t>
+        <w:t>bộ</w:t>
       </w:r>
       <w:r>
         <w:rPr>
@@ -4332,19 +3059,7 @@
         <w:rPr>
           <w:w w:val="110"/>
         </w:rPr>
-        <w:t>Thi</w:t>
-      </w:r>
-      <w:r>
-        <w:rPr>
-          <w:w w:val="110"/>
-        </w:rPr>
-        <w:t>ế</w:t>
-      </w:r>
-      <w:r>
-        <w:rPr>
-          <w:w w:val="110"/>
-        </w:rPr>
-        <w:t>t</w:t>
+        <w:t>Thiết</w:t>
       </w:r>
       <w:r>
         <w:rPr>
@@ -4357,19 +3072,7 @@
         <w:rPr>
           <w:w w:val="110"/>
         </w:rPr>
-        <w:t>l</w:t>
-      </w:r>
-      <w:r>
-        <w:rPr>
-          <w:w w:val="110"/>
-        </w:rPr>
-        <w:t>ậ</w:t>
-      </w:r>
-      <w:r>
-        <w:rPr>
-          <w:w w:val="110"/>
-        </w:rPr>
-        <w:t>p</w:t>
+        <w:t>lập</w:t>
       </w:r>
       <w:r>
         <w:rPr>
@@ -4395,19 +3098,7 @@
         <w:rPr>
           <w:w w:val="110"/>
         </w:rPr>
-        <w:t>đ</w:t>
-      </w:r>
-      <w:r>
-        <w:rPr>
-          <w:w w:val="110"/>
-        </w:rPr>
-        <w:t>ầ</w:t>
-      </w:r>
-      <w:r>
-        <w:rPr>
-          <w:w w:val="110"/>
-        </w:rPr>
-        <w:t>u</w:t>
+        <w:t>đầu</w:t>
       </w:r>
       <w:r>
         <w:rPr>
@@ -4420,19 +3111,7 @@
         <w:rPr>
           <w:w w:val="110"/>
         </w:rPr>
-        <w:t>(B</w:t>
-      </w:r>
-      <w:r>
-        <w:rPr>
-          <w:w w:val="110"/>
-        </w:rPr>
-        <w:t>ắ</w:t>
-      </w:r>
-      <w:r>
-        <w:rPr>
-          <w:w w:val="110"/>
-        </w:rPr>
-        <w:t>t</w:t>
+        <w:t>(Bắt</w:t>
       </w:r>
       <w:r>
         <w:rPr>
@@ -4446,21 +3125,7 @@
           <w:spacing w:val="-2"/>
           <w:w w:val="110"/>
         </w:rPr>
-        <w:t>bu</w:t>
-      </w:r>
-      <w:r>
-        <w:rPr>
-          <w:spacing w:val="-2"/>
-          <w:w w:val="110"/>
-        </w:rPr>
-        <w:t>ộ</w:t>
-      </w:r>
-      <w:r>
-        <w:rPr>
-          <w:spacing w:val="-2"/>
-          <w:w w:val="110"/>
-        </w:rPr>
-        <w:t>c)</w:t>
+        <w:t>buộc)</w:t>
       </w:r>
     </w:p>
     <w:p>
@@ -4480,13 +3145,7 @@
         <w:rPr>
           <w:spacing w:val="-7"/>
         </w:rPr>
-        <w:t>M</w:t>
-      </w:r>
-      <w:r>
-        <w:rPr>
-          <w:spacing w:val="-7"/>
-        </w:rPr>
-        <w:t>ở</w:t>
+        <w:t>Mở</w:t>
       </w:r>
       <w:r>
         <w:rPr>
@@ -4525,19 +3184,7 @@
         <w:rPr>
           <w:w w:val="110"/>
         </w:rPr>
-        <w:t>T</w:t>
-      </w:r>
-      <w:r>
-        <w:rPr>
-          <w:w w:val="110"/>
-        </w:rPr>
-        <w:t>ạ</w:t>
-      </w:r>
-      <w:r>
-        <w:rPr>
-          <w:w w:val="110"/>
-        </w:rPr>
-        <w:t>o</w:t>
+        <w:t>Tạo</w:t>
       </w:r>
       <w:r>
         <w:rPr>
@@ -4550,19 +3197,7 @@
         <w:rPr>
           <w:w w:val="110"/>
         </w:rPr>
-        <w:t>m</w:t>
-      </w:r>
-      <w:r>
-        <w:rPr>
-          <w:w w:val="110"/>
-        </w:rPr>
-        <w:t>ộ</w:t>
-      </w:r>
-      <w:r>
-        <w:rPr>
-          <w:w w:val="110"/>
-        </w:rPr>
-        <w:t>t</w:t>
+        <w:t>một</w:t>
       </w:r>
       <w:r>
         <w:rPr>
@@ -4588,19 +3223,7 @@
         <w:rPr>
           <w:w w:val="110"/>
         </w:rPr>
-        <w:t>m</w:t>
-      </w:r>
-      <w:r>
-        <w:rPr>
-          <w:w w:val="110"/>
-        </w:rPr>
-        <w:t>ớ</w:t>
-      </w:r>
-      <w:r>
-        <w:rPr>
-          <w:w w:val="110"/>
-        </w:rPr>
-        <w:t>i</w:t>
+        <w:t>mới</w:t>
       </w:r>
       <w:r>
         <w:rPr>
@@ -4660,19 +3283,7 @@
         <w:rPr>
           <w:w w:val="110"/>
         </w:rPr>
-        <w:t>Ch</w:t>
-      </w:r>
-      <w:r>
-        <w:rPr>
-          <w:w w:val="110"/>
-        </w:rPr>
-        <w:t>ọ</w:t>
-      </w:r>
-      <w:r>
-        <w:rPr>
-          <w:w w:val="110"/>
-        </w:rPr>
-        <w:t>n</w:t>
+        <w:t>Chọn</w:t>
       </w:r>
       <w:r>
         <w:rPr>
@@ -4711,13 +3322,7 @@
         <w:rPr>
           <w:w w:val="110"/>
         </w:rPr>
-        <w:t>m</w:t>
-      </w:r>
-      <w:r>
-        <w:rPr>
-          <w:w w:val="110"/>
-        </w:rPr>
-        <w:t>ở</w:t>
+        <w:t>mở</w:t>
       </w:r>
       <w:r>
         <w:rPr>
@@ -4771,19 +3376,7 @@
         <w:rPr>
           <w:w w:val="110"/>
         </w:rPr>
-        <w:t>ch</w:t>
-      </w:r>
-      <w:r>
-        <w:rPr>
-          <w:w w:val="110"/>
-        </w:rPr>
-        <w:t>ạ</w:t>
-      </w:r>
-      <w:r>
-        <w:rPr>
-          <w:w w:val="110"/>
-        </w:rPr>
-        <w:t>y</w:t>
+        <w:t>chạy</w:t>
       </w:r>
       <w:r>
         <w:rPr>
@@ -4796,19 +3389,7 @@
         <w:rPr>
           <w:w w:val="110"/>
         </w:rPr>
-        <w:t>l</w:t>
-      </w:r>
-      <w:r>
-        <w:rPr>
-          <w:w w:val="110"/>
-        </w:rPr>
-        <w:t>ệ</w:t>
-      </w:r>
-      <w:r>
-        <w:rPr>
-          <w:w w:val="110"/>
-        </w:rPr>
-        <w:t>nh</w:t>
+        <w:t>lệnh</w:t>
       </w:r>
       <w:r>
         <w:rPr>
@@ -4834,13 +3415,7 @@
         <w:rPr>
           <w:w w:val="110"/>
         </w:rPr>
-        <w:t>đ</w:t>
-      </w:r>
-      <w:r>
-        <w:rPr>
-          <w:w w:val="110"/>
-        </w:rPr>
-        <w:t>ể</w:t>
+        <w:t>để</w:t>
       </w:r>
       <w:r>
         <w:rPr>
@@ -4853,19 +3428,7 @@
         <w:rPr>
           <w:w w:val="110"/>
         </w:rPr>
-        <w:t>t</w:t>
-      </w:r>
-      <w:r>
-        <w:rPr>
-          <w:w w:val="110"/>
-        </w:rPr>
-        <w:t>ạ</w:t>
-      </w:r>
-      <w:r>
-        <w:rPr>
-          <w:w w:val="110"/>
-        </w:rPr>
-        <w:t>o</w:t>
+        <w:t>tạo</w:t>
       </w:r>
       <w:r>
         <w:rPr>
@@ -4878,19 +3441,7 @@
         <w:rPr>
           <w:w w:val="110"/>
         </w:rPr>
-        <w:t>b</w:t>
-      </w:r>
-      <w:r>
-        <w:rPr>
-          <w:w w:val="110"/>
-        </w:rPr>
-        <w:t>ả</w:t>
-      </w:r>
-      <w:r>
-        <w:rPr>
-          <w:w w:val="110"/>
-        </w:rPr>
-        <w:t xml:space="preserve">ng: </w:t>
+        <w:t xml:space="preserve">bảng: </w:t>
       </w:r>
       <w:r>
         <w:rPr>
@@ -5763,19 +4314,7 @@
         <w:rPr>
           <w:w w:val="110"/>
         </w:rPr>
-        <w:t>Kh</w:t>
-      </w:r>
-      <w:r>
-        <w:rPr>
-          <w:w w:val="110"/>
-        </w:rPr>
-        <w:t>ở</w:t>
-      </w:r>
-      <w:r>
-        <w:rPr>
-          <w:w w:val="110"/>
-        </w:rPr>
-        <w:t>i</w:t>
+        <w:t>Khởi</w:t>
       </w:r>
       <w:r>
         <w:rPr>
@@ -5788,19 +4327,7 @@
         <w:rPr>
           <w:w w:val="110"/>
         </w:rPr>
-        <w:t>đ</w:t>
-      </w:r>
-      <w:r>
-        <w:rPr>
-          <w:w w:val="110"/>
-        </w:rPr>
-        <w:t>ầ</w:t>
-      </w:r>
-      <w:r>
-        <w:rPr>
-          <w:w w:val="110"/>
-        </w:rPr>
-        <w:t>u</w:t>
+        <w:t>đầu</w:t>
       </w:r>
       <w:r>
         <w:rPr>
@@ -5842,19 +4369,7 @@
         <w:rPr>
           <w:rFonts w:ascii="Calibri" w:hAnsi="Calibri"/>
         </w:rPr>
-        <w:t>T</w:t>
-      </w:r>
-      <w:r>
-        <w:rPr>
-          <w:rFonts w:ascii="Calibri" w:hAnsi="Calibri"/>
-        </w:rPr>
-        <w:t>ạ</w:t>
-      </w:r>
-      <w:r>
-        <w:rPr>
-          <w:rFonts w:ascii="Calibri" w:hAnsi="Calibri"/>
-        </w:rPr>
-        <w:t>o</w:t>
+        <w:t>Tạo</w:t>
       </w:r>
       <w:r>
         <w:rPr>
@@ -5880,19 +4395,7 @@
         <w:rPr>
           <w:rFonts w:ascii="Calibri" w:hAnsi="Calibri"/>
         </w:rPr>
-        <w:t>t</w:t>
-      </w:r>
-      <w:r>
-        <w:rPr>
-          <w:rFonts w:ascii="Calibri" w:hAnsi="Calibri"/>
-        </w:rPr>
-        <w:t>ệ</w:t>
-      </w:r>
-      <w:r>
-        <w:rPr>
-          <w:rFonts w:ascii="Calibri" w:hAnsi="Calibri"/>
-        </w:rPr>
-        <w:t>p</w:t>
+        <w:t>tệp</w:t>
       </w:r>
       <w:r>
         <w:rPr>
@@ -5944,19 +4447,7 @@
         <w:rPr>
           <w:rFonts w:ascii="Calibri" w:hAnsi="Calibri"/>
         </w:rPr>
-        <w:t>m</w:t>
-      </w:r>
-      <w:r>
-        <w:rPr>
-          <w:rFonts w:ascii="Calibri" w:hAnsi="Calibri"/>
-        </w:rPr>
-        <w:t>ụ</w:t>
-      </w:r>
-      <w:r>
-        <w:rPr>
-          <w:rFonts w:ascii="Calibri" w:hAnsi="Calibri"/>
-        </w:rPr>
-        <w:t>c</w:t>
+        <w:t>mục</w:t>
       </w:r>
       <w:r>
         <w:rPr>
@@ -5982,19 +4473,7 @@
         <w:rPr>
           <w:rFonts w:ascii="Calibri" w:hAnsi="Calibri"/>
         </w:rPr>
-        <w:t>c</w:t>
-      </w:r>
-      <w:r>
-        <w:rPr>
-          <w:rFonts w:ascii="Calibri" w:hAnsi="Calibri"/>
-        </w:rPr>
-        <w:t>ủ</w:t>
-      </w:r>
-      <w:r>
-        <w:rPr>
-          <w:rFonts w:ascii="Calibri" w:hAnsi="Calibri"/>
-        </w:rPr>
-        <w:t>a</w:t>
+        <w:t>của</w:t>
       </w:r>
       <w:r>
         <w:rPr>
@@ -6163,19 +4642,7 @@
         <w:rPr>
           <w:w w:val="105"/>
         </w:rPr>
-        <w:t>THI</w:t>
-      </w:r>
-      <w:r>
-        <w:rPr>
-          <w:w w:val="105"/>
-        </w:rPr>
-        <w:t>Ế</w:t>
-      </w:r>
-      <w:r>
-        <w:rPr>
-          <w:w w:val="105"/>
-        </w:rPr>
-        <w:t>T</w:t>
+        <w:t>THIẾT</w:t>
       </w:r>
       <w:r>
         <w:rPr>
@@ -6188,19 +4655,7 @@
         <w:rPr>
           <w:w w:val="105"/>
         </w:rPr>
-        <w:t>L</w:t>
-      </w:r>
-      <w:r>
-        <w:rPr>
-          <w:w w:val="105"/>
-        </w:rPr>
-        <w:t>Ậ</w:t>
-      </w:r>
-      <w:r>
-        <w:rPr>
-          <w:w w:val="105"/>
-        </w:rPr>
-        <w:t>P</w:t>
+        <w:t>LẬP</w:t>
       </w:r>
       <w:r>
         <w:rPr>
@@ -6213,19 +4668,7 @@
         <w:rPr>
           <w:w w:val="105"/>
         </w:rPr>
-        <w:t>K</w:t>
-      </w:r>
-      <w:r>
-        <w:rPr>
-          <w:w w:val="105"/>
-        </w:rPr>
-        <w:t>Ế</w:t>
-      </w:r>
-      <w:r>
-        <w:rPr>
-          <w:w w:val="105"/>
-        </w:rPr>
-        <w:t>T</w:t>
+        <w:t>KẾT</w:t>
       </w:r>
       <w:r>
         <w:rPr>
@@ -6238,19 +4681,7 @@
         <w:rPr>
           <w:w w:val="105"/>
         </w:rPr>
-        <w:t>N</w:t>
-      </w:r>
-      <w:r>
-        <w:rPr>
-          <w:w w:val="105"/>
-        </w:rPr>
-        <w:t>Ố</w:t>
-      </w:r>
-      <w:r>
-        <w:rPr>
-          <w:w w:val="105"/>
-        </w:rPr>
-        <w:t>I</w:t>
+        <w:t>NỐI</w:t>
       </w:r>
       <w:r>
         <w:rPr>
@@ -6342,19 +4773,7 @@
         <w:rPr>
           <w:w w:val="105"/>
         </w:rPr>
-        <w:t>ho</w:t>
-      </w:r>
-      <w:r>
-        <w:rPr>
-          <w:w w:val="105"/>
-        </w:rPr>
-        <w:t>ặ</w:t>
-      </w:r>
-      <w:r>
-        <w:rPr>
-          <w:w w:val="105"/>
-        </w:rPr>
-        <w:t>c</w:t>
+        <w:t>hoặc</w:t>
       </w:r>
       <w:r>
         <w:rPr>
@@ -6459,19 +4878,7 @@
         <w:rPr>
           <w:w w:val="105"/>
         </w:rPr>
-        <w:t>b</w:t>
-      </w:r>
-      <w:r>
-        <w:rPr>
-          <w:w w:val="105"/>
-        </w:rPr>
-        <w:t>ạ</w:t>
-      </w:r>
-      <w:r>
-        <w:rPr>
-          <w:w w:val="105"/>
-        </w:rPr>
-        <w:t>n</w:t>
+        <w:t>bạn</w:t>
       </w:r>
       <w:r>
         <w:rPr>
@@ -6484,19 +4891,7 @@
         <w:rPr>
           <w:w w:val="105"/>
         </w:rPr>
-        <w:t>v</w:t>
-      </w:r>
-      <w:r>
-        <w:rPr>
-          <w:w w:val="105"/>
-        </w:rPr>
-        <w:t>ừ</w:t>
-      </w:r>
-      <w:r>
-        <w:rPr>
-          <w:w w:val="105"/>
-        </w:rPr>
-        <w:t>a</w:t>
+        <w:t>vừa</w:t>
       </w:r>
       <w:r>
         <w:rPr>
@@ -6510,21 +4905,7 @@
           <w:spacing w:val="-5"/>
           <w:w w:val="105"/>
         </w:rPr>
-        <w:t>t</w:t>
-      </w:r>
-      <w:r>
-        <w:rPr>
-          <w:spacing w:val="-5"/>
-          <w:w w:val="105"/>
-        </w:rPr>
-        <w:t>ạ</w:t>
-      </w:r>
-      <w:r>
-        <w:rPr>
-          <w:spacing w:val="-5"/>
-          <w:w w:val="105"/>
-        </w:rPr>
-        <w:t>o</w:t>
+        <w:t>tạo</w:t>
       </w:r>
     </w:p>
     <w:p>
@@ -6602,19 +4983,7 @@
         <w:rPr>
           <w:w w:val="105"/>
         </w:rPr>
-        <w:t>m</w:t>
-      </w:r>
-      <w:r>
-        <w:rPr>
-          <w:w w:val="105"/>
-        </w:rPr>
-        <w:t>ặ</w:t>
-      </w:r>
-      <w:r>
-        <w:rPr>
-          <w:w w:val="105"/>
-        </w:rPr>
-        <w:t>c</w:t>
+        <w:t>mặc</w:t>
       </w:r>
       <w:r>
         <w:rPr>
@@ -6627,19 +4996,7 @@
         <w:rPr>
           <w:w w:val="105"/>
         </w:rPr>
-        <w:t>đ</w:t>
-      </w:r>
-      <w:r>
-        <w:rPr>
-          <w:w w:val="105"/>
-        </w:rPr>
-        <w:t>ị</w:t>
-      </w:r>
-      <w:r>
-        <w:rPr>
-          <w:w w:val="105"/>
-        </w:rPr>
-        <w:t>nh</w:t>
+        <w:t>định</w:t>
       </w:r>
       <w:r>
         <w:rPr>
@@ -6652,19 +5009,7 @@
         <w:rPr>
           <w:w w:val="105"/>
         </w:rPr>
-        <w:t>c</w:t>
-      </w:r>
-      <w:r>
-        <w:rPr>
-          <w:w w:val="105"/>
-        </w:rPr>
-        <w:t>ủ</w:t>
-      </w:r>
-      <w:r>
-        <w:rPr>
-          <w:w w:val="105"/>
-        </w:rPr>
-        <w:t>a</w:t>
+        <w:t>của</w:t>
       </w:r>
       <w:r>
         <w:rPr>
@@ -6756,19 +5101,7 @@
         <w:rPr>
           <w:w w:val="105"/>
         </w:rPr>
-        <w:t>m</w:t>
-      </w:r>
-      <w:r>
-        <w:rPr>
-          <w:w w:val="105"/>
-        </w:rPr>
-        <w:t>ặ</w:t>
-      </w:r>
-      <w:r>
-        <w:rPr>
-          <w:w w:val="105"/>
-        </w:rPr>
-        <w:t>c</w:t>
+        <w:t>mặc</w:t>
       </w:r>
       <w:r>
         <w:rPr>
@@ -6781,19 +5114,7 @@
         <w:rPr>
           <w:w w:val="105"/>
         </w:rPr>
-        <w:t>đ</w:t>
-      </w:r>
-      <w:r>
-        <w:rPr>
-          <w:w w:val="105"/>
-        </w:rPr>
-        <w:t>ị</w:t>
-      </w:r>
-      <w:r>
-        <w:rPr>
-          <w:w w:val="105"/>
-        </w:rPr>
-        <w:t>nh</w:t>
+        <w:t>định</w:t>
       </w:r>
       <w:r>
         <w:rPr>
@@ -6806,19 +5127,7 @@
         <w:rPr>
           <w:w w:val="105"/>
         </w:rPr>
-        <w:t>c</w:t>
-      </w:r>
-      <w:r>
-        <w:rPr>
-          <w:w w:val="105"/>
-        </w:rPr>
-        <w:t>ủ</w:t>
-      </w:r>
-      <w:r>
-        <w:rPr>
-          <w:w w:val="105"/>
-        </w:rPr>
-        <w:t>a</w:t>
+        <w:t>của</w:t>
       </w:r>
       <w:r>
         <w:rPr>
@@ -6845,21 +5154,7 @@
           <w:spacing w:val="-2"/>
           <w:w w:val="105"/>
         </w:rPr>
-        <w:t>(r</w:t>
-      </w:r>
-      <w:r>
-        <w:rPr>
-          <w:spacing w:val="-2"/>
-          <w:w w:val="105"/>
-        </w:rPr>
-        <w:t>ỗ</w:t>
-      </w:r>
-      <w:r>
-        <w:rPr>
-          <w:spacing w:val="-2"/>
-          <w:w w:val="105"/>
-        </w:rPr>
-        <w:t>ng)</w:t>
+        <w:t>(rỗng)</w:t>
       </w:r>
     </w:p>
     <w:p>
@@ -6948,19 +5243,7 @@
         <w:t xml:space="preserve"> </w:t>
       </w:r>
       <w:r>
-        <w:t>TODO 1: T</w:t>
-      </w:r>
-      <w:r>
-        <w:t>ạ</w:t>
-      </w:r>
-      <w:r>
-        <w:t>o đ</w:t>
-      </w:r>
-      <w:r>
-        <w:t>ố</w:t>
-      </w:r>
-      <w:r>
-        <w:t>i</w:t>
+        <w:t>TODO 1: Tạo đối</w:t>
       </w:r>
       <w:r>
         <w:rPr>
@@ -6969,13 +5252,7 @@
         <w:t xml:space="preserve"> </w:t>
       </w:r>
       <w:r>
-        <w:t>tff</w:t>
-      </w:r>
-      <w:r>
-        <w:t>ợ</w:t>
-      </w:r>
-      <w:r>
-        <w:t>ng</w:t>
+        <w:t>tffợng</w:t>
       </w:r>
       <w:r>
         <w:rPr>
@@ -6993,10 +5270,7 @@
         <w:t xml:space="preserve"> </w:t>
       </w:r>
       <w:r>
-        <w:t>đ</w:t>
-      </w:r>
-      <w:r>
-        <w:t>ể</w:t>
+        <w:t>để</w:t>
       </w:r>
       <w:r>
         <w:rPr>
@@ -7005,13 +5279,7 @@
         <w:t xml:space="preserve"> </w:t>
       </w:r>
       <w:r>
-        <w:t>k</w:t>
-      </w:r>
-      <w:r>
-        <w:t>ế</w:t>
-      </w:r>
-      <w:r>
-        <w:t>t</w:t>
+        <w:t>kết</w:t>
       </w:r>
       <w:r>
         <w:rPr>
@@ -7020,13 +5288,7 @@
         <w:t xml:space="preserve"> </w:t>
       </w:r>
       <w:r>
-        <w:t>n</w:t>
-      </w:r>
-      <w:r>
-        <w:t>ố</w:t>
-      </w:r>
-      <w:r>
-        <w:t>i</w:t>
+        <w:t>nối</w:t>
       </w:r>
       <w:r>
         <w:rPr>
@@ -7064,19 +5326,7 @@
         <w:rPr>
           <w:w w:val="105"/>
         </w:rPr>
-        <w:t>G</w:t>
-      </w:r>
-      <w:r>
-        <w:rPr>
-          <w:w w:val="105"/>
-        </w:rPr>
-        <w:t>ợ</w:t>
-      </w:r>
-      <w:r>
-        <w:rPr>
-          <w:w w:val="105"/>
-        </w:rPr>
-        <w:t>i</w:t>
+        <w:t>Gợi</w:t>
       </w:r>
       <w:r>
         <w:rPr>
@@ -7283,19 +5533,7 @@
         <w:rPr>
           <w:w w:val="105"/>
         </w:rPr>
-        <w:t>"K</w:t>
-      </w:r>
-      <w:r>
-        <w:rPr>
-          <w:w w:val="105"/>
-        </w:rPr>
-        <w:t>ế</w:t>
-      </w:r>
-      <w:r>
-        <w:rPr>
-          <w:w w:val="105"/>
-        </w:rPr>
-        <w:t>t</w:t>
+        <w:t>"Kết</w:t>
       </w:r>
       <w:r>
         <w:rPr>
@@ -7308,19 +5546,7 @@
         <w:rPr>
           <w:w w:val="105"/>
         </w:rPr>
-        <w:t>n</w:t>
-      </w:r>
-      <w:r>
-        <w:rPr>
-          <w:w w:val="105"/>
-        </w:rPr>
-        <w:t>ố</w:t>
-      </w:r>
-      <w:r>
-        <w:rPr>
-          <w:w w:val="105"/>
-        </w:rPr>
-        <w:t>i</w:t>
+        <w:t>nối</w:t>
       </w:r>
       <w:r>
         <w:rPr>
@@ -7372,13 +5598,7 @@
         <w:rPr>
           <w:w w:val="105"/>
         </w:rPr>
-        <w:t>(B</w:t>
-      </w:r>
-      <w:r>
-        <w:rPr>
-          <w:w w:val="105"/>
-        </w:rPr>
-        <w:t>ỏ</w:t>
+        <w:t>(Bỏ</w:t>
       </w:r>
       <w:r>
         <w:rPr>
@@ -7404,13 +5624,7 @@
         <w:rPr>
           <w:w w:val="105"/>
         </w:rPr>
-        <w:t>đ</w:t>
-      </w:r>
-      <w:r>
-        <w:rPr>
-          <w:w w:val="105"/>
-        </w:rPr>
-        <w:t>ể</w:t>
+        <w:t>để</w:t>
       </w:r>
       <w:r>
         <w:rPr>
@@ -7503,19 +5717,7 @@
         <w:rPr>
           <w:w w:val="105"/>
         </w:rPr>
-        <w:t>die("K</w:t>
-      </w:r>
-      <w:r>
-        <w:rPr>
-          <w:w w:val="105"/>
-        </w:rPr>
-        <w:t>ế</w:t>
-      </w:r>
-      <w:r>
-        <w:rPr>
-          <w:w w:val="105"/>
-        </w:rPr>
-        <w:t>t</w:t>
+        <w:t>die("Kết</w:t>
       </w:r>
       <w:r>
         <w:rPr>
@@ -7528,19 +5730,7 @@
         <w:rPr>
           <w:w w:val="105"/>
         </w:rPr>
-        <w:t>n</w:t>
-      </w:r>
-      <w:r>
-        <w:rPr>
-          <w:w w:val="105"/>
-        </w:rPr>
-        <w:t>ố</w:t>
-      </w:r>
-      <w:r>
-        <w:rPr>
-          <w:w w:val="105"/>
-        </w:rPr>
-        <w:t>i</w:t>
+        <w:t>nối</w:t>
       </w:r>
       <w:r>
         <w:rPr>
@@ -7553,19 +5743,7 @@
         <w:rPr>
           <w:w w:val="105"/>
         </w:rPr>
-        <w:t>th</w:t>
-      </w:r>
-      <w:r>
-        <w:rPr>
-          <w:w w:val="105"/>
-        </w:rPr>
-        <w:t>ấ</w:t>
-      </w:r>
-      <w:r>
-        <w:rPr>
-          <w:w w:val="105"/>
-        </w:rPr>
-        <w:t>t</w:t>
+        <w:t>thất</w:t>
       </w:r>
       <w:r>
         <w:rPr>
@@ -7578,19 +5756,7 @@
         <w:rPr>
           <w:w w:val="105"/>
         </w:rPr>
-        <w:t>b</w:t>
-      </w:r>
-      <w:r>
-        <w:rPr>
-          <w:w w:val="105"/>
-        </w:rPr>
-        <w:t>ạ</w:t>
-      </w:r>
-      <w:r>
-        <w:rPr>
-          <w:w w:val="105"/>
-        </w:rPr>
-        <w:t>i:</w:t>
+        <w:t>bại:</w:t>
       </w:r>
       <w:r>
         <w:rPr>
@@ -7755,13 +5921,7 @@
         <w:rPr>
           <w:w w:val="105"/>
         </w:rPr>
-        <w:t>(X</w:t>
-      </w:r>
-      <w:r>
-        <w:rPr>
-          <w:w w:val="105"/>
-        </w:rPr>
-        <w:t>Ử</w:t>
+        <w:t>(XỬ</w:t>
       </w:r>
       <w:r>
         <w:rPr>
@@ -7866,19 +6026,7 @@
         <w:rPr>
           <w:w w:val="105"/>
         </w:rPr>
-        <w:t>Ki</w:t>
-      </w:r>
-      <w:r>
-        <w:rPr>
-          <w:w w:val="105"/>
-        </w:rPr>
-        <w:t>ể</w:t>
-      </w:r>
-      <w:r>
-        <w:rPr>
-          <w:w w:val="105"/>
-        </w:rPr>
-        <w:t>m</w:t>
+        <w:t>Kiểm</w:t>
       </w:r>
       <w:r>
         <w:rPr>
@@ -7943,19 +6091,7 @@
         <w:rPr>
           <w:w w:val="105"/>
         </w:rPr>
-        <w:t>đff</w:t>
-      </w:r>
-      <w:r>
-        <w:rPr>
-          <w:w w:val="105"/>
-        </w:rPr>
-        <w:t>ợ</w:t>
-      </w:r>
-      <w:r>
-        <w:rPr>
-          <w:w w:val="105"/>
-        </w:rPr>
-        <w:t>c</w:t>
+        <w:t>đffợc</w:t>
       </w:r>
       <w:r>
         <w:rPr>
@@ -7968,19 +6104,7 @@
         <w:rPr>
           <w:w w:val="105"/>
         </w:rPr>
-        <w:t>g</w:t>
-      </w:r>
-      <w:r>
-        <w:rPr>
-          <w:w w:val="105"/>
-        </w:rPr>
-        <w:t>ử</w:t>
-      </w:r>
-      <w:r>
-        <w:rPr>
-          <w:w w:val="105"/>
-        </w:rPr>
-        <w:t>i</w:t>
+        <w:t>gửi</w:t>
       </w:r>
       <w:r>
         <w:rPr>
@@ -8091,19 +6215,7 @@
         <w:rPr>
           <w:w w:val="105"/>
         </w:rPr>
-        <w:t>G</w:t>
-      </w:r>
-      <w:r>
-        <w:rPr>
-          <w:w w:val="105"/>
-        </w:rPr>
-        <w:t>ợ</w:t>
-      </w:r>
-      <w:r>
-        <w:rPr>
-          <w:w w:val="105"/>
-        </w:rPr>
-        <w:t>i</w:t>
+        <w:t>Gợi</w:t>
       </w:r>
       <w:r>
         <w:rPr>
@@ -8271,19 +6383,7 @@
         <w:rPr>
           <w:w w:val="105"/>
         </w:rPr>
-        <w:t>L</w:t>
-      </w:r>
-      <w:r>
-        <w:rPr>
-          <w:w w:val="105"/>
-        </w:rPr>
-        <w:t>ấ</w:t>
-      </w:r>
-      <w:r>
-        <w:rPr>
-          <w:w w:val="105"/>
-        </w:rPr>
-        <w:t>y</w:t>
+        <w:t>Lấy</w:t>
       </w:r>
       <w:r>
         <w:rPr>
@@ -8296,13 +6396,7 @@
         <w:rPr>
           <w:w w:val="105"/>
         </w:rPr>
-        <w:t>d</w:t>
-      </w:r>
-      <w:r>
-        <w:rPr>
-          <w:w w:val="105"/>
-        </w:rPr>
-        <w:t>ữ</w:t>
+        <w:t>dữ</w:t>
       </w:r>
       <w:r>
         <w:rPr>
@@ -8315,19 +6409,7 @@
         <w:rPr>
           <w:w w:val="105"/>
         </w:rPr>
-        <w:t>li</w:t>
-      </w:r>
-      <w:r>
-        <w:rPr>
-          <w:w w:val="105"/>
-        </w:rPr>
-        <w:t>ệ</w:t>
-      </w:r>
-      <w:r>
-        <w:rPr>
-          <w:w w:val="105"/>
-        </w:rPr>
-        <w:t>u</w:t>
+        <w:t>liệu</w:t>
       </w:r>
       <w:r>
         <w:rPr>
@@ -8379,13 +6461,7 @@
         <w:rPr>
           <w:w w:val="105"/>
         </w:rPr>
-        <w:t>t</w:t>
-      </w:r>
-      <w:r>
-        <w:rPr>
-          <w:w w:val="105"/>
-        </w:rPr>
-        <w:t>ừ</w:t>
+        <w:t>từ</w:t>
       </w:r>
       <w:r>
         <w:rPr>
@@ -8541,19 +6617,7 @@
         <w:rPr>
           <w:w w:val="105"/>
         </w:rPr>
-        <w:t>Vi</w:t>
-      </w:r>
-      <w:r>
-        <w:rPr>
-          <w:w w:val="105"/>
-        </w:rPr>
-        <w:t>ế</w:t>
-      </w:r>
-      <w:r>
-        <w:rPr>
-          <w:w w:val="105"/>
-        </w:rPr>
-        <w:t>t</w:t>
+        <w:t>Viết</w:t>
       </w:r>
       <w:r>
         <w:rPr>
@@ -8579,19 +6643,7 @@
         <w:rPr>
           <w:w w:val="105"/>
         </w:rPr>
-        <w:t>l</w:t>
-      </w:r>
-      <w:r>
-        <w:rPr>
-          <w:w w:val="105"/>
-        </w:rPr>
-        <w:t>ệ</w:t>
-      </w:r>
-      <w:r>
-        <w:rPr>
-          <w:w w:val="105"/>
-        </w:rPr>
-        <w:t>nh</w:t>
+        <w:t>lệnh</w:t>
       </w:r>
       <w:r>
         <w:rPr>
@@ -8630,19 +6682,7 @@
         <w:rPr>
           <w:w w:val="105"/>
         </w:rPr>
-        <w:t>v</w:t>
-      </w:r>
-      <w:r>
-        <w:rPr>
-          <w:w w:val="105"/>
-        </w:rPr>
-        <w:t>ớ</w:t>
-      </w:r>
-      <w:r>
-        <w:rPr>
-          <w:w w:val="105"/>
-        </w:rPr>
-        <w:t>i</w:t>
+        <w:t>với</w:t>
       </w:r>
       <w:r>
         <w:rPr>
@@ -8694,19 +6734,7 @@
         <w:rPr>
           <w:w w:val="105"/>
         </w:rPr>
-        <w:t>d</w:t>
-      </w:r>
-      <w:r>
-        <w:rPr>
-          <w:w w:val="105"/>
-        </w:rPr>
-        <w:t>ấ</w:t>
-      </w:r>
-      <w:r>
-        <w:rPr>
-          <w:w w:val="105"/>
-        </w:rPr>
-        <w:t>u</w:t>
+        <w:t>dấu</w:t>
       </w:r>
       <w:r>
         <w:rPr>
@@ -9087,19 +7115,7 @@
         <w:rPr>
           <w:w w:val="105"/>
         </w:rPr>
-        <w:t>Chu</w:t>
-      </w:r>
-      <w:r>
-        <w:rPr>
-          <w:w w:val="105"/>
-        </w:rPr>
-        <w:t>ẩ</w:t>
-      </w:r>
-      <w:r>
-        <w:rPr>
-          <w:w w:val="105"/>
-        </w:rPr>
-        <w:t>n</w:t>
+        <w:t>Chuẩn</w:t>
       </w:r>
       <w:r>
         <w:rPr>
@@ -9112,13 +7128,7 @@
         <w:rPr>
           <w:w w:val="105"/>
         </w:rPr>
-        <w:t>b</w:t>
-      </w:r>
-      <w:r>
-        <w:rPr>
-          <w:w w:val="105"/>
-        </w:rPr>
-        <w:t>ị</w:t>
+        <w:t>bị</w:t>
       </w:r>
       <w:r>
         <w:rPr>
@@ -9157,19 +7167,7 @@
         <w:rPr>
           <w:w w:val="105"/>
         </w:rPr>
-        <w:t>th</w:t>
-      </w:r>
-      <w:r>
-        <w:rPr>
-          <w:w w:val="105"/>
-        </w:rPr>
-        <w:t>ự</w:t>
-      </w:r>
-      <w:r>
-        <w:rPr>
-          <w:w w:val="105"/>
-        </w:rPr>
-        <w:t>c</w:t>
+        <w:t>thực</w:t>
       </w:r>
       <w:r>
         <w:rPr>
@@ -9222,21 +7220,7 @@
           <w:spacing w:val="-4"/>
           <w:w w:val="105"/>
         </w:rPr>
-        <w:t>l</w:t>
-      </w:r>
-      <w:r>
-        <w:rPr>
-          <w:spacing w:val="-4"/>
-          <w:w w:val="105"/>
-        </w:rPr>
-        <w:t>ệ</w:t>
-      </w:r>
-      <w:r>
-        <w:rPr>
-          <w:spacing w:val="-4"/>
-          <w:w w:val="105"/>
-        </w:rPr>
-        <w:t>nh</w:t>
+        <w:t>lệnh</w:t>
       </w:r>
     </w:p>
     <w:p>
@@ -9262,19 +7246,7 @@
         <w:rPr>
           <w:w w:val="105"/>
         </w:rPr>
-        <w:t>G</w:t>
-      </w:r>
-      <w:r>
-        <w:rPr>
-          <w:w w:val="105"/>
-        </w:rPr>
-        <w:t>ợ</w:t>
-      </w:r>
-      <w:r>
-        <w:rPr>
-          <w:w w:val="105"/>
-        </w:rPr>
-        <w:t>i</w:t>
+        <w:t>Gợi</w:t>
       </w:r>
       <w:r>
         <w:rPr>
@@ -9359,19 +7331,7 @@
         <w:rPr>
           <w:w w:val="105"/>
         </w:rPr>
-        <w:t>G</w:t>
-      </w:r>
-      <w:r>
-        <w:rPr>
-          <w:w w:val="105"/>
-        </w:rPr>
-        <w:t>ợ</w:t>
-      </w:r>
-      <w:r>
-        <w:rPr>
-          <w:w w:val="105"/>
-        </w:rPr>
-        <w:t>i</w:t>
+        <w:t>Gợi</w:t>
       </w:r>
       <w:r>
         <w:rPr>
@@ -9486,19 +7446,7 @@
         <w:rPr>
           <w:w w:val="105"/>
         </w:rPr>
-        <w:t>ch</w:t>
-      </w:r>
-      <w:r>
-        <w:rPr>
-          <w:w w:val="105"/>
-        </w:rPr>
-        <w:t>ọ</w:t>
-      </w:r>
-      <w:r>
-        <w:rPr>
-          <w:w w:val="105"/>
-        </w:rPr>
-        <w:t>n)</w:t>
+        <w:t>chọn)</w:t>
       </w:r>
       <w:r>
         <w:rPr>
@@ -9511,19 +7459,7 @@
         <w:rPr>
           <w:w w:val="105"/>
         </w:rPr>
-        <w:t>Chuy</w:t>
-      </w:r>
-      <w:r>
-        <w:rPr>
-          <w:w w:val="105"/>
-        </w:rPr>
-        <w:t>ể</w:t>
-      </w:r>
-      <w:r>
-        <w:rPr>
-          <w:w w:val="105"/>
-        </w:rPr>
-        <w:t>n</w:t>
+        <w:t>Chuyển</w:t>
       </w:r>
       <w:r>
         <w:rPr>
@@ -9536,19 +7472,7 @@
         <w:rPr>
           <w:w w:val="105"/>
         </w:rPr>
-        <w:t>hff</w:t>
-      </w:r>
-      <w:r>
-        <w:rPr>
-          <w:w w:val="105"/>
-        </w:rPr>
-        <w:t>ớ</w:t>
-      </w:r>
-      <w:r>
-        <w:rPr>
-          <w:w w:val="105"/>
-        </w:rPr>
-        <w:t>ng</w:t>
+        <w:t>hffớng</w:t>
       </w:r>
       <w:r>
         <w:rPr>
@@ -9561,13 +7485,7 @@
         <w:rPr>
           <w:w w:val="105"/>
         </w:rPr>
-        <w:t>v</w:t>
-      </w:r>
-      <w:r>
-        <w:rPr>
-          <w:w w:val="105"/>
-        </w:rPr>
-        <w:t>ề</w:t>
+        <w:t>về</w:t>
       </w:r>
       <w:r>
         <w:rPr>
@@ -9619,13 +7537,7 @@
         <w:rPr>
           <w:w w:val="105"/>
         </w:rPr>
-        <w:t>đ</w:t>
-      </w:r>
-      <w:r>
-        <w:rPr>
-          <w:w w:val="105"/>
-        </w:rPr>
-        <w:t>ể</w:t>
+        <w:t>để</w:t>
       </w:r>
       <w:r>
         <w:rPr>
@@ -9652,21 +7564,7 @@
           <w:spacing w:val="-4"/>
           <w:w w:val="105"/>
         </w:rPr>
-        <w:t>m</w:t>
-      </w:r>
-      <w:r>
-        <w:rPr>
-          <w:spacing w:val="-4"/>
-          <w:w w:val="105"/>
-        </w:rPr>
-        <w:t>ớ</w:t>
-      </w:r>
-      <w:r>
-        <w:rPr>
-          <w:spacing w:val="-4"/>
-          <w:w w:val="105"/>
-        </w:rPr>
-        <w:t>i"</w:t>
+        <w:t>mới"</w:t>
       </w:r>
     </w:p>
     <w:p>
@@ -9692,19 +7590,7 @@
         <w:rPr>
           <w:w w:val="105"/>
         </w:rPr>
-        <w:t>G</w:t>
-      </w:r>
-      <w:r>
-        <w:rPr>
-          <w:w w:val="105"/>
-        </w:rPr>
-        <w:t>ợ</w:t>
-      </w:r>
-      <w:r>
-        <w:rPr>
-          <w:w w:val="105"/>
-        </w:rPr>
-        <w:t>i</w:t>
+        <w:t>Gợi</w:t>
       </w:r>
       <w:r>
         <w:rPr>
@@ -9850,19 +7736,7 @@
         <w:rPr>
           <w:w w:val="105"/>
         </w:rPr>
-        <w:t>L</w:t>
-      </w:r>
-      <w:r>
-        <w:rPr>
-          <w:w w:val="105"/>
-        </w:rPr>
-        <w:t>Ấ</w:t>
-      </w:r>
-      <w:r>
-        <w:rPr>
-          <w:w w:val="105"/>
-        </w:rPr>
-        <w:t>Y</w:t>
+        <w:t>LẤY</w:t>
       </w:r>
       <w:r>
         <w:rPr>
@@ -9993,19 +7867,7 @@
         <w:rPr>
           <w:w w:val="105"/>
         </w:rPr>
-        <w:t>Vi</w:t>
-      </w:r>
-      <w:r>
-        <w:rPr>
-          <w:w w:val="105"/>
-        </w:rPr>
-        <w:t>ế</w:t>
-      </w:r>
-      <w:r>
-        <w:rPr>
-          <w:w w:val="105"/>
-        </w:rPr>
-        <w:t>t</w:t>
+        <w:t>Viết</w:t>
       </w:r>
       <w:r>
         <w:rPr>
@@ -10031,19 +7893,7 @@
         <w:rPr>
           <w:w w:val="105"/>
         </w:rPr>
-        <w:t>l</w:t>
-      </w:r>
-      <w:r>
-        <w:rPr>
-          <w:w w:val="105"/>
-        </w:rPr>
-        <w:t>ệ</w:t>
-      </w:r>
-      <w:r>
-        <w:rPr>
-          <w:w w:val="105"/>
-        </w:rPr>
-        <w:t>nh</w:t>
+        <w:t>lệnh</w:t>
       </w:r>
       <w:r>
         <w:rPr>
@@ -10269,19 +8119,7 @@
         <w:rPr>
           <w:w w:val="105"/>
         </w:rPr>
-        <w:t>Th</w:t>
-      </w:r>
-      <w:r>
-        <w:rPr>
-          <w:w w:val="105"/>
-        </w:rPr>
-        <w:t>ự</w:t>
-      </w:r>
-      <w:r>
-        <w:rPr>
-          <w:w w:val="105"/>
-        </w:rPr>
-        <w:t>c</w:t>
+        <w:t>Thực</w:t>
       </w:r>
       <w:r>
         <w:rPr>
@@ -10320,19 +8158,7 @@
         <w:rPr>
           <w:w w:val="105"/>
         </w:rPr>
-        <w:t>l</w:t>
-      </w:r>
-      <w:r>
-        <w:rPr>
-          <w:w w:val="105"/>
-        </w:rPr>
-        <w:t>ệ</w:t>
-      </w:r>
-      <w:r>
-        <w:rPr>
-          <w:w w:val="105"/>
-        </w:rPr>
-        <w:t>nh</w:t>
+        <w:t>lệnh</w:t>
       </w:r>
       <w:r>
         <w:rPr>
@@ -10371,19 +8197,7 @@
         <w:rPr>
           <w:w w:val="105"/>
         </w:rPr>
-        <w:t>c</w:t>
-      </w:r>
-      <w:r>
-        <w:rPr>
-          <w:w w:val="105"/>
-        </w:rPr>
-        <w:t>ầ</w:t>
-      </w:r>
-      <w:r>
-        <w:rPr>
-          <w:w w:val="105"/>
-        </w:rPr>
-        <w:t>n</w:t>
+        <w:t>cần</w:t>
       </w:r>
       <w:r>
         <w:rPr>
@@ -10462,21 +8276,7 @@
           <w:spacing w:val="-5"/>
           <w:w w:val="105"/>
         </w:rPr>
-        <w:t>s</w:t>
-      </w:r>
-      <w:r>
-        <w:rPr>
-          <w:spacing w:val="-5"/>
-          <w:w w:val="105"/>
-        </w:rPr>
-        <w:t>ố</w:t>
-      </w:r>
-      <w:r>
-        <w:rPr>
-          <w:spacing w:val="-5"/>
-          <w:w w:val="105"/>
-        </w:rPr>
-        <w:t>)</w:t>
+        <w:t>số)</w:t>
       </w:r>
     </w:p>
     <w:p>
@@ -10502,19 +8302,7 @@
         <w:rPr>
           <w:w w:val="105"/>
         </w:rPr>
-        <w:t>G</w:t>
-      </w:r>
-      <w:r>
-        <w:rPr>
-          <w:w w:val="105"/>
-        </w:rPr>
-        <w:t>ợ</w:t>
-      </w:r>
-      <w:r>
-        <w:rPr>
-          <w:w w:val="105"/>
-        </w:rPr>
-        <w:t>i</w:t>
+        <w:t>Gợi</w:t>
       </w:r>
       <w:r>
         <w:rPr>
@@ -10749,13 +8537,7 @@
         <w:t xml:space="preserve"> </w:t>
       </w:r>
       <w:r>
-        <w:t>hff</w:t>
-      </w:r>
-      <w:r>
-        <w:t>ớ</w:t>
-      </w:r>
-      <w:r>
-        <w:t>ng</w:t>
+        <w:t>hffớng</w:t>
       </w:r>
       <w:r>
         <w:rPr>
@@ -10764,10 +8546,7 @@
         <w:t xml:space="preserve"> </w:t>
       </w:r>
       <w:r>
-        <w:t>d</w:t>
-      </w:r>
-      <w:r>
-        <w:t>ữ</w:t>
+        <w:t>dữ</w:t>
       </w:r>
       <w:r>
         <w:rPr>
@@ -10779,19 +8558,7 @@
         <w:rPr>
           <w:spacing w:val="-2"/>
         </w:rPr>
-        <w:t>li</w:t>
-      </w:r>
-      <w:r>
-        <w:rPr>
-          <w:spacing w:val="-2"/>
-        </w:rPr>
-        <w:t>ệ</w:t>
-      </w:r>
-      <w:r>
-        <w:rPr>
-          <w:spacing w:val="-2"/>
-        </w:rPr>
-        <w:t>u&lt;/title&gt;</w:t>
+        <w:t>liệu&lt;/title&gt;</w:t>
       </w:r>
     </w:p>
     <w:p>
@@ -11188,19 +8955,7 @@
         <w:rPr>
           <w:w w:val="105"/>
         </w:rPr>
-        <w:t>M</w:t>
-      </w:r>
-      <w:r>
-        <w:rPr>
-          <w:w w:val="105"/>
-        </w:rPr>
-        <w:t>ớ</w:t>
-      </w:r>
-      <w:r>
-        <w:rPr>
-          <w:w w:val="105"/>
-        </w:rPr>
-        <w:t>i</w:t>
+        <w:t>Mới</w:t>
       </w:r>
       <w:r>
         <w:rPr>
@@ -11213,13 +8968,7 @@
         <w:rPr>
           <w:w w:val="105"/>
         </w:rPr>
-        <w:t>(Ch</w:t>
-      </w:r>
-      <w:r>
-        <w:rPr>
-          <w:w w:val="105"/>
-        </w:rPr>
-        <w:t>ủ</w:t>
+        <w:t>(Chủ</w:t>
       </w:r>
       <w:r>
         <w:rPr>
@@ -11232,13 +8981,7 @@
         <w:rPr>
           <w:w w:val="105"/>
         </w:rPr>
-        <w:t>đ</w:t>
-      </w:r>
-      <w:r>
-        <w:rPr>
-          <w:w w:val="105"/>
-        </w:rPr>
-        <w:t>ề</w:t>
+        <w:t>đề</w:t>
       </w:r>
       <w:r>
         <w:rPr>
@@ -11635,14 +9378,7 @@
                                 <w:color w:val="000000"/>
                                 <w:w w:val="105"/>
                               </w:rPr>
-                              <w:t>(Ch</w:t>
-                            </w:r>
-                            <w:r>
-                              <w:rPr>
-                                <w:color w:val="000000"/>
-                                <w:w w:val="105"/>
-                              </w:rPr>
-                              <w:t>ủ</w:t>
+                              <w:t>(Chủ</w:t>
                             </w:r>
                             <w:r>
                               <w:rPr>
@@ -11657,14 +9393,7 @@
                                 <w:color w:val="000000"/>
                                 <w:w w:val="105"/>
                               </w:rPr>
-                              <w:t>đ</w:t>
-                            </w:r>
-                            <w:r>
-                              <w:rPr>
-                                <w:color w:val="000000"/>
-                                <w:w w:val="105"/>
-                              </w:rPr>
-                              <w:t>ề</w:t>
+                              <w:t>đề</w:t>
                             </w:r>
                             <w:r>
                               <w:rPr>
@@ -11833,23 +9562,7 @@
                                 <w:spacing w:val="-2"/>
                                 <w:w w:val="105"/>
                               </w:rPr>
-                              <w:t>T</w:t>
-                            </w:r>
-                            <w:r>
-                              <w:rPr>
-                                <w:color w:val="000000"/>
-                                <w:spacing w:val="-2"/>
-                                <w:w w:val="105"/>
-                              </w:rPr>
-                              <w:t>ạ</w:t>
-                            </w:r>
-                            <w:r>
-                              <w:rPr>
-                                <w:color w:val="000000"/>
-                                <w:spacing w:val="-2"/>
-                                <w:w w:val="105"/>
-                              </w:rPr>
-                              <w:t>o&lt;/th&gt;</w:t>
+                              <w:t>Tạo&lt;/th&gt;</w:t>
                             </w:r>
                           </w:p>
                           <w:p>
@@ -11977,21 +9690,7 @@
                                 <w:color w:val="000000"/>
                                 <w:w w:val="105"/>
                               </w:rPr>
-                              <w:t>l</w:t>
-                            </w:r>
-                            <w:r>
-                              <w:rPr>
-                                <w:color w:val="000000"/>
-                                <w:w w:val="105"/>
-                              </w:rPr>
-                              <w:t>ặ</w:t>
-                            </w:r>
-                            <w:r>
-                              <w:rPr>
-                                <w:color w:val="000000"/>
-                                <w:w w:val="105"/>
-                              </w:rPr>
-                              <w:t>p</w:t>
+                              <w:t>lặp</w:t>
                             </w:r>
                             <w:r>
                               <w:rPr>
@@ -12021,21 +9720,7 @@
                                 <w:color w:val="000000"/>
                                 <w:w w:val="105"/>
                               </w:rPr>
-                              <w:t>d</w:t>
-                            </w:r>
-                            <w:r>
-                              <w:rPr>
-                                <w:color w:val="000000"/>
-                                <w:w w:val="105"/>
-                              </w:rPr>
-                              <w:t>ụ</w:t>
-                            </w:r>
-                            <w:r>
-                              <w:rPr>
-                                <w:color w:val="000000"/>
-                                <w:w w:val="105"/>
-                              </w:rPr>
-                              <w:t>:</w:t>
+                              <w:t>dụ:</w:t>
                             </w:r>
                             <w:r>
                               <w:rPr>
@@ -12065,14 +9750,7 @@
                                 <w:color w:val="000000"/>
                                 <w:w w:val="105"/>
                               </w:rPr>
-                              <w:t>đ</w:t>
-                            </w:r>
-                            <w:r>
-                              <w:rPr>
-                                <w:color w:val="000000"/>
-                                <w:w w:val="105"/>
-                              </w:rPr>
-                              <w:t>ể</w:t>
+                              <w:t>để</w:t>
                             </w:r>
                             <w:r>
                               <w:rPr>
@@ -12087,21 +9765,7 @@
                                 <w:color w:val="000000"/>
                                 <w:w w:val="105"/>
                               </w:rPr>
-                              <w:t>duy</w:t>
-                            </w:r>
-                            <w:r>
-                              <w:rPr>
-                                <w:color w:val="000000"/>
-                                <w:w w:val="105"/>
-                              </w:rPr>
-                              <w:t>ệ</w:t>
-                            </w:r>
-                            <w:r>
-                              <w:rPr>
-                                <w:color w:val="000000"/>
-                                <w:w w:val="105"/>
-                              </w:rPr>
-                              <w:t>t</w:t>
+                              <w:t>duyệt</w:t>
                             </w:r>
                             <w:r>
                               <w:rPr>
@@ -12131,21 +9795,7 @@
                                 <w:color w:val="000000"/>
                                 <w:w w:val="105"/>
                               </w:rPr>
-                              <w:t>k</w:t>
-                            </w:r>
-                            <w:r>
-                              <w:rPr>
-                                <w:color w:val="000000"/>
-                                <w:w w:val="105"/>
-                              </w:rPr>
-                              <w:t>ế</w:t>
-                            </w:r>
-                            <w:r>
-                              <w:rPr>
-                                <w:color w:val="000000"/>
-                                <w:w w:val="105"/>
-                              </w:rPr>
-                              <w:t>t</w:t>
+                              <w:t>kết</w:t>
                             </w:r>
                             <w:r>
                               <w:rPr>
@@ -12161,15 +9811,7 @@
                                 <w:spacing w:val="-5"/>
                                 <w:w w:val="105"/>
                               </w:rPr>
-                              <w:t>qu</w:t>
-                            </w:r>
-                            <w:r>
-                              <w:rPr>
-                                <w:color w:val="000000"/>
-                                <w:spacing w:val="-5"/>
-                                <w:w w:val="105"/>
-                              </w:rPr>
-                              <w:t>ả</w:t>
+                              <w:t>quả</w:t>
                             </w:r>
                           </w:p>
                           <w:p>
@@ -12219,21 +9861,7 @@
                                 <w:color w:val="000000"/>
                                 <w:w w:val="105"/>
                               </w:rPr>
-                              <w:t>G</w:t>
-                            </w:r>
-                            <w:r>
-                              <w:rPr>
-                                <w:color w:val="000000"/>
-                                <w:w w:val="105"/>
-                              </w:rPr>
-                              <w:t>ợ</w:t>
-                            </w:r>
-                            <w:r>
-                              <w:rPr>
-                                <w:color w:val="000000"/>
-                                <w:w w:val="105"/>
-                              </w:rPr>
-                              <w:t>i</w:t>
+                              <w:t>Gợi</w:t>
                             </w:r>
                             <w:r>
                               <w:rPr>
@@ -12538,21 +10166,7 @@
                                 <w:color w:val="000000"/>
                                 <w:w w:val="105"/>
                               </w:rPr>
-                              <w:t>ch</w:t>
-                            </w:r>
-                            <w:r>
-                              <w:rPr>
-                                <w:color w:val="000000"/>
-                                <w:w w:val="105"/>
-                              </w:rPr>
-                              <w:t>ứ</w:t>
-                            </w:r>
-                            <w:r>
-                              <w:rPr>
-                                <w:color w:val="000000"/>
-                                <w:w w:val="105"/>
-                              </w:rPr>
-                              <w:t>a</w:t>
+                              <w:t>chứa</w:t>
                             </w:r>
                             <w:r>
                               <w:rPr>
@@ -12567,14 +10181,7 @@
                                 <w:color w:val="000000"/>
                                 <w:w w:val="105"/>
                               </w:rPr>
-                              <w:t>d</w:t>
-                            </w:r>
-                            <w:r>
-                              <w:rPr>
-                                <w:color w:val="000000"/>
-                                <w:w w:val="105"/>
-                              </w:rPr>
-                              <w:t>ữ</w:t>
+                              <w:t>dữ</w:t>
                             </w:r>
                             <w:r>
                               <w:rPr>
@@ -12589,21 +10196,7 @@
                                 <w:color w:val="000000"/>
                                 <w:w w:val="105"/>
                               </w:rPr>
-                              <w:t>li</w:t>
-                            </w:r>
-                            <w:r>
-                              <w:rPr>
-                                <w:color w:val="000000"/>
-                                <w:w w:val="105"/>
-                              </w:rPr>
-                              <w:t>ệ</w:t>
-                            </w:r>
-                            <w:r>
-                              <w:rPr>
-                                <w:color w:val="000000"/>
-                                <w:w w:val="105"/>
-                              </w:rPr>
-                              <w:t>u</w:t>
+                              <w:t>liệu</w:t>
                             </w:r>
                             <w:r>
                               <w:rPr>
@@ -12651,21 +10244,7 @@
                                 <w:color w:val="000000"/>
                                 <w:w w:val="105"/>
                               </w:rPr>
-                              <w:t>G</w:t>
-                            </w:r>
-                            <w:r>
-                              <w:rPr>
-                                <w:color w:val="000000"/>
-                                <w:w w:val="105"/>
-                              </w:rPr>
-                              <w:t>ợ</w:t>
-                            </w:r>
-                            <w:r>
-                              <w:rPr>
-                                <w:color w:val="000000"/>
-                                <w:w w:val="105"/>
-                              </w:rPr>
-                              <w:t>i</w:t>
+                              <w:t>Gợi</w:t>
                             </w:r>
                             <w:r>
                               <w:rPr>
@@ -12743,21 +10322,7 @@
                                 <w:color w:val="000000"/>
                                 <w:w w:val="105"/>
                               </w:rPr>
-                              <w:t>G</w:t>
-                            </w:r>
-                            <w:r>
-                              <w:rPr>
-                                <w:color w:val="000000"/>
-                                <w:w w:val="105"/>
-                              </w:rPr>
-                              <w:t>ợ</w:t>
-                            </w:r>
-                            <w:r>
-                              <w:rPr>
-                                <w:color w:val="000000"/>
-                                <w:w w:val="105"/>
-                              </w:rPr>
-                              <w:t>i</w:t>
+                              <w:t>Gợi</w:t>
                             </w:r>
                             <w:r>
                               <w:rPr>
@@ -12925,14 +10490,7 @@
                                 <w:color w:val="000000"/>
                                 <w:w w:val="105"/>
                               </w:rPr>
-                              <w:t>đ</w:t>
-                            </w:r>
-                            <w:r>
-                              <w:rPr>
-                                <w:color w:val="000000"/>
-                                <w:w w:val="105"/>
-                              </w:rPr>
-                              <w:t>ể</w:t>
+                              <w:t>để</w:t>
                             </w:r>
                             <w:r>
                               <w:rPr>
@@ -12947,21 +10505,7 @@
                                 <w:color w:val="000000"/>
                                 <w:w w:val="105"/>
                               </w:rPr>
-                              <w:t>b</w:t>
-                            </w:r>
-                            <w:r>
-                              <w:rPr>
-                                <w:color w:val="000000"/>
-                                <w:w w:val="105"/>
-                              </w:rPr>
-                              <w:t>ả</w:t>
-                            </w:r>
-                            <w:r>
-                              <w:rPr>
-                                <w:color w:val="000000"/>
-                                <w:w w:val="105"/>
-                              </w:rPr>
-                              <w:t>o</w:t>
+                              <w:t>bảo</w:t>
                             </w:r>
                             <w:r>
                               <w:rPr>
@@ -12976,21 +10520,7 @@
                                 <w:color w:val="000000"/>
                                 <w:w w:val="105"/>
                               </w:rPr>
-                              <w:t>m</w:t>
-                            </w:r>
-                            <w:r>
-                              <w:rPr>
-                                <w:color w:val="000000"/>
-                                <w:w w:val="105"/>
-                              </w:rPr>
-                              <w:t>ậ</w:t>
-                            </w:r>
-                            <w:r>
-                              <w:rPr>
-                                <w:color w:val="000000"/>
-                                <w:w w:val="105"/>
-                              </w:rPr>
-                              <w:t>t,</w:t>
+                              <w:t>mật,</w:t>
                             </w:r>
                             <w:r>
                               <w:rPr>
@@ -13020,21 +10550,7 @@
                                 <w:color w:val="000000"/>
                                 <w:w w:val="105"/>
                               </w:rPr>
-                              <w:t>l</w:t>
-                            </w:r>
-                            <w:r>
-                              <w:rPr>
-                                <w:color w:val="000000"/>
-                                <w:w w:val="105"/>
-                              </w:rPr>
-                              <w:t>ỗ</w:t>
-                            </w:r>
-                            <w:r>
-                              <w:rPr>
-                                <w:color w:val="000000"/>
-                                <w:w w:val="105"/>
-                              </w:rPr>
-                              <w:t>i</w:t>
+                              <w:t>lỗi</w:t>
                             </w:r>
                             <w:r>
                               <w:rPr>
@@ -13079,14 +10595,7 @@
                                 <w:color w:val="000000"/>
                                 <w:w w:val="105"/>
                               </w:rPr>
-                              <w:t>s</w:t>
-                            </w:r>
-                            <w:r>
-                              <w:rPr>
-                                <w:color w:val="000000"/>
-                                <w:w w:val="105"/>
-                              </w:rPr>
-                              <w:t>ẽ</w:t>
+                              <w:t>sẽ</w:t>
                             </w:r>
                             <w:r>
                               <w:rPr>
@@ -13101,21 +10610,7 @@
                                 <w:color w:val="000000"/>
                                 <w:w w:val="105"/>
                               </w:rPr>
-                              <w:t>h</w:t>
-                            </w:r>
-                            <w:r>
-                              <w:rPr>
-                                <w:color w:val="000000"/>
-                                <w:w w:val="105"/>
-                              </w:rPr>
-                              <w:t>ọ</w:t>
-                            </w:r>
-                            <w:r>
-                              <w:rPr>
-                                <w:color w:val="000000"/>
-                                <w:w w:val="105"/>
-                              </w:rPr>
-                              <w:t>c</w:t>
+                              <w:t>học</w:t>
                             </w:r>
                             <w:r>
                               <w:rPr>
@@ -13243,23 +10738,7 @@
                                 <w:spacing w:val="-5"/>
                                 <w:w w:val="105"/>
                               </w:rPr>
-                              <w:t>l</w:t>
-                            </w:r>
-                            <w:r>
-                              <w:rPr>
-                                <w:color w:val="000000"/>
-                                <w:spacing w:val="-5"/>
-                                <w:w w:val="105"/>
-                              </w:rPr>
-                              <w:t>ặ</w:t>
-                            </w:r>
-                            <w:r>
-                              <w:rPr>
-                                <w:color w:val="000000"/>
-                                <w:spacing w:val="-5"/>
-                                <w:w w:val="105"/>
-                              </w:rPr>
-                              <w:t>p</w:t>
+                              <w:t>lặp</w:t>
                             </w:r>
                           </w:p>
                           <w:p>
@@ -13508,14 +10987,7 @@
                           <w:color w:val="000000"/>
                           <w:w w:val="105"/>
                         </w:rPr>
-                        <w:t>(Ch</w:t>
-                      </w:r>
-                      <w:r>
-                        <w:rPr>
-                          <w:color w:val="000000"/>
-                          <w:w w:val="105"/>
-                        </w:rPr>
-                        <w:t>ủ</w:t>
+                        <w:t>(Chủ</w:t>
                       </w:r>
                       <w:r>
                         <w:rPr>
@@ -13530,14 +11002,7 @@
                           <w:color w:val="000000"/>
                           <w:w w:val="105"/>
                         </w:rPr>
-                        <w:t>đ</w:t>
-                      </w:r>
-                      <w:r>
-                        <w:rPr>
-                          <w:color w:val="000000"/>
-                          <w:w w:val="105"/>
-                        </w:rPr>
-                        <w:t>ề</w:t>
+                        <w:t>đề</w:t>
                       </w:r>
                       <w:r>
                         <w:rPr>
@@ -13706,23 +11171,7 @@
                           <w:spacing w:val="-2"/>
                           <w:w w:val="105"/>
                         </w:rPr>
-                        <w:t>T</w:t>
-                      </w:r>
-                      <w:r>
-                        <w:rPr>
-                          <w:color w:val="000000"/>
-                          <w:spacing w:val="-2"/>
-                          <w:w w:val="105"/>
-                        </w:rPr>
-                        <w:t>ạ</w:t>
-                      </w:r>
-                      <w:r>
-                        <w:rPr>
-                          <w:color w:val="000000"/>
-                          <w:spacing w:val="-2"/>
-                          <w:w w:val="105"/>
-                        </w:rPr>
-                        <w:t>o&lt;/th&gt;</w:t>
+                        <w:t>Tạo&lt;/th&gt;</w:t>
                       </w:r>
                     </w:p>
                     <w:p>
@@ -13850,21 +11299,7 @@
                           <w:color w:val="000000"/>
                           <w:w w:val="105"/>
                         </w:rPr>
-                        <w:t>l</w:t>
-                      </w:r>
-                      <w:r>
-                        <w:rPr>
-                          <w:color w:val="000000"/>
-                          <w:w w:val="105"/>
-                        </w:rPr>
-                        <w:t>ặ</w:t>
-                      </w:r>
-                      <w:r>
-                        <w:rPr>
-                          <w:color w:val="000000"/>
-                          <w:w w:val="105"/>
-                        </w:rPr>
-                        <w:t>p</w:t>
+                        <w:t>lặp</w:t>
                       </w:r>
                       <w:r>
                         <w:rPr>
@@ -13894,21 +11329,7 @@
                           <w:color w:val="000000"/>
                           <w:w w:val="105"/>
                         </w:rPr>
-                        <w:t>d</w:t>
-                      </w:r>
-                      <w:r>
-                        <w:rPr>
-                          <w:color w:val="000000"/>
-                          <w:w w:val="105"/>
-                        </w:rPr>
-                        <w:t>ụ</w:t>
-                      </w:r>
-                      <w:r>
-                        <w:rPr>
-                          <w:color w:val="000000"/>
-                          <w:w w:val="105"/>
-                        </w:rPr>
-                        <w:t>:</w:t>
+                        <w:t>dụ:</w:t>
                       </w:r>
                       <w:r>
                         <w:rPr>
@@ -13938,14 +11359,7 @@
                           <w:color w:val="000000"/>
                           <w:w w:val="105"/>
                         </w:rPr>
-                        <w:t>đ</w:t>
-                      </w:r>
-                      <w:r>
-                        <w:rPr>
-                          <w:color w:val="000000"/>
-                          <w:w w:val="105"/>
-                        </w:rPr>
-                        <w:t>ể</w:t>
+                        <w:t>để</w:t>
                       </w:r>
                       <w:r>
                         <w:rPr>
@@ -13960,21 +11374,7 @@
                           <w:color w:val="000000"/>
                           <w:w w:val="105"/>
                         </w:rPr>
-                        <w:t>duy</w:t>
-                      </w:r>
-                      <w:r>
-                        <w:rPr>
-                          <w:color w:val="000000"/>
-                          <w:w w:val="105"/>
-                        </w:rPr>
-                        <w:t>ệ</w:t>
-                      </w:r>
-                      <w:r>
-                        <w:rPr>
-                          <w:color w:val="000000"/>
-                          <w:w w:val="105"/>
-                        </w:rPr>
-                        <w:t>t</w:t>
+                        <w:t>duyệt</w:t>
                       </w:r>
                       <w:r>
                         <w:rPr>
@@ -14004,21 +11404,7 @@
                           <w:color w:val="000000"/>
                           <w:w w:val="105"/>
                         </w:rPr>
-                        <w:t>k</w:t>
-                      </w:r>
-                      <w:r>
-                        <w:rPr>
-                          <w:color w:val="000000"/>
-                          <w:w w:val="105"/>
-                        </w:rPr>
-                        <w:t>ế</w:t>
-                      </w:r>
-                      <w:r>
-                        <w:rPr>
-                          <w:color w:val="000000"/>
-                          <w:w w:val="105"/>
-                        </w:rPr>
-                        <w:t>t</w:t>
+                        <w:t>kết</w:t>
                       </w:r>
                       <w:r>
                         <w:rPr>
@@ -14034,15 +11420,7 @@
                           <w:spacing w:val="-5"/>
                           <w:w w:val="105"/>
                         </w:rPr>
-                        <w:t>qu</w:t>
-                      </w:r>
-                      <w:r>
-                        <w:rPr>
-                          <w:color w:val="000000"/>
-                          <w:spacing w:val="-5"/>
-                          <w:w w:val="105"/>
-                        </w:rPr>
-                        <w:t>ả</w:t>
+                        <w:t>quả</w:t>
                       </w:r>
                     </w:p>
                     <w:p>
@@ -14092,21 +11470,7 @@
                           <w:color w:val="000000"/>
                           <w:w w:val="105"/>
                         </w:rPr>
-                        <w:t>G</w:t>
-                      </w:r>
-                      <w:r>
-                        <w:rPr>
-                          <w:color w:val="000000"/>
-                          <w:w w:val="105"/>
-                        </w:rPr>
-                        <w:t>ợ</w:t>
-                      </w:r>
-                      <w:r>
-                        <w:rPr>
-                          <w:color w:val="000000"/>
-                          <w:w w:val="105"/>
-                        </w:rPr>
-                        <w:t>i</w:t>
+                        <w:t>Gợi</w:t>
                       </w:r>
                       <w:r>
                         <w:rPr>
@@ -14411,21 +11775,7 @@
                           <w:color w:val="000000"/>
                           <w:w w:val="105"/>
                         </w:rPr>
-                        <w:t>ch</w:t>
-                      </w:r>
-                      <w:r>
-                        <w:rPr>
-                          <w:color w:val="000000"/>
-                          <w:w w:val="105"/>
-                        </w:rPr>
-                        <w:t>ứ</w:t>
-                      </w:r>
-                      <w:r>
-                        <w:rPr>
-                          <w:color w:val="000000"/>
-                          <w:w w:val="105"/>
-                        </w:rPr>
-                        <w:t>a</w:t>
+                        <w:t>chứa</w:t>
                       </w:r>
                       <w:r>
                         <w:rPr>
@@ -14440,14 +11790,7 @@
                           <w:color w:val="000000"/>
                           <w:w w:val="105"/>
                         </w:rPr>
-                        <w:t>d</w:t>
-                      </w:r>
-                      <w:r>
-                        <w:rPr>
-                          <w:color w:val="000000"/>
-                          <w:w w:val="105"/>
-                        </w:rPr>
-                        <w:t>ữ</w:t>
+                        <w:t>dữ</w:t>
                       </w:r>
                       <w:r>
                         <w:rPr>
@@ -14462,21 +11805,7 @@
                           <w:color w:val="000000"/>
                           <w:w w:val="105"/>
                         </w:rPr>
-                        <w:t>li</w:t>
-                      </w:r>
-                      <w:r>
-                        <w:rPr>
-                          <w:color w:val="000000"/>
-                          <w:w w:val="105"/>
-                        </w:rPr>
-                        <w:t>ệ</w:t>
-                      </w:r>
-                      <w:r>
-                        <w:rPr>
-                          <w:color w:val="000000"/>
-                          <w:w w:val="105"/>
-                        </w:rPr>
-                        <w:t>u</w:t>
+                        <w:t>liệu</w:t>
                       </w:r>
                       <w:r>
                         <w:rPr>
@@ -14524,21 +11853,7 @@
                           <w:color w:val="000000"/>
                           <w:w w:val="105"/>
                         </w:rPr>
-                        <w:t>G</w:t>
-                      </w:r>
-                      <w:r>
-                        <w:rPr>
-                          <w:color w:val="000000"/>
-                          <w:w w:val="105"/>
-                        </w:rPr>
-                        <w:t>ợ</w:t>
-                      </w:r>
-                      <w:r>
-                        <w:rPr>
-                          <w:color w:val="000000"/>
-                          <w:w w:val="105"/>
-                        </w:rPr>
-                        <w:t>i</w:t>
+                        <w:t>Gợi</w:t>
                       </w:r>
                       <w:r>
                         <w:rPr>
@@ -14616,21 +11931,7 @@
                           <w:color w:val="000000"/>
                           <w:w w:val="105"/>
                         </w:rPr>
-                        <w:t>G</w:t>
-                      </w:r>
-                      <w:r>
-                        <w:rPr>
-                          <w:color w:val="000000"/>
-                          <w:w w:val="105"/>
-                        </w:rPr>
-                        <w:t>ợ</w:t>
-                      </w:r>
-                      <w:r>
-                        <w:rPr>
-                          <w:color w:val="000000"/>
-                          <w:w w:val="105"/>
-                        </w:rPr>
-                        <w:t>i</w:t>
+                        <w:t>Gợi</w:t>
                       </w:r>
                       <w:r>
                         <w:rPr>
@@ -14798,14 +12099,7 @@
                           <w:color w:val="000000"/>
                           <w:w w:val="105"/>
                         </w:rPr>
-                        <w:t>đ</w:t>
-                      </w:r>
-                      <w:r>
-                        <w:rPr>
-                          <w:color w:val="000000"/>
-                          <w:w w:val="105"/>
-                        </w:rPr>
-                        <w:t>ể</w:t>
+                        <w:t>để</w:t>
                       </w:r>
                       <w:r>
                         <w:rPr>
@@ -14820,21 +12114,7 @@
                           <w:color w:val="000000"/>
                           <w:w w:val="105"/>
                         </w:rPr>
-                        <w:t>b</w:t>
-                      </w:r>
-                      <w:r>
-                        <w:rPr>
-                          <w:color w:val="000000"/>
-                          <w:w w:val="105"/>
-                        </w:rPr>
-                        <w:t>ả</w:t>
-                      </w:r>
-                      <w:r>
-                        <w:rPr>
-                          <w:color w:val="000000"/>
-                          <w:w w:val="105"/>
-                        </w:rPr>
-                        <w:t>o</w:t>
+                        <w:t>bảo</w:t>
                       </w:r>
                       <w:r>
                         <w:rPr>
@@ -14849,21 +12129,7 @@
                           <w:color w:val="000000"/>
                           <w:w w:val="105"/>
                         </w:rPr>
-                        <w:t>m</w:t>
-                      </w:r>
-                      <w:r>
-                        <w:rPr>
-                          <w:color w:val="000000"/>
-                          <w:w w:val="105"/>
-                        </w:rPr>
-                        <w:t>ậ</w:t>
-                      </w:r>
-                      <w:r>
-                        <w:rPr>
-                          <w:color w:val="000000"/>
-                          <w:w w:val="105"/>
-                        </w:rPr>
-                        <w:t>t,</w:t>
+                        <w:t>mật,</w:t>
                       </w:r>
                       <w:r>
                         <w:rPr>
@@ -14893,21 +12159,7 @@
                           <w:color w:val="000000"/>
                           <w:w w:val="105"/>
                         </w:rPr>
-                        <w:t>l</w:t>
-                      </w:r>
-                      <w:r>
-                        <w:rPr>
-                          <w:color w:val="000000"/>
-                          <w:w w:val="105"/>
-                        </w:rPr>
-                        <w:t>ỗ</w:t>
-                      </w:r>
-                      <w:r>
-                        <w:rPr>
-                          <w:color w:val="000000"/>
-                          <w:w w:val="105"/>
-                        </w:rPr>
-                        <w:t>i</w:t>
+                        <w:t>lỗi</w:t>
                       </w:r>
                       <w:r>
                         <w:rPr>
@@ -14952,14 +12204,7 @@
                           <w:color w:val="000000"/>
                           <w:w w:val="105"/>
                         </w:rPr>
-                        <w:t>s</w:t>
-                      </w:r>
-                      <w:r>
-                        <w:rPr>
-                          <w:color w:val="000000"/>
-                          <w:w w:val="105"/>
-                        </w:rPr>
-                        <w:t>ẽ</w:t>
+                        <w:t>sẽ</w:t>
                       </w:r>
                       <w:r>
                         <w:rPr>
@@ -14974,21 +12219,7 @@
                           <w:color w:val="000000"/>
                           <w:w w:val="105"/>
                         </w:rPr>
-                        <w:t>h</w:t>
-                      </w:r>
-                      <w:r>
-                        <w:rPr>
-                          <w:color w:val="000000"/>
-                          <w:w w:val="105"/>
-                        </w:rPr>
-                        <w:t>ọ</w:t>
-                      </w:r>
-                      <w:r>
-                        <w:rPr>
-                          <w:color w:val="000000"/>
-                          <w:w w:val="105"/>
-                        </w:rPr>
-                        <w:t>c</w:t>
+                        <w:t>học</w:t>
                       </w:r>
                       <w:r>
                         <w:rPr>
@@ -15116,23 +12347,7 @@
                           <w:spacing w:val="-5"/>
                           <w:w w:val="105"/>
                         </w:rPr>
-                        <w:t>l</w:t>
-                      </w:r>
-                      <w:r>
-                        <w:rPr>
-                          <w:color w:val="000000"/>
-                          <w:spacing w:val="-5"/>
-                          <w:w w:val="105"/>
-                        </w:rPr>
-                        <w:t>ặ</w:t>
-                      </w:r>
-                      <w:r>
-                        <w:rPr>
-                          <w:color w:val="000000"/>
-                          <w:spacing w:val="-5"/>
-                          <w:w w:val="105"/>
-                        </w:rPr>
-                        <w:t>p</w:t>
+                        <w:t>lặp</w:t>
                       </w:r>
                     </w:p>
                     <w:p>
@@ -15263,19 +12478,7 @@
         <w:rPr>
           <w:w w:val="110"/>
         </w:rPr>
-        <w:t>c</w:t>
-      </w:r>
-      <w:r>
-        <w:rPr>
-          <w:w w:val="110"/>
-        </w:rPr>
-        <w:t>ầ</w:t>
-      </w:r>
-      <w:r>
-        <w:rPr>
-          <w:w w:val="110"/>
-        </w:rPr>
-        <w:t>u</w:t>
+        <w:t>cầu</w:t>
       </w:r>
       <w:r>
         <w:rPr>
@@ -15288,19 +12491,7 @@
         <w:rPr>
           <w:w w:val="110"/>
         </w:rPr>
-        <w:t>B</w:t>
-      </w:r>
-      <w:r>
-        <w:rPr>
-          <w:w w:val="110"/>
-        </w:rPr>
-        <w:t>ằ</w:t>
-      </w:r>
-      <w:r>
-        <w:rPr>
-          <w:w w:val="110"/>
-        </w:rPr>
-        <w:t>ng</w:t>
+        <w:t>Bằng</w:t>
       </w:r>
       <w:r>
         <w:rPr>
@@ -15313,19 +12504,7 @@
         <w:rPr>
           <w:w w:val="110"/>
         </w:rPr>
-        <w:t>ch</w:t>
-      </w:r>
-      <w:r>
-        <w:rPr>
-          <w:w w:val="110"/>
-        </w:rPr>
-        <w:t>ứ</w:t>
-      </w:r>
-      <w:r>
-        <w:rPr>
-          <w:w w:val="110"/>
-        </w:rPr>
-        <w:t>ng</w:t>
+        <w:t>chứng</w:t>
       </w:r>
       <w:r>
         <w:rPr>
@@ -15374,21 +12553,7 @@
           <w:rFonts w:ascii="Calibri" w:hAnsi="Calibri"/>
           <w:w w:val="110"/>
         </w:rPr>
-        <w:t>B</w:t>
-      </w:r>
-      <w:r>
-        <w:rPr>
-          <w:rFonts w:ascii="Calibri" w:hAnsi="Calibri"/>
-          <w:w w:val="110"/>
-        </w:rPr>
-        <w:t>ạ</w:t>
-      </w:r>
-      <w:r>
-        <w:rPr>
-          <w:rFonts w:ascii="Calibri" w:hAnsi="Calibri"/>
-          <w:w w:val="110"/>
-        </w:rPr>
-        <w:t>n</w:t>
+        <w:t>Bạn</w:t>
       </w:r>
       <w:r>
         <w:rPr>
@@ -15403,21 +12568,7 @@
           <w:rFonts w:ascii="Calibri" w:hAnsi="Calibri"/>
           <w:w w:val="110"/>
         </w:rPr>
-        <w:t>ph</w:t>
-      </w:r>
-      <w:r>
-        <w:rPr>
-          <w:rFonts w:ascii="Calibri" w:hAnsi="Calibri"/>
-          <w:w w:val="110"/>
-        </w:rPr>
-        <w:t>ả</w:t>
-      </w:r>
-      <w:r>
-        <w:rPr>
-          <w:rFonts w:ascii="Calibri" w:hAnsi="Calibri"/>
-          <w:w w:val="110"/>
-        </w:rPr>
-        <w:t>i</w:t>
+        <w:t>phải</w:t>
       </w:r>
       <w:r>
         <w:rPr>
@@ -15432,21 +12583,7 @@
           <w:rFonts w:ascii="Calibri" w:hAnsi="Calibri"/>
           <w:w w:val="110"/>
         </w:rPr>
-        <w:t>n</w:t>
-      </w:r>
-      <w:r>
-        <w:rPr>
-          <w:rFonts w:ascii="Calibri" w:hAnsi="Calibri"/>
-          <w:w w:val="110"/>
-        </w:rPr>
-        <w:t>ộ</w:t>
-      </w:r>
-      <w:r>
-        <w:rPr>
-          <w:rFonts w:ascii="Calibri" w:hAnsi="Calibri"/>
-          <w:w w:val="110"/>
-        </w:rPr>
-        <w:t>p</w:t>
+        <w:t>nộp</w:t>
       </w:r>
       <w:r>
         <w:rPr>
@@ -15461,21 +12598,7 @@
           <w:rFonts w:ascii="Calibri" w:hAnsi="Calibri"/>
           <w:w w:val="110"/>
         </w:rPr>
-        <w:t>l</w:t>
-      </w:r>
-      <w:r>
-        <w:rPr>
-          <w:rFonts w:ascii="Calibri" w:hAnsi="Calibri"/>
-          <w:w w:val="110"/>
-        </w:rPr>
-        <w:t>ạ</w:t>
-      </w:r>
-      <w:r>
-        <w:rPr>
-          <w:rFonts w:ascii="Calibri" w:hAnsi="Calibri"/>
-          <w:w w:val="110"/>
-        </w:rPr>
-        <w:t>i</w:t>
+        <w:t>lại</w:t>
       </w:r>
       <w:r>
         <w:rPr>
@@ -15505,21 +12628,7 @@
           <w:rFonts w:ascii="Calibri" w:hAnsi="Calibri"/>
           <w:w w:val="110"/>
         </w:rPr>
-        <w:t>b</w:t>
-      </w:r>
-      <w:r>
-        <w:rPr>
-          <w:rFonts w:ascii="Calibri" w:hAnsi="Calibri"/>
-          <w:w w:val="110"/>
-        </w:rPr>
-        <w:t>ằ</w:t>
-      </w:r>
-      <w:r>
-        <w:rPr>
-          <w:rFonts w:ascii="Calibri" w:hAnsi="Calibri"/>
-          <w:w w:val="110"/>
-        </w:rPr>
-        <w:t>ng</w:t>
+        <w:t>bằng</w:t>
       </w:r>
       <w:r>
         <w:rPr>
@@ -15534,21 +12643,7 @@
           <w:rFonts w:ascii="Calibri" w:hAnsi="Calibri"/>
           <w:w w:val="110"/>
         </w:rPr>
-        <w:t>ch</w:t>
-      </w:r>
-      <w:r>
-        <w:rPr>
-          <w:rFonts w:ascii="Calibri" w:hAnsi="Calibri"/>
-          <w:w w:val="110"/>
-        </w:rPr>
-        <w:t>ứ</w:t>
-      </w:r>
-      <w:r>
-        <w:rPr>
-          <w:rFonts w:ascii="Calibri" w:hAnsi="Calibri"/>
-          <w:w w:val="110"/>
-        </w:rPr>
-        <w:t>ng</w:t>
+        <w:t>chứng</w:t>
       </w:r>
       <w:r>
         <w:rPr>
@@ -15630,21 +12725,7 @@
           <w:b/>
           <w:w w:val="110"/>
         </w:rPr>
-        <w:t>thi</w:t>
-      </w:r>
-      <w:r>
-        <w:rPr>
-          <w:b/>
-          <w:w w:val="110"/>
-        </w:rPr>
-        <w:t>ệ</w:t>
-      </w:r>
-      <w:r>
-        <w:rPr>
-          <w:b/>
-          <w:w w:val="110"/>
-        </w:rPr>
-        <w:t>n:</w:t>
+        <w:t>thiện:</w:t>
       </w:r>
       <w:r>
         <w:rPr>
@@ -15697,13 +12778,7 @@
         <w:rPr>
           <w:w w:val="110"/>
         </w:rPr>
-        <w:t>b</w:t>
-      </w:r>
-      <w:r>
-        <w:rPr>
-          <w:w w:val="110"/>
-        </w:rPr>
-        <w:t>ộ</w:t>
+        <w:t>bộ</w:t>
       </w:r>
       <w:r>
         <w:rPr>
@@ -15729,19 +12804,7 @@
         <w:rPr>
           <w:w w:val="110"/>
         </w:rPr>
-        <w:t>c</w:t>
-      </w:r>
-      <w:r>
-        <w:rPr>
-          <w:w w:val="110"/>
-        </w:rPr>
-        <w:t>ủ</w:t>
-      </w:r>
-      <w:r>
-        <w:rPr>
-          <w:w w:val="110"/>
-        </w:rPr>
-        <w:t>a</w:t>
+        <w:t>của</w:t>
       </w:r>
       <w:r>
         <w:rPr>
@@ -15754,19 +12817,7 @@
         <w:rPr>
           <w:w w:val="110"/>
         </w:rPr>
-        <w:t>t</w:t>
-      </w:r>
-      <w:r>
-        <w:rPr>
-          <w:w w:val="110"/>
-        </w:rPr>
-        <w:t>ệ</w:t>
-      </w:r>
-      <w:r>
-        <w:rPr>
-          <w:w w:val="110"/>
-        </w:rPr>
-        <w:t>p</w:t>
+        <w:t>tệp</w:t>
       </w:r>
       <w:r>
         <w:rPr>
@@ -15805,19 +12856,7 @@
         <w:rPr>
           <w:w w:val="110"/>
         </w:rPr>
-        <w:t>b</w:t>
-      </w:r>
-      <w:r>
-        <w:rPr>
-          <w:w w:val="110"/>
-        </w:rPr>
-        <w:t>ạ</w:t>
-      </w:r>
-      <w:r>
-        <w:rPr>
-          <w:w w:val="110"/>
-        </w:rPr>
-        <w:t>n</w:t>
+        <w:t>bạn</w:t>
       </w:r>
       <w:r>
         <w:rPr>
@@ -15850,21 +12889,7 @@
           <w:spacing w:val="-2"/>
           <w:w w:val="110"/>
         </w:rPr>
-        <w:t>thi</w:t>
-      </w:r>
-      <w:r>
-        <w:rPr>
-          <w:spacing w:val="-2"/>
-          <w:w w:val="110"/>
-        </w:rPr>
-        <w:t>ệ</w:t>
-      </w:r>
-      <w:r>
-        <w:rPr>
-          <w:spacing w:val="-2"/>
-          <w:w w:val="110"/>
-        </w:rPr>
-        <w:t>n.</w:t>
+        <w:t>thiện.</w:t>
       </w:r>
     </w:p>
     <w:p>
@@ -19023,13 +16048,7 @@
         <w:rPr>
           <w:w w:val="110"/>
         </w:rPr>
-        <w:t>Ả</w:t>
-      </w:r>
-      <w:r>
-        <w:rPr>
-          <w:w w:val="110"/>
-        </w:rPr>
-        <w:t>nh</w:t>
+        <w:t>Ảnh</w:t>
       </w:r>
       <w:r>
         <w:rPr>
@@ -19042,19 +16061,7 @@
         <w:rPr>
           <w:w w:val="110"/>
         </w:rPr>
-        <w:t>ch</w:t>
-      </w:r>
-      <w:r>
-        <w:rPr>
-          <w:w w:val="110"/>
-        </w:rPr>
-        <w:t>ụ</w:t>
-      </w:r>
-      <w:r>
-        <w:rPr>
-          <w:w w:val="110"/>
-        </w:rPr>
-        <w:t>p</w:t>
+        <w:t>chụp</w:t>
       </w:r>
       <w:r>
         <w:rPr>
@@ -19093,19 +16100,7 @@
         <w:rPr>
           <w:w w:val="110"/>
         </w:rPr>
-        <w:t>K</w:t>
-      </w:r>
-      <w:r>
-        <w:rPr>
-          <w:w w:val="110"/>
-        </w:rPr>
-        <w:t>ế</w:t>
-      </w:r>
-      <w:r>
-        <w:rPr>
-          <w:w w:val="110"/>
-        </w:rPr>
-        <w:t>t</w:t>
+        <w:t>Kết</w:t>
       </w:r>
       <w:r>
         <w:rPr>
@@ -19118,13 +16113,7 @@
         <w:rPr>
           <w:w w:val="110"/>
         </w:rPr>
-        <w:t>qu</w:t>
-      </w:r>
-      <w:r>
-        <w:rPr>
-          <w:w w:val="110"/>
-        </w:rPr>
-        <w:t>ả</w:t>
+        <w:t>quả</w:t>
       </w:r>
       <w:r>
         <w:rPr>
@@ -19137,19 +16126,7 @@
         <w:rPr>
           <w:w w:val="110"/>
         </w:rPr>
-        <w:t>(B</w:t>
-      </w:r>
-      <w:r>
-        <w:rPr>
-          <w:w w:val="110"/>
-        </w:rPr>
-        <w:t>Ắ</w:t>
-      </w:r>
-      <w:r>
-        <w:rPr>
-          <w:w w:val="110"/>
-        </w:rPr>
-        <w:t>T</w:t>
+        <w:t>(BẮT</w:t>
       </w:r>
       <w:r>
         <w:rPr>
@@ -19162,19 +16139,7 @@
         <w:rPr>
           <w:w w:val="110"/>
         </w:rPr>
-        <w:t>BU</w:t>
-      </w:r>
-      <w:r>
-        <w:rPr>
-          <w:w w:val="110"/>
-        </w:rPr>
-        <w:t>Ộ</w:t>
-      </w:r>
-      <w:r>
-        <w:rPr>
-          <w:w w:val="110"/>
-        </w:rPr>
-        <w:t>C</w:t>
+        <w:t>BUỘC</w:t>
       </w:r>
       <w:r>
         <w:rPr>
@@ -19187,13 +16152,7 @@
         <w:rPr>
           <w:w w:val="110"/>
         </w:rPr>
-        <w:t>C</w:t>
-      </w:r>
-      <w:r>
-        <w:rPr>
-          <w:w w:val="110"/>
-        </w:rPr>
-        <w:t>Ả</w:t>
+        <w:t>CẢ</w:t>
       </w:r>
       <w:r>
         <w:rPr>
@@ -19220,14 +16179,7 @@
           <w:spacing w:val="-4"/>
           <w:w w:val="110"/>
         </w:rPr>
-        <w:t>Ả</w:t>
-      </w:r>
-      <w:r>
-        <w:rPr>
-          <w:spacing w:val="-4"/>
-          <w:w w:val="110"/>
-        </w:rPr>
-        <w:t>NH):</w:t>
+        <w:t>ẢNH):</w:t>
       </w:r>
     </w:p>
     <w:p>
@@ -19249,104 +16201,13 @@
           <w:b/>
           <w:w w:val="105"/>
         </w:rPr>
-        <w:t>Ả</w:t>
-      </w:r>
-      <w:r>
-        <w:rPr>
-          <w:b/>
-          <w:w w:val="105"/>
-        </w:rPr>
-        <w:t xml:space="preserve">nh 1 (phpMyAdmin): </w:t>
-      </w:r>
-      <w:r>
-        <w:rPr>
-          <w:w w:val="105"/>
-        </w:rPr>
-        <w:t>Ch</w:t>
-      </w:r>
-      <w:r>
-        <w:rPr>
-          <w:w w:val="105"/>
-        </w:rPr>
-        <w:t>ụ</w:t>
-      </w:r>
-      <w:r>
-        <w:rPr>
-          <w:w w:val="105"/>
-        </w:rPr>
-        <w:t>p màn hình tab "Browse" (Duy</w:t>
-      </w:r>
-      <w:r>
-        <w:rPr>
-          <w:w w:val="105"/>
-        </w:rPr>
-        <w:t>ệ</w:t>
-      </w:r>
-      <w:r>
-        <w:rPr>
-          <w:w w:val="105"/>
-        </w:rPr>
-        <w:t>t) c</w:t>
-      </w:r>
-      <w:r>
-        <w:rPr>
-          <w:w w:val="105"/>
-        </w:rPr>
-        <w:t>ủ</w:t>
-      </w:r>
-      <w:r>
-        <w:rPr>
-          <w:w w:val="105"/>
-        </w:rPr>
-        <w:t>a b</w:t>
-      </w:r>
-      <w:r>
-        <w:rPr>
-          <w:w w:val="105"/>
-        </w:rPr>
-        <w:t>ả</w:t>
-      </w:r>
-      <w:r>
-        <w:rPr>
-          <w:w w:val="105"/>
-        </w:rPr>
-        <w:t>ng sinhvien trong phpMyAdmin, cho th</w:t>
-      </w:r>
-      <w:r>
-        <w:rPr>
-          <w:w w:val="105"/>
-        </w:rPr>
-        <w:t>ấ</w:t>
-      </w:r>
-      <w:r>
-        <w:rPr>
-          <w:w w:val="105"/>
-        </w:rPr>
-        <w:t>y b</w:t>
-      </w:r>
-      <w:r>
-        <w:rPr>
-          <w:w w:val="105"/>
-        </w:rPr>
-        <w:t>ạ</w:t>
-      </w:r>
-      <w:r>
-        <w:rPr>
-          <w:w w:val="105"/>
-        </w:rPr>
-        <w:t>n đã INSERT thành công ít nh</w:t>
-      </w:r>
-      <w:r>
-        <w:rPr>
-          <w:w w:val="105"/>
-        </w:rPr>
-        <w:t>ấ</w:t>
-      </w:r>
-      <w:r>
-        <w:rPr>
-          <w:w w:val="105"/>
-        </w:rPr>
-        <w:t>t 2-3 sinh viên.</w:t>
+        <w:t xml:space="preserve">Ảnh 1 (phpMyAdmin): </w:t>
+      </w:r>
+      <w:r>
+        <w:rPr>
+          <w:w w:val="105"/>
+        </w:rPr>
+        <w:t>Chụp màn hình tab "Browse" (Duyệt) của bảng sinhvien trong phpMyAdmin, cho thấy bạn đã INSERT thành công ít nhất 2-3 sinh viên.</w:t>
       </w:r>
     </w:p>
     <w:p>
@@ -19360,14 +16221,11 @@
         </w:sectPr>
       </w:pPr>
       <w:r>
-        <w:rPr>
-          <w:noProof/>
-        </w:rPr>
         <w:drawing>
-          <wp:inline distT="0" distB="0" distL="0" distR="0" wp14:anchorId="3F4D50B4" wp14:editId="1ACFD571">
+          <wp:inline distT="0" distB="0" distL="0" distR="0" wp14:anchorId="33B30FF4" wp14:editId="7D71A557">
             <wp:extent cx="5943600" cy="3714750"/>
             <wp:effectExtent l="0" t="0" r="0" b="0"/>
-            <wp:docPr id="13" name="Picture 13"/>
+            <wp:docPr id="15" name="Picture 15"/>
             <wp:cNvGraphicFramePr>
               <a:graphicFrameLocks xmlns:a="http://schemas.openxmlformats.org/drawingml/2006/main" noChangeAspect="1"/>
             </wp:cNvGraphicFramePr>
@@ -19375,17 +16233,11 @@
               <a:graphicData uri="http://schemas.openxmlformats.org/drawingml/2006/picture">
                 <pic:pic xmlns:pic="http://schemas.openxmlformats.org/drawingml/2006/picture">
                   <pic:nvPicPr>
-                    <pic:cNvPr id="13" name="Picture 13"/>
+                    <pic:cNvPr id="1" name=""/>
                     <pic:cNvPicPr/>
                   </pic:nvPicPr>
                   <pic:blipFill>
-                    <a:blip r:embed="rId5" cstate="print">
-                      <a:extLst>
-                        <a:ext uri="{28A0092B-C50C-407E-A947-70E740481C1C}">
-                          <a14:useLocalDpi xmlns:a14="http://schemas.microsoft.com/office/drawing/2010/main" val="0"/>
-                        </a:ext>
-                      </a:extLst>
-                    </a:blip>
+                    <a:blip r:embed="rId5"/>
                     <a:stretch>
                       <a:fillRect/>
                     </a:stretch>
@@ -19427,7 +16279,15 @@
           <w:w w:val="110"/>
         </w:rPr>
         <w:lastRenderedPageBreak/>
-        <w:t>Ả</w:t>
+        <w:t>Ảnh</w:t>
+      </w:r>
+      <w:r>
+        <w:rPr>
+          <w:b/>
+          <w:spacing w:val="-7"/>
+          <w:w w:val="110"/>
+        </w:rPr>
+        <w:t xml:space="preserve"> </w:t>
       </w:r>
       <w:r>
         <w:rPr>
@@ -19435,12 +16295,12 @@
           <w:spacing w:val="-2"/>
           <w:w w:val="110"/>
         </w:rPr>
-        <w:t>nh</w:t>
+        <w:t>2</w:t>
       </w:r>
       <w:r>
         <w:rPr>
           <w:b/>
-          <w:spacing w:val="-7"/>
+          <w:spacing w:val="-13"/>
           <w:w w:val="110"/>
         </w:rPr>
         <w:t xml:space="preserve"> </w:t>
@@ -19451,12 +16311,12 @@
           <w:spacing w:val="-2"/>
           <w:w w:val="110"/>
         </w:rPr>
-        <w:t>2</w:t>
+        <w:t>(Trình</w:t>
       </w:r>
       <w:r>
         <w:rPr>
           <w:b/>
-          <w:spacing w:val="-13"/>
+          <w:spacing w:val="-10"/>
           <w:w w:val="110"/>
         </w:rPr>
         <w:t xml:space="preserve"> </w:t>
@@ -19467,7 +16327,23 @@
           <w:spacing w:val="-2"/>
           <w:w w:val="110"/>
         </w:rPr>
-        <w:t>(Trình</w:t>
+        <w:t>duyệt</w:t>
+      </w:r>
+      <w:r>
+        <w:rPr>
+          <w:b/>
+          <w:spacing w:val="-9"/>
+          <w:w w:val="110"/>
+        </w:rPr>
+        <w:t xml:space="preserve"> </w:t>
+      </w:r>
+      <w:r>
+        <w:rPr>
+          <w:b/>
+          <w:spacing w:val="-2"/>
+          <w:w w:val="110"/>
+        </w:rPr>
+        <w:t>Web):</w:t>
       </w:r>
       <w:r>
         <w:rPr>
@@ -19479,31 +16355,69 @@
       </w:r>
       <w:r>
         <w:rPr>
-          <w:b/>
           <w:spacing w:val="-2"/>
           <w:w w:val="110"/>
         </w:rPr>
-        <w:t>duy</w:t>
-      </w:r>
-      <w:r>
-        <w:rPr>
-          <w:b/>
+        <w:t>Chụp</w:t>
+      </w:r>
+      <w:r>
+        <w:rPr>
+          <w:spacing w:val="-7"/>
+          <w:w w:val="110"/>
+        </w:rPr>
+        <w:t xml:space="preserve"> </w:t>
+      </w:r>
+      <w:r>
+        <w:rPr>
           <w:spacing w:val="-2"/>
           <w:w w:val="110"/>
         </w:rPr>
-        <w:t>ệ</w:t>
-      </w:r>
-      <w:r>
-        <w:rPr>
-          <w:b/>
+        <w:t>ảnh</w:t>
+      </w:r>
+      <w:r>
+        <w:rPr>
+          <w:spacing w:val="-5"/>
+          <w:w w:val="110"/>
+        </w:rPr>
+        <w:t xml:space="preserve"> </w:t>
+      </w:r>
+      <w:r>
+        <w:rPr>
           <w:spacing w:val="-2"/>
           <w:w w:val="110"/>
         </w:rPr>
-        <w:t>t</w:t>
-      </w:r>
-      <w:r>
-        <w:rPr>
-          <w:b/>
+        <w:t>màn</w:t>
+      </w:r>
+      <w:r>
+        <w:rPr>
+          <w:spacing w:val="-10"/>
+          <w:w w:val="110"/>
+        </w:rPr>
+        <w:t xml:space="preserve"> </w:t>
+      </w:r>
+      <w:r>
+        <w:rPr>
+          <w:spacing w:val="-2"/>
+          <w:w w:val="110"/>
+        </w:rPr>
+        <w:t>hình</w:t>
+      </w:r>
+      <w:r>
+        <w:rPr>
+          <w:spacing w:val="-8"/>
+          <w:w w:val="110"/>
+        </w:rPr>
+        <w:t xml:space="preserve"> </w:t>
+      </w:r>
+      <w:r>
+        <w:rPr>
+          <w:spacing w:val="-2"/>
+          <w:w w:val="110"/>
+        </w:rPr>
+        <w:t>trang</w:t>
+      </w:r>
+      <w:r>
+        <w:rPr>
           <w:spacing w:val="-9"/>
           <w:w w:val="110"/>
         </w:rPr>
@@ -19511,16 +16425,14 @@
       </w:r>
       <w:r>
         <w:rPr>
-          <w:b/>
           <w:spacing w:val="-2"/>
           <w:w w:val="110"/>
         </w:rPr>
-        <w:t>Web):</w:t>
-      </w:r>
-      <w:r>
-        <w:rPr>
-          <w:b/>
-          <w:spacing w:val="-10"/>
+        <w:t>chapter4.php</w:t>
+      </w:r>
+      <w:r>
+        <w:rPr>
+          <w:spacing w:val="-7"/>
           <w:w w:val="110"/>
         </w:rPr>
         <w:t xml:space="preserve"> </w:t>
@@ -19530,25 +16442,39 @@
           <w:spacing w:val="-2"/>
           <w:w w:val="110"/>
         </w:rPr>
-        <w:t>Ch</w:t>
+        <w:t>của</w:t>
+      </w:r>
+      <w:r>
+        <w:rPr>
+          <w:spacing w:val="-8"/>
+          <w:w w:val="110"/>
+        </w:rPr>
+        <w:t xml:space="preserve"> </w:t>
       </w:r>
       <w:r>
         <w:rPr>
           <w:spacing w:val="-2"/>
           <w:w w:val="110"/>
         </w:rPr>
-        <w:t>ụ</w:t>
+        <w:t>bạn,</w:t>
+      </w:r>
+      <w:r>
+        <w:rPr>
+          <w:spacing w:val="-9"/>
+          <w:w w:val="110"/>
+        </w:rPr>
+        <w:t xml:space="preserve"> </w:t>
       </w:r>
       <w:r>
         <w:rPr>
           <w:spacing w:val="-2"/>
           <w:w w:val="110"/>
         </w:rPr>
-        <w:t>p</w:t>
-      </w:r>
-      <w:r>
-        <w:rPr>
-          <w:spacing w:val="-7"/>
+        <w:t>hiển</w:t>
+      </w:r>
+      <w:r>
+        <w:rPr>
+          <w:spacing w:val="-8"/>
           <w:w w:val="110"/>
         </w:rPr>
         <w:t xml:space="preserve"> </w:t>
@@ -19558,182 +16484,7 @@
           <w:spacing w:val="-2"/>
           <w:w w:val="110"/>
         </w:rPr>
-        <w:t>ả</w:t>
-      </w:r>
-      <w:r>
-        <w:rPr>
-          <w:spacing w:val="-2"/>
-          <w:w w:val="110"/>
-        </w:rPr>
-        <w:t>nh</w:t>
-      </w:r>
-      <w:r>
-        <w:rPr>
-          <w:spacing w:val="-5"/>
-          <w:w w:val="110"/>
-        </w:rPr>
-        <w:t xml:space="preserve"> </w:t>
-      </w:r>
-      <w:r>
-        <w:rPr>
-          <w:spacing w:val="-2"/>
-          <w:w w:val="110"/>
-        </w:rPr>
-        <w:t>màn</w:t>
-      </w:r>
-      <w:r>
-        <w:rPr>
-          <w:spacing w:val="-10"/>
-          <w:w w:val="110"/>
-        </w:rPr>
-        <w:t xml:space="preserve"> </w:t>
-      </w:r>
-      <w:r>
-        <w:rPr>
-          <w:spacing w:val="-2"/>
-          <w:w w:val="110"/>
-        </w:rPr>
-        <w:t>hình</w:t>
-      </w:r>
-      <w:r>
-        <w:rPr>
-          <w:spacing w:val="-8"/>
-          <w:w w:val="110"/>
-        </w:rPr>
-        <w:t xml:space="preserve"> </w:t>
-      </w:r>
-      <w:r>
-        <w:rPr>
-          <w:spacing w:val="-2"/>
-          <w:w w:val="110"/>
-        </w:rPr>
-        <w:t>trang</w:t>
-      </w:r>
-      <w:r>
-        <w:rPr>
-          <w:spacing w:val="-9"/>
-          <w:w w:val="110"/>
-        </w:rPr>
-        <w:t xml:space="preserve"> </w:t>
-      </w:r>
-      <w:r>
-        <w:rPr>
-          <w:spacing w:val="-2"/>
-          <w:w w:val="110"/>
-        </w:rPr>
-        <w:t>chapter4.php</w:t>
-      </w:r>
-      <w:r>
-        <w:rPr>
-          <w:spacing w:val="-7"/>
-          <w:w w:val="110"/>
-        </w:rPr>
-        <w:t xml:space="preserve"> </w:t>
-      </w:r>
-      <w:r>
-        <w:rPr>
-          <w:spacing w:val="-2"/>
-          <w:w w:val="110"/>
-        </w:rPr>
-        <w:t>c</w:t>
-      </w:r>
-      <w:r>
-        <w:rPr>
-          <w:spacing w:val="-2"/>
-          <w:w w:val="110"/>
-        </w:rPr>
-        <w:t>ủ</w:t>
-      </w:r>
-      <w:r>
-        <w:rPr>
-          <w:spacing w:val="-2"/>
-          <w:w w:val="110"/>
-        </w:rPr>
-        <w:t>a</w:t>
-      </w:r>
-      <w:r>
-        <w:rPr>
-          <w:spacing w:val="-8"/>
-          <w:w w:val="110"/>
-        </w:rPr>
-        <w:t xml:space="preserve"> </w:t>
-      </w:r>
-      <w:r>
-        <w:rPr>
-          <w:spacing w:val="-2"/>
-          <w:w w:val="110"/>
-        </w:rPr>
-        <w:t>b</w:t>
-      </w:r>
-      <w:r>
-        <w:rPr>
-          <w:spacing w:val="-2"/>
-          <w:w w:val="110"/>
-        </w:rPr>
-        <w:t>ạ</w:t>
-      </w:r>
-      <w:r>
-        <w:rPr>
-          <w:spacing w:val="-2"/>
-          <w:w w:val="110"/>
-        </w:rPr>
-        <w:t>n,</w:t>
-      </w:r>
-      <w:r>
-        <w:rPr>
-          <w:spacing w:val="-9"/>
-          <w:w w:val="110"/>
-        </w:rPr>
-        <w:t xml:space="preserve"> </w:t>
-      </w:r>
-      <w:r>
-        <w:rPr>
-          <w:spacing w:val="-2"/>
-          <w:w w:val="110"/>
-        </w:rPr>
-        <w:t>hi</w:t>
-      </w:r>
-      <w:r>
-        <w:rPr>
-          <w:spacing w:val="-2"/>
-          <w:w w:val="110"/>
-        </w:rPr>
-        <w:t>ể</w:t>
-      </w:r>
-      <w:r>
-        <w:rPr>
-          <w:spacing w:val="-2"/>
-          <w:w w:val="110"/>
-        </w:rPr>
-        <w:t>n</w:t>
-      </w:r>
-      <w:r>
-        <w:rPr>
-          <w:spacing w:val="-8"/>
-          <w:w w:val="110"/>
-        </w:rPr>
-        <w:t xml:space="preserve"> </w:t>
-      </w:r>
-      <w:r>
-        <w:rPr>
-          <w:spacing w:val="-2"/>
-          <w:w w:val="110"/>
-        </w:rPr>
-        <w:t>th</w:t>
-      </w:r>
-      <w:r>
-        <w:rPr>
-          <w:spacing w:val="-2"/>
-          <w:w w:val="110"/>
-        </w:rPr>
-        <w:t>ị</w:t>
-      </w:r>
-      <w:r>
-        <w:rPr>
-          <w:spacing w:val="-2"/>
-          <w:w w:val="110"/>
-        </w:rPr>
-        <w:t xml:space="preserve"> </w:t>
+        <w:t xml:space="preserve">thị </w:t>
       </w:r>
       <w:r>
         <w:rPr>
@@ -19765,19 +16516,7 @@
         <w:rPr>
           <w:w w:val="110"/>
         </w:rPr>
-        <w:t>b</w:t>
-      </w:r>
-      <w:r>
-        <w:rPr>
-          <w:w w:val="110"/>
-        </w:rPr>
-        <w:t>ạ</w:t>
-      </w:r>
-      <w:r>
-        <w:rPr>
-          <w:w w:val="110"/>
-        </w:rPr>
-        <w:t>n</w:t>
+        <w:t>bạn</w:t>
       </w:r>
       <w:r>
         <w:rPr>
@@ -19790,31 +16529,7 @@
         <w:rPr>
           <w:w w:val="110"/>
         </w:rPr>
-        <w:t>v</w:t>
-      </w:r>
-      <w:r>
-        <w:rPr>
-          <w:w w:val="110"/>
-        </w:rPr>
-        <w:t>ừ</w:t>
-      </w:r>
-      <w:r>
-        <w:rPr>
-          <w:w w:val="110"/>
-        </w:rPr>
-        <w:t>a thêm (ch</w:t>
-      </w:r>
-      <w:r>
-        <w:rPr>
-          <w:w w:val="110"/>
-        </w:rPr>
-        <w:t>ứ</w:t>
-      </w:r>
-      <w:r>
-        <w:rPr>
-          <w:w w:val="110"/>
-        </w:rPr>
-        <w:t>ng minh SELECT thành công).</w:t>
+        <w:t>vừa thêm (chứng minh SELECT thành công).</w:t>
       </w:r>
     </w:p>
     <w:p>
@@ -19828,14 +16543,11 @@
         <w:ind w:right="581"/>
       </w:pPr>
       <w:r>
-        <w:rPr>
-          <w:noProof/>
-        </w:rPr>
         <w:drawing>
-          <wp:inline distT="0" distB="0" distL="0" distR="0" wp14:anchorId="488ACB4D" wp14:editId="2A35D7DC">
+          <wp:inline distT="0" distB="0" distL="0" distR="0" wp14:anchorId="19678EF8" wp14:editId="09034D8C">
             <wp:extent cx="5943600" cy="3714750"/>
             <wp:effectExtent l="0" t="0" r="0" b="0"/>
-            <wp:docPr id="14" name="Picture 14"/>
+            <wp:docPr id="16" name="Picture 16"/>
             <wp:cNvGraphicFramePr>
               <a:graphicFrameLocks xmlns:a="http://schemas.openxmlformats.org/drawingml/2006/main" noChangeAspect="1"/>
             </wp:cNvGraphicFramePr>
@@ -19843,17 +16555,11 @@
               <a:graphicData uri="http://schemas.openxmlformats.org/drawingml/2006/picture">
                 <pic:pic xmlns:pic="http://schemas.openxmlformats.org/drawingml/2006/picture">
                   <pic:nvPicPr>
-                    <pic:cNvPr id="14" name="Picture 14"/>
+                    <pic:cNvPr id="1" name=""/>
                     <pic:cNvPicPr/>
                   </pic:nvPicPr>
                   <pic:blipFill>
-                    <a:blip r:embed="rId6" cstate="print">
-                      <a:extLst>
-                        <a:ext uri="{28A0092B-C50C-407E-A947-70E740481C1C}">
-                          <a14:useLocalDpi xmlns:a14="http://schemas.microsoft.com/office/drawing/2010/main" val="0"/>
-                        </a:ext>
-                      </a:extLst>
-                    </a:blip>
+                    <a:blip r:embed="rId6"/>
                     <a:stretch>
                       <a:fillRect/>
                     </a:stretch>
@@ -19957,15 +16663,7 @@
           <w:i/>
           <w:w w:val="105"/>
         </w:rPr>
-        <w:t>Ả</w:t>
-      </w:r>
-      <w:r>
-        <w:rPr>
-          <w:rFonts w:ascii="Calibri" w:hAnsi="Calibri"/>
-          <w:i/>
-          <w:w w:val="105"/>
-        </w:rPr>
-        <w:t>nh</w:t>
+        <w:t>Ảnh</w:t>
       </w:r>
       <w:r>
         <w:rPr>
@@ -20016,23 +16714,7 @@
           <w:i/>
           <w:w w:val="105"/>
         </w:rPr>
-        <w:t>c</w:t>
-      </w:r>
-      <w:r>
-        <w:rPr>
-          <w:rFonts w:ascii="Calibri" w:hAnsi="Calibri"/>
-          <w:i/>
-          <w:w w:val="105"/>
-        </w:rPr>
-        <w:t>ủ</w:t>
-      </w:r>
-      <w:r>
-        <w:rPr>
-          <w:rFonts w:ascii="Calibri" w:hAnsi="Calibri"/>
-          <w:i/>
-          <w:w w:val="105"/>
-        </w:rPr>
-        <w:t>a</w:t>
+        <w:t>của</w:t>
       </w:r>
       <w:r>
         <w:rPr>
@@ -20049,23 +16731,7 @@
           <w:i/>
           <w:w w:val="105"/>
         </w:rPr>
-        <w:t>b</w:t>
-      </w:r>
-      <w:r>
-        <w:rPr>
-          <w:rFonts w:ascii="Calibri" w:hAnsi="Calibri"/>
-          <w:i/>
-          <w:w w:val="105"/>
-        </w:rPr>
-        <w:t>ạ</w:t>
-      </w:r>
-      <w:r>
-        <w:rPr>
-          <w:rFonts w:ascii="Calibri" w:hAnsi="Calibri"/>
-          <w:i/>
-          <w:w w:val="105"/>
-        </w:rPr>
-        <w:t>n</w:t>
+        <w:t>bạn</w:t>
       </w:r>
       <w:r>
         <w:rPr>
@@ -20132,31 +16798,7 @@
         <w:rPr>
           <w:w w:val="110"/>
         </w:rPr>
-        <w:t>h</w:t>
-      </w:r>
-      <w:r>
-        <w:rPr>
-          <w:w w:val="110"/>
-        </w:rPr>
-        <w:t>ỏ</w:t>
-      </w:r>
-      <w:r>
-        <w:rPr>
-          <w:w w:val="110"/>
-        </w:rPr>
-        <w:t>i Ph</w:t>
-      </w:r>
-      <w:r>
-        <w:rPr>
-          <w:w w:val="110"/>
-        </w:rPr>
-        <w:t>ả</w:t>
-      </w:r>
-      <w:r>
-        <w:rPr>
-          <w:w w:val="110"/>
-        </w:rPr>
-        <w:t>n</w:t>
+        <w:t>hỏi Phản</w:t>
       </w:r>
       <w:r>
         <w:rPr>
@@ -20169,31 +16811,7 @@
         <w:rPr>
           <w:w w:val="110"/>
         </w:rPr>
-        <w:t>bi</w:t>
-      </w:r>
-      <w:r>
-        <w:rPr>
-          <w:w w:val="110"/>
-        </w:rPr>
-        <w:t>ệ</w:t>
-      </w:r>
-      <w:r>
-        <w:rPr>
-          <w:w w:val="110"/>
-        </w:rPr>
-        <w:t>n (B</w:t>
-      </w:r>
-      <w:r>
-        <w:rPr>
-          <w:w w:val="110"/>
-        </w:rPr>
-        <w:t>ắ</w:t>
-      </w:r>
-      <w:r>
-        <w:rPr>
-          <w:w w:val="110"/>
-        </w:rPr>
-        <w:t>t</w:t>
+        <w:t>biện (Bắt</w:t>
       </w:r>
       <w:r>
         <w:rPr>
@@ -20207,21 +16825,7 @@
           <w:spacing w:val="-2"/>
           <w:w w:val="110"/>
         </w:rPr>
-        <w:t>bu</w:t>
-      </w:r>
-      <w:r>
-        <w:rPr>
-          <w:spacing w:val="-2"/>
-          <w:w w:val="110"/>
-        </w:rPr>
-        <w:t>ộ</w:t>
-      </w:r>
-      <w:r>
-        <w:rPr>
-          <w:spacing w:val="-2"/>
-          <w:w w:val="110"/>
-        </w:rPr>
-        <w:t>c)</w:t>
+        <w:t>buộc)</w:t>
       </w:r>
     </w:p>
     <w:p>
@@ -20283,21 +16887,7 @@
           <w:rFonts w:ascii="Calibri" w:hAnsi="Calibri"/>
           <w:w w:val="105"/>
         </w:rPr>
-        <w:t>Ph</w:t>
-      </w:r>
-      <w:r>
-        <w:rPr>
-          <w:rFonts w:ascii="Calibri" w:hAnsi="Calibri"/>
-          <w:w w:val="105"/>
-        </w:rPr>
-        <w:t>ầ</w:t>
-      </w:r>
-      <w:r>
-        <w:rPr>
-          <w:rFonts w:ascii="Calibri" w:hAnsi="Calibri"/>
-          <w:w w:val="105"/>
-        </w:rPr>
-        <w:t>n</w:t>
+        <w:t>Phần</w:t>
       </w:r>
       <w:r>
         <w:rPr>
@@ -20372,21 +16962,7 @@
           <w:rFonts w:ascii="Calibri" w:hAnsi="Calibri"/>
           <w:w w:val="105"/>
         </w:rPr>
-        <w:t>đ</w:t>
-      </w:r>
-      <w:r>
-        <w:rPr>
-          <w:rFonts w:ascii="Calibri" w:hAnsi="Calibri"/>
-          <w:w w:val="105"/>
-        </w:rPr>
-        <w:t>ặ</w:t>
-      </w:r>
-      <w:r>
-        <w:rPr>
-          <w:rFonts w:ascii="Calibri" w:hAnsi="Calibri"/>
-          <w:w w:val="105"/>
-        </w:rPr>
-        <w:t>t</w:t>
+        <w:t>đặt</w:t>
       </w:r>
       <w:r>
         <w:rPr>
@@ -20431,21 +17007,7 @@
           <w:rFonts w:ascii="Calibri" w:hAnsi="Calibri"/>
           <w:w w:val="105"/>
         </w:rPr>
-        <w:t>h</w:t>
-      </w:r>
-      <w:r>
-        <w:rPr>
-          <w:rFonts w:ascii="Calibri" w:hAnsi="Calibri"/>
-          <w:w w:val="105"/>
-        </w:rPr>
-        <w:t>ỏ</w:t>
-      </w:r>
-      <w:r>
-        <w:rPr>
-          <w:rFonts w:ascii="Calibri" w:hAnsi="Calibri"/>
-          <w:w w:val="105"/>
-        </w:rPr>
-        <w:t>i</w:t>
+        <w:t>hỏi</w:t>
       </w:r>
       <w:r>
         <w:rPr>
@@ -20495,23 +17057,7 @@
           <w:i/>
           <w:w w:val="110"/>
         </w:rPr>
-        <w:t>(G</w:t>
-      </w:r>
-      <w:r>
-        <w:rPr>
-          <w:rFonts w:ascii="Calibri" w:hAnsi="Calibri"/>
-          <w:i/>
-          <w:w w:val="110"/>
-        </w:rPr>
-        <w:t>ợ</w:t>
-      </w:r>
-      <w:r>
-        <w:rPr>
-          <w:rFonts w:ascii="Calibri" w:hAnsi="Calibri"/>
-          <w:i/>
-          <w:w w:val="110"/>
-        </w:rPr>
-        <w:t>i</w:t>
+        <w:t>(Gợi</w:t>
       </w:r>
       <w:r>
         <w:rPr>
@@ -20562,23 +17108,7 @@
           <w:i/>
           <w:w w:val="110"/>
         </w:rPr>
-        <w:t>gi</w:t>
-      </w:r>
-      <w:r>
-        <w:rPr>
-          <w:rFonts w:ascii="Calibri" w:hAnsi="Calibri"/>
-          <w:i/>
-          <w:w w:val="110"/>
-        </w:rPr>
-        <w:t>ả</w:t>
-      </w:r>
-      <w:r>
-        <w:rPr>
-          <w:rFonts w:ascii="Calibri" w:hAnsi="Calibri"/>
-          <w:i/>
-          <w:w w:val="110"/>
-        </w:rPr>
-        <w:t>i</w:t>
+        <w:t>giải</w:t>
       </w:r>
       <w:r>
         <w:rPr>
@@ -20680,23 +17210,7 @@
           <w:i/>
           <w:w w:val="110"/>
         </w:rPr>
-        <w:t>T</w:t>
-      </w:r>
-      <w:r>
-        <w:rPr>
-          <w:rFonts w:ascii="Calibri" w:hAnsi="Calibri"/>
-          <w:i/>
-          <w:w w:val="110"/>
-        </w:rPr>
-        <w:t>ạ</w:t>
-      </w:r>
-      <w:r>
-        <w:rPr>
-          <w:rFonts w:ascii="Calibri" w:hAnsi="Calibri"/>
-          <w:i/>
-          <w:w w:val="110"/>
-        </w:rPr>
-        <w:t>i</w:t>
+        <w:t>Tại</w:t>
       </w:r>
       <w:r>
         <w:rPr>
@@ -20730,23 +17244,7 @@
           <w:i/>
           <w:w w:val="110"/>
         </w:rPr>
-        <w:t>vi</w:t>
-      </w:r>
-      <w:r>
-        <w:rPr>
-          <w:rFonts w:ascii="Calibri" w:hAnsi="Calibri"/>
-          <w:i/>
-          <w:w w:val="110"/>
-        </w:rPr>
-        <w:t>ệ</w:t>
-      </w:r>
-      <w:r>
-        <w:rPr>
-          <w:rFonts w:ascii="Calibri" w:hAnsi="Calibri"/>
-          <w:i/>
-          <w:w w:val="110"/>
-        </w:rPr>
-        <w:t>c</w:t>
+        <w:t>việc</w:t>
       </w:r>
       <w:r>
         <w:rPr>
@@ -20763,23 +17261,7 @@
           <w:i/>
           <w:w w:val="110"/>
         </w:rPr>
-        <w:t>c</w:t>
-      </w:r>
-      <w:r>
-        <w:rPr>
-          <w:rFonts w:ascii="Calibri" w:hAnsi="Calibri"/>
-          <w:i/>
-          <w:w w:val="110"/>
-        </w:rPr>
-        <w:t>ộ</w:t>
-      </w:r>
-      <w:r>
-        <w:rPr>
-          <w:rFonts w:ascii="Calibri" w:hAnsi="Calibri"/>
-          <w:i/>
-          <w:w w:val="110"/>
-        </w:rPr>
-        <w:t>ng</w:t>
+        <w:t>cộng</w:t>
       </w:r>
       <w:r>
         <w:rPr>
@@ -20796,23 +17278,7 @@
           <w:i/>
           <w:w w:val="110"/>
         </w:rPr>
-        <w:t>chu</w:t>
-      </w:r>
-      <w:r>
-        <w:rPr>
-          <w:rFonts w:ascii="Calibri" w:hAnsi="Calibri"/>
-          <w:i/>
-          <w:w w:val="110"/>
-        </w:rPr>
-        <w:t>ỗ</w:t>
-      </w:r>
-      <w:r>
-        <w:rPr>
-          <w:rFonts w:ascii="Calibri" w:hAnsi="Calibri"/>
-          <w:i/>
-          <w:w w:val="110"/>
-        </w:rPr>
-        <w:t>i</w:t>
+        <w:t>chuỗi</w:t>
       </w:r>
       <w:r>
         <w:rPr>
@@ -20914,23 +17380,7 @@
           <w:i/>
           <w:w w:val="110"/>
         </w:rPr>
-        <w:t>l</w:t>
-      </w:r>
-      <w:r>
-        <w:rPr>
-          <w:rFonts w:ascii="Calibri" w:hAnsi="Calibri"/>
-          <w:i/>
-          <w:w w:val="110"/>
-        </w:rPr>
-        <w:t>ạ</w:t>
-      </w:r>
-      <w:r>
-        <w:rPr>
-          <w:rFonts w:ascii="Calibri" w:hAnsi="Calibri"/>
-          <w:i/>
-          <w:w w:val="110"/>
-        </w:rPr>
-        <w:t>i</w:t>
+        <w:t>lại</w:t>
       </w:r>
       <w:r>
         <w:rPr>
@@ -20964,23 +17414,7 @@
           <w:i/>
           <w:w w:val="110"/>
         </w:rPr>
-        <w:t>hi</w:t>
-      </w:r>
-      <w:r>
-        <w:rPr>
-          <w:rFonts w:ascii="Calibri" w:hAnsi="Calibri"/>
-          <w:i/>
-          <w:w w:val="110"/>
-        </w:rPr>
-        <w:t>ể</w:t>
-      </w:r>
-      <w:r>
-        <w:rPr>
-          <w:rFonts w:ascii="Calibri" w:hAnsi="Calibri"/>
-          <w:i/>
-          <w:w w:val="110"/>
-        </w:rPr>
-        <w:t>m,</w:t>
+        <w:t>hiểm,</w:t>
       </w:r>
       <w:r>
         <w:rPr>
@@ -21014,23 +17448,7 @@
           <w:i/>
           <w:w w:val="110"/>
         </w:rPr>
-        <w:t>t</w:t>
-      </w:r>
-      <w:r>
-        <w:rPr>
-          <w:rFonts w:ascii="Calibri" w:hAnsi="Calibri"/>
-          <w:i/>
-          <w:w w:val="110"/>
-        </w:rPr>
-        <w:t>ạ</w:t>
-      </w:r>
-      <w:r>
-        <w:rPr>
-          <w:rFonts w:ascii="Calibri" w:hAnsi="Calibri"/>
-          <w:i/>
-          <w:w w:val="110"/>
-        </w:rPr>
-        <w:t>i</w:t>
+        <w:t>tại</w:t>
       </w:r>
       <w:r>
         <w:rPr>
@@ -21149,23 +17567,7 @@
           <w:i/>
           <w:w w:val="110"/>
         </w:rPr>
-        <w:t>l</w:t>
-      </w:r>
-      <w:r>
-        <w:rPr>
-          <w:rFonts w:ascii="Calibri" w:hAnsi="Calibri"/>
-          <w:i/>
-          <w:w w:val="110"/>
-        </w:rPr>
-        <w:t>ạ</w:t>
-      </w:r>
-      <w:r>
-        <w:rPr>
-          <w:rFonts w:ascii="Calibri" w:hAnsi="Calibri"/>
-          <w:i/>
-          <w:w w:val="110"/>
-        </w:rPr>
-        <w:t>i</w:t>
+        <w:t>lại</w:t>
       </w:r>
       <w:r>
         <w:rPr>
@@ -21234,23 +17636,7 @@
           <w:b/>
           <w:w w:val="110"/>
         </w:rPr>
-        <w:t>h</w:t>
-      </w:r>
-      <w:r>
-        <w:rPr>
-          <w:rFonts w:ascii="Calibri" w:hAnsi="Calibri"/>
-          <w:b/>
-          <w:w w:val="110"/>
-        </w:rPr>
-        <w:t>ỏ</w:t>
-      </w:r>
-      <w:r>
-        <w:rPr>
-          <w:rFonts w:ascii="Calibri" w:hAnsi="Calibri"/>
-          <w:b/>
-          <w:w w:val="110"/>
-        </w:rPr>
-        <w:t>i</w:t>
+        <w:t>hỏi</w:t>
       </w:r>
       <w:r>
         <w:rPr>
@@ -21267,23 +17653,7 @@
           <w:b/>
           <w:w w:val="110"/>
         </w:rPr>
-        <w:t>c</w:t>
-      </w:r>
-      <w:r>
-        <w:rPr>
-          <w:rFonts w:ascii="Calibri" w:hAnsi="Calibri"/>
-          <w:b/>
-          <w:w w:val="110"/>
-        </w:rPr>
-        <w:t>ủ</w:t>
-      </w:r>
-      <w:r>
-        <w:rPr>
-          <w:rFonts w:ascii="Calibri" w:hAnsi="Calibri"/>
-          <w:b/>
-          <w:w w:val="110"/>
-        </w:rPr>
-        <w:t>a</w:t>
+        <w:t>của</w:t>
       </w:r>
       <w:r>
         <w:rPr>
@@ -21412,25 +17782,39 @@
           <w:spacing w:val="-2"/>
           <w:w w:val="115"/>
         </w:rPr>
-        <w:t>K</w:t>
+        <w:t>Kết</w:t>
+      </w:r>
+      <w:r>
+        <w:rPr>
+          <w:spacing w:val="-5"/>
+          <w:w w:val="115"/>
+        </w:rPr>
+        <w:t xml:space="preserve"> </w:t>
       </w:r>
       <w:r>
         <w:rPr>
           <w:spacing w:val="-2"/>
           <w:w w:val="115"/>
         </w:rPr>
-        <w:t>ế</w:t>
+        <w:t>nối</w:t>
+      </w:r>
+      <w:r>
+        <w:rPr>
+          <w:spacing w:val="-9"/>
+          <w:w w:val="115"/>
+        </w:rPr>
+        <w:t xml:space="preserve"> </w:t>
       </w:r>
       <w:r>
         <w:rPr>
           <w:spacing w:val="-2"/>
           <w:w w:val="115"/>
         </w:rPr>
-        <w:t>t</w:t>
-      </w:r>
-      <w:r>
-        <w:rPr>
-          <w:spacing w:val="-5"/>
+        <w:t>Đánh</w:t>
+      </w:r>
+      <w:r>
+        <w:rPr>
+          <w:spacing w:val="-11"/>
           <w:w w:val="115"/>
         </w:rPr>
         <w:t xml:space="preserve"> </w:t>
@@ -21440,25 +17824,39 @@
           <w:spacing w:val="-2"/>
           <w:w w:val="115"/>
         </w:rPr>
-        <w:t>n</w:t>
+        <w:t>giá</w:t>
+      </w:r>
+      <w:r>
+        <w:rPr>
+          <w:spacing w:val="-4"/>
+          <w:w w:val="115"/>
+        </w:rPr>
+        <w:t xml:space="preserve"> </w:t>
       </w:r>
       <w:r>
         <w:rPr>
           <w:spacing w:val="-2"/>
           <w:w w:val="115"/>
         </w:rPr>
-        <w:t>ố</w:t>
+        <w:t>(Rất</w:t>
+      </w:r>
+      <w:r>
+        <w:rPr>
+          <w:spacing w:val="-8"/>
+          <w:w w:val="115"/>
+        </w:rPr>
+        <w:t xml:space="preserve"> </w:t>
       </w:r>
       <w:r>
         <w:rPr>
           <w:spacing w:val="-2"/>
           <w:w w:val="115"/>
         </w:rPr>
-        <w:t>i</w:t>
-      </w:r>
-      <w:r>
-        <w:rPr>
-          <w:spacing w:val="-9"/>
+        <w:t>quan</w:t>
+      </w:r>
+      <w:r>
+        <w:rPr>
+          <w:spacing w:val="-11"/>
           <w:w w:val="115"/>
         </w:rPr>
         <w:t xml:space="preserve"> </w:t>
@@ -21468,91 +17866,7 @@
           <w:spacing w:val="-2"/>
           <w:w w:val="115"/>
         </w:rPr>
-        <w:t>Đánh</w:t>
-      </w:r>
-      <w:r>
-        <w:rPr>
-          <w:spacing w:val="-11"/>
-          <w:w w:val="115"/>
-        </w:rPr>
-        <w:t xml:space="preserve"> </w:t>
-      </w:r>
-      <w:r>
-        <w:rPr>
-          <w:spacing w:val="-2"/>
-          <w:w w:val="115"/>
-        </w:rPr>
-        <w:t>giá</w:t>
-      </w:r>
-      <w:r>
-        <w:rPr>
-          <w:spacing w:val="-4"/>
-          <w:w w:val="115"/>
-        </w:rPr>
-        <w:t xml:space="preserve"> </w:t>
-      </w:r>
-      <w:r>
-        <w:rPr>
-          <w:spacing w:val="-2"/>
-          <w:w w:val="115"/>
-        </w:rPr>
-        <w:t>(R</w:t>
-      </w:r>
-      <w:r>
-        <w:rPr>
-          <w:spacing w:val="-2"/>
-          <w:w w:val="115"/>
-        </w:rPr>
-        <w:t>ấ</w:t>
-      </w:r>
-      <w:r>
-        <w:rPr>
-          <w:spacing w:val="-2"/>
-          <w:w w:val="115"/>
-        </w:rPr>
-        <w:t>t</w:t>
-      </w:r>
-      <w:r>
-        <w:rPr>
-          <w:spacing w:val="-8"/>
-          <w:w w:val="115"/>
-        </w:rPr>
-        <w:t xml:space="preserve"> </w:t>
-      </w:r>
-      <w:r>
-        <w:rPr>
-          <w:spacing w:val="-2"/>
-          <w:w w:val="115"/>
-        </w:rPr>
-        <w:t>quan</w:t>
-      </w:r>
-      <w:r>
-        <w:rPr>
-          <w:spacing w:val="-11"/>
-          <w:w w:val="115"/>
-        </w:rPr>
-        <w:t xml:space="preserve"> </w:t>
-      </w:r>
-      <w:r>
-        <w:rPr>
-          <w:spacing w:val="-2"/>
-          <w:w w:val="115"/>
-        </w:rPr>
-        <w:t>tr</w:t>
-      </w:r>
-      <w:r>
-        <w:rPr>
-          <w:spacing w:val="-2"/>
-          <w:w w:val="115"/>
-        </w:rPr>
-        <w:t>ọ</w:t>
-      </w:r>
-      <w:r>
-        <w:rPr>
-          <w:spacing w:val="-2"/>
-          <w:w w:val="115"/>
-        </w:rPr>
-        <w:t>ng)</w:t>
+        <w:t>trọng)</w:t>
       </w:r>
     </w:p>
     <w:p>
@@ -21569,63 +17883,7 @@
           <w:rFonts w:ascii="Calibri" w:hAnsi="Calibri"/>
           <w:w w:val="105"/>
         </w:rPr>
-        <w:t>K</w:t>
-      </w:r>
-      <w:r>
-        <w:rPr>
-          <w:rFonts w:ascii="Calibri" w:hAnsi="Calibri"/>
-          <w:w w:val="105"/>
-        </w:rPr>
-        <w:t>ỹ</w:t>
-      </w:r>
-      <w:r>
-        <w:rPr>
-          <w:rFonts w:ascii="Calibri" w:hAnsi="Calibri"/>
-          <w:w w:val="105"/>
-        </w:rPr>
-        <w:t xml:space="preserve"> năng k</w:t>
-      </w:r>
-      <w:r>
-        <w:rPr>
-          <w:rFonts w:ascii="Calibri" w:hAnsi="Calibri"/>
-          <w:w w:val="105"/>
-        </w:rPr>
-        <w:t>ế</w:t>
-      </w:r>
-      <w:r>
-        <w:rPr>
-          <w:rFonts w:ascii="Calibri" w:hAnsi="Calibri"/>
-          <w:w w:val="105"/>
-        </w:rPr>
-        <w:t>t n</w:t>
-      </w:r>
-      <w:r>
-        <w:rPr>
-          <w:rFonts w:ascii="Calibri" w:hAnsi="Calibri"/>
-          <w:w w:val="105"/>
-        </w:rPr>
-        <w:t>ố</w:t>
-      </w:r>
-      <w:r>
-        <w:rPr>
-          <w:rFonts w:ascii="Calibri" w:hAnsi="Calibri"/>
-          <w:w w:val="105"/>
-        </w:rPr>
-        <w:t>i CSDL b</w:t>
-      </w:r>
-      <w:r>
-        <w:rPr>
-          <w:rFonts w:ascii="Calibri" w:hAnsi="Calibri"/>
-          <w:w w:val="105"/>
-        </w:rPr>
-        <w:t>ằ</w:t>
-      </w:r>
-      <w:r>
-        <w:rPr>
-          <w:rFonts w:ascii="Calibri" w:hAnsi="Calibri"/>
-          <w:w w:val="105"/>
-        </w:rPr>
-        <w:t xml:space="preserve">ng </w:t>
+        <w:t xml:space="preserve">Kỹ năng kết nối CSDL bằng </w:t>
       </w:r>
       <w:r>
         <w:rPr>
@@ -21640,63 +17898,7 @@
           <w:rFonts w:ascii="Calibri" w:hAnsi="Calibri"/>
           <w:w w:val="105"/>
         </w:rPr>
-        <w:t>(bao g</w:t>
-      </w:r>
-      <w:r>
-        <w:rPr>
-          <w:rFonts w:ascii="Calibri" w:hAnsi="Calibri"/>
-          <w:w w:val="105"/>
-        </w:rPr>
-        <w:t>ồ</w:t>
-      </w:r>
-      <w:r>
-        <w:rPr>
-          <w:rFonts w:ascii="Calibri" w:hAnsi="Calibri"/>
-          <w:w w:val="105"/>
-        </w:rPr>
-        <w:t>m INSERT và SELECT) là k</w:t>
-      </w:r>
-      <w:r>
-        <w:rPr>
-          <w:rFonts w:ascii="Calibri" w:hAnsi="Calibri"/>
-          <w:w w:val="105"/>
-        </w:rPr>
-        <w:t>ỹ</w:t>
-      </w:r>
-      <w:r>
-        <w:rPr>
-          <w:rFonts w:ascii="Calibri" w:hAnsi="Calibri"/>
-          <w:w w:val="105"/>
-        </w:rPr>
-        <w:t xml:space="preserve"> năng quan tr</w:t>
-      </w:r>
-      <w:r>
-        <w:rPr>
-          <w:rFonts w:ascii="Calibri" w:hAnsi="Calibri"/>
-          <w:w w:val="105"/>
-        </w:rPr>
-        <w:t>ọ</w:t>
-      </w:r>
-      <w:r>
-        <w:rPr>
-          <w:rFonts w:ascii="Calibri" w:hAnsi="Calibri"/>
-          <w:w w:val="105"/>
-        </w:rPr>
-        <w:t>ng nh</w:t>
-      </w:r>
-      <w:r>
-        <w:rPr>
-          <w:rFonts w:ascii="Calibri" w:hAnsi="Calibri"/>
-          <w:w w:val="105"/>
-        </w:rPr>
-        <w:t>ấ</w:t>
-      </w:r>
-      <w:r>
-        <w:rPr>
-          <w:rFonts w:ascii="Calibri" w:hAnsi="Calibri"/>
-          <w:w w:val="105"/>
-        </w:rPr>
-        <w:t>t trong</w:t>
+        <w:t>(bao gồm INSERT và SELECT) là kỹ năng quan trọng nhất trong</w:t>
       </w:r>
       <w:r>
         <w:rPr>
@@ -21711,63 +17913,7 @@
           <w:rFonts w:ascii="Calibri" w:hAnsi="Calibri"/>
           <w:w w:val="105"/>
         </w:rPr>
-        <w:t>kh</w:t>
-      </w:r>
-      <w:r>
-        <w:rPr>
-          <w:rFonts w:ascii="Calibri" w:hAnsi="Calibri"/>
-          <w:w w:val="105"/>
-        </w:rPr>
-        <w:t>ố</w:t>
-      </w:r>
-      <w:r>
-        <w:rPr>
-          <w:rFonts w:ascii="Calibri" w:hAnsi="Calibri"/>
-          <w:w w:val="105"/>
-        </w:rPr>
-        <w:t>i ki</w:t>
-      </w:r>
-      <w:r>
-        <w:rPr>
-          <w:rFonts w:ascii="Calibri" w:hAnsi="Calibri"/>
-          <w:w w:val="105"/>
-        </w:rPr>
-        <w:t>ế</w:t>
-      </w:r>
-      <w:r>
-        <w:rPr>
-          <w:rFonts w:ascii="Calibri" w:hAnsi="Calibri"/>
-          <w:w w:val="105"/>
-        </w:rPr>
-        <w:t>n th</w:t>
-      </w:r>
-      <w:r>
-        <w:rPr>
-          <w:rFonts w:ascii="Calibri" w:hAnsi="Calibri"/>
-          <w:w w:val="105"/>
-        </w:rPr>
-        <w:t>ứ</w:t>
-      </w:r>
-      <w:r>
-        <w:rPr>
-          <w:rFonts w:ascii="Calibri" w:hAnsi="Calibri"/>
-          <w:w w:val="105"/>
-        </w:rPr>
-        <w:t>c PHP thu</w:t>
-      </w:r>
-      <w:r>
-        <w:rPr>
-          <w:rFonts w:ascii="Calibri" w:hAnsi="Calibri"/>
-          <w:w w:val="105"/>
-        </w:rPr>
-        <w:t>ầ</w:t>
-      </w:r>
-      <w:r>
-        <w:rPr>
-          <w:rFonts w:ascii="Calibri" w:hAnsi="Calibri"/>
-          <w:w w:val="105"/>
-        </w:rPr>
-        <w:t>n.</w:t>
+        <w:t>khối kiến thức PHP thuần.</w:t>
       </w:r>
     </w:p>
     <w:p>
@@ -21784,21 +17930,7 @@
           <w:rFonts w:ascii="Calibri" w:hAnsi="Calibri"/>
           <w:w w:val="110"/>
         </w:rPr>
-        <w:t>B</w:t>
-      </w:r>
-      <w:r>
-        <w:rPr>
-          <w:rFonts w:ascii="Calibri" w:hAnsi="Calibri"/>
-          <w:w w:val="110"/>
-        </w:rPr>
-        <w:t>ạ</w:t>
-      </w:r>
-      <w:r>
-        <w:rPr>
-          <w:rFonts w:ascii="Calibri" w:hAnsi="Calibri"/>
-          <w:w w:val="110"/>
-        </w:rPr>
-        <w:t>n</w:t>
+        <w:t>Bạn</w:t>
       </w:r>
       <w:r>
         <w:rPr>
@@ -21813,14 +17945,7 @@
           <w:rFonts w:ascii="Calibri" w:hAnsi="Calibri"/>
           <w:w w:val="110"/>
         </w:rPr>
-        <w:t>s</w:t>
-      </w:r>
-      <w:r>
-        <w:rPr>
-          <w:rFonts w:ascii="Calibri" w:hAnsi="Calibri"/>
-          <w:w w:val="110"/>
-        </w:rPr>
-        <w:t>ẽ</w:t>
+        <w:t>sẽ</w:t>
       </w:r>
       <w:r>
         <w:rPr>
@@ -21835,21 +17960,7 @@
           <w:rFonts w:ascii="Calibri" w:hAnsi="Calibri"/>
           <w:w w:val="110"/>
         </w:rPr>
-        <w:t>v</w:t>
-      </w:r>
-      <w:r>
-        <w:rPr>
-          <w:rFonts w:ascii="Calibri" w:hAnsi="Calibri"/>
-          <w:w w:val="110"/>
-        </w:rPr>
-        <w:t>ậ</w:t>
-      </w:r>
-      <w:r>
-        <w:rPr>
-          <w:rFonts w:ascii="Calibri" w:hAnsi="Calibri"/>
-          <w:w w:val="110"/>
-        </w:rPr>
-        <w:t>n</w:t>
+        <w:t>vận</w:t>
       </w:r>
       <w:r>
         <w:rPr>
@@ -21864,21 +17975,7 @@
           <w:rFonts w:ascii="Calibri" w:hAnsi="Calibri"/>
           <w:w w:val="110"/>
         </w:rPr>
-        <w:t>d</w:t>
-      </w:r>
-      <w:r>
-        <w:rPr>
-          <w:rFonts w:ascii="Calibri" w:hAnsi="Calibri"/>
-          <w:w w:val="110"/>
-        </w:rPr>
-        <w:t>ụ</w:t>
-      </w:r>
-      <w:r>
-        <w:rPr>
-          <w:rFonts w:ascii="Calibri" w:hAnsi="Calibri"/>
-          <w:w w:val="110"/>
-        </w:rPr>
-        <w:t>ng</w:t>
+        <w:t>dụng</w:t>
       </w:r>
       <w:r>
         <w:rPr>
@@ -21893,21 +17990,7 @@
           <w:rFonts w:ascii="Calibri" w:hAnsi="Calibri"/>
           <w:w w:val="110"/>
         </w:rPr>
-        <w:t>tr</w:t>
-      </w:r>
-      <w:r>
-        <w:rPr>
-          <w:rFonts w:ascii="Calibri" w:hAnsi="Calibri"/>
-          <w:w w:val="110"/>
-        </w:rPr>
-        <w:t>ự</w:t>
-      </w:r>
-      <w:r>
-        <w:rPr>
-          <w:rFonts w:ascii="Calibri" w:hAnsi="Calibri"/>
-          <w:w w:val="110"/>
-        </w:rPr>
-        <w:t>c</w:t>
+        <w:t>trực</w:t>
       </w:r>
       <w:r>
         <w:rPr>
@@ -21922,21 +18005,7 @@
           <w:rFonts w:ascii="Calibri" w:hAnsi="Calibri"/>
           <w:w w:val="110"/>
         </w:rPr>
-        <w:t>ti</w:t>
-      </w:r>
-      <w:r>
-        <w:rPr>
-          <w:rFonts w:ascii="Calibri" w:hAnsi="Calibri"/>
-          <w:w w:val="110"/>
-        </w:rPr>
-        <w:t>ế</w:t>
-      </w:r>
-      <w:r>
-        <w:rPr>
-          <w:rFonts w:ascii="Calibri" w:hAnsi="Calibri"/>
-          <w:w w:val="110"/>
-        </w:rPr>
-        <w:t>p PHT</w:t>
+        <w:t>tiếp PHT</w:t>
       </w:r>
       <w:r>
         <w:rPr>
@@ -21966,14 +18035,7 @@
           <w:rFonts w:ascii="Calibri" w:hAnsi="Calibri"/>
           <w:w w:val="110"/>
         </w:rPr>
-        <w:t>đ</w:t>
-      </w:r>
-      <w:r>
-        <w:rPr>
-          <w:rFonts w:ascii="Calibri" w:hAnsi="Calibri"/>
-          <w:w w:val="110"/>
-        </w:rPr>
-        <w:t>ể</w:t>
+        <w:t>để</w:t>
       </w:r>
       <w:r>
         <w:rPr>
@@ -22028,23 +18090,7 @@
           <w:b/>
           <w:w w:val="110"/>
         </w:rPr>
-        <w:t>t</w:t>
-      </w:r>
-      <w:r>
-        <w:rPr>
-          <w:rFonts w:ascii="Calibri" w:hAnsi="Calibri"/>
-          <w:b/>
-          <w:w w:val="110"/>
-        </w:rPr>
-        <w:t>ậ</w:t>
-      </w:r>
-      <w:r>
-        <w:rPr>
-          <w:rFonts w:ascii="Calibri" w:hAnsi="Calibri"/>
-          <w:b/>
-          <w:w w:val="110"/>
-        </w:rPr>
-        <w:t>p</w:t>
+        <w:t>tập</w:t>
       </w:r>
       <w:r>
         <w:rPr>
@@ -22061,23 +18107,7 @@
           <w:b/>
           <w:w w:val="110"/>
         </w:rPr>
-        <w:t>trên l</w:t>
-      </w:r>
-      <w:r>
-        <w:rPr>
-          <w:rFonts w:ascii="Calibri" w:hAnsi="Calibri"/>
-          <w:b/>
-          <w:w w:val="110"/>
-        </w:rPr>
-        <w:t>ớ</w:t>
-      </w:r>
-      <w:r>
-        <w:rPr>
-          <w:rFonts w:ascii="Calibri" w:hAnsi="Calibri"/>
-          <w:b/>
-          <w:w w:val="110"/>
-        </w:rPr>
-        <w:t>p</w:t>
+        <w:t>trên lớp</w:t>
       </w:r>
       <w:r>
         <w:rPr>
@@ -22094,23 +18124,7 @@
           <w:b/>
           <w:w w:val="110"/>
         </w:rPr>
-        <w:t>(Ph</w:t>
-      </w:r>
-      <w:r>
-        <w:rPr>
-          <w:rFonts w:ascii="Calibri" w:hAnsi="Calibri"/>
-          <w:b/>
-          <w:w w:val="110"/>
-        </w:rPr>
-        <w:t>ầ</w:t>
-      </w:r>
-      <w:r>
-        <w:rPr>
-          <w:rFonts w:ascii="Calibri" w:hAnsi="Calibri"/>
-          <w:b/>
-          <w:w w:val="110"/>
-        </w:rPr>
-        <w:t>n</w:t>
+        <w:t>(Phần</w:t>
       </w:r>
       <w:r>
         <w:rPr>
@@ -22149,21 +18163,7 @@
           <w:rFonts w:ascii="Calibri" w:hAnsi="Calibri"/>
           <w:w w:val="110"/>
         </w:rPr>
-        <w:t>chi</w:t>
-      </w:r>
-      <w:r>
-        <w:rPr>
-          <w:rFonts w:ascii="Calibri" w:hAnsi="Calibri"/>
-          <w:w w:val="110"/>
-        </w:rPr>
-        <w:t>ế</w:t>
-      </w:r>
-      <w:r>
-        <w:rPr>
-          <w:rFonts w:ascii="Calibri" w:hAnsi="Calibri"/>
-          <w:w w:val="110"/>
-        </w:rPr>
-        <w:t>m</w:t>
+        <w:t>chiếm</w:t>
       </w:r>
       <w:r>
         <w:rPr>
@@ -22186,21 +18186,7 @@
           <w:rFonts w:ascii="Calibri" w:hAnsi="Calibri"/>
           <w:w w:val="110"/>
         </w:rPr>
-        <w:t>t</w:t>
-      </w:r>
-      <w:r>
-        <w:rPr>
-          <w:rFonts w:ascii="Calibri" w:hAnsi="Calibri"/>
-          <w:w w:val="110"/>
-        </w:rPr>
-        <w:t>ổ</w:t>
-      </w:r>
-      <w:r>
-        <w:rPr>
-          <w:rFonts w:ascii="Calibri" w:hAnsi="Calibri"/>
-          <w:w w:val="110"/>
-        </w:rPr>
-        <w:t>ng</w:t>
+        <w:t>tổng</w:t>
       </w:r>
       <w:r>
         <w:rPr>
@@ -22215,21 +18201,7 @@
           <w:rFonts w:ascii="Calibri" w:hAnsi="Calibri"/>
           <w:w w:val="110"/>
         </w:rPr>
-        <w:t>đi</w:t>
-      </w:r>
-      <w:r>
-        <w:rPr>
-          <w:rFonts w:ascii="Calibri" w:hAnsi="Calibri"/>
-          <w:w w:val="110"/>
-        </w:rPr>
-        <w:t>ể</w:t>
-      </w:r>
-      <w:r>
-        <w:rPr>
-          <w:rFonts w:ascii="Calibri" w:hAnsi="Calibri"/>
-          <w:w w:val="110"/>
-        </w:rPr>
-        <w:t>m,</w:t>
+        <w:t>điểm,</w:t>
       </w:r>
       <w:r>
         <w:rPr>
@@ -22244,14 +18216,7 @@
           <w:rFonts w:ascii="Calibri" w:hAnsi="Calibri"/>
           <w:w w:val="110"/>
         </w:rPr>
-        <w:t>d</w:t>
-      </w:r>
-      <w:r>
-        <w:rPr>
-          <w:rFonts w:ascii="Calibri" w:hAnsi="Calibri"/>
-          <w:w w:val="110"/>
-        </w:rPr>
-        <w:t>ự</w:t>
+        <w:t>dự</w:t>
       </w:r>
       <w:r>
         <w:rPr>
@@ -22266,21 +18231,7 @@
           <w:rFonts w:ascii="Calibri" w:hAnsi="Calibri"/>
           <w:w w:val="110"/>
         </w:rPr>
-        <w:t>ki</w:t>
-      </w:r>
-      <w:r>
-        <w:rPr>
-          <w:rFonts w:ascii="Calibri" w:hAnsi="Calibri"/>
-          <w:w w:val="110"/>
-        </w:rPr>
-        <w:t>ế</w:t>
-      </w:r>
-      <w:r>
-        <w:rPr>
-          <w:rFonts w:ascii="Calibri" w:hAnsi="Calibri"/>
-          <w:w w:val="110"/>
-        </w:rPr>
-        <w:t>n</w:t>
+        <w:t>kiến</w:t>
       </w:r>
       <w:r>
         <w:rPr>
@@ -22311,23 +18262,7 @@
           <w:b/>
           <w:w w:val="110"/>
         </w:rPr>
-        <w:t>Tu</w:t>
-      </w:r>
-      <w:r>
-        <w:rPr>
-          <w:rFonts w:ascii="Calibri" w:hAnsi="Calibri"/>
-          <w:b/>
-          <w:w w:val="110"/>
-        </w:rPr>
-        <w:t>ầ</w:t>
-      </w:r>
-      <w:r>
-        <w:rPr>
-          <w:rFonts w:ascii="Calibri" w:hAnsi="Calibri"/>
-          <w:b/>
-          <w:w w:val="110"/>
-        </w:rPr>
-        <w:t>n</w:t>
+        <w:t>Tuần</w:t>
       </w:r>
       <w:r>
         <w:rPr>
@@ -22366,21 +18301,7 @@
           <w:rFonts w:ascii="Calibri" w:hAnsi="Calibri"/>
           <w:w w:val="110"/>
         </w:rPr>
-        <w:t>N</w:t>
-      </w:r>
-      <w:r>
-        <w:rPr>
-          <w:rFonts w:ascii="Calibri" w:hAnsi="Calibri"/>
-          <w:w w:val="110"/>
-        </w:rPr>
-        <w:t>ắ</w:t>
-      </w:r>
-      <w:r>
-        <w:rPr>
-          <w:rFonts w:ascii="Calibri" w:hAnsi="Calibri"/>
-          <w:w w:val="110"/>
-        </w:rPr>
-        <w:t>m</w:t>
+        <w:t>Nắm</w:t>
       </w:r>
       <w:r>
         <w:rPr>
@@ -22395,21 +18316,7 @@
           <w:rFonts w:ascii="Calibri" w:hAnsi="Calibri"/>
           <w:w w:val="110"/>
         </w:rPr>
-        <w:t>v</w:t>
-      </w:r>
-      <w:r>
-        <w:rPr>
-          <w:rFonts w:ascii="Calibri" w:hAnsi="Calibri"/>
-          <w:w w:val="110"/>
-        </w:rPr>
-        <w:t>ữ</w:t>
-      </w:r>
-      <w:r>
-        <w:rPr>
-          <w:rFonts w:ascii="Calibri" w:hAnsi="Calibri"/>
-          <w:w w:val="110"/>
-        </w:rPr>
-        <w:t>ng</w:t>
+        <w:t>vững</w:t>
       </w:r>
       <w:r>
         <w:rPr>
@@ -22454,14 +18361,7 @@
           <w:rFonts w:ascii="Calibri" w:hAnsi="Calibri"/>
           <w:w w:val="110"/>
         </w:rPr>
-        <w:t>gi</w:t>
-      </w:r>
-      <w:r>
-        <w:rPr>
-          <w:rFonts w:ascii="Calibri" w:hAnsi="Calibri"/>
-          <w:w w:val="110"/>
-        </w:rPr>
-        <w:t>ờ</w:t>
+        <w:t>giờ</w:t>
       </w:r>
       <w:r>
         <w:rPr>
@@ -22491,14 +18391,7 @@
           <w:rFonts w:ascii="Calibri" w:hAnsi="Calibri"/>
           <w:w w:val="110"/>
         </w:rPr>
-        <w:t>s</w:t>
-      </w:r>
-      <w:r>
-        <w:rPr>
-          <w:rFonts w:ascii="Calibri" w:hAnsi="Calibri"/>
-          <w:w w:val="110"/>
-        </w:rPr>
-        <w:t>ẽ</w:t>
+        <w:t>sẽ</w:t>
       </w:r>
       <w:r>
         <w:rPr>
@@ -22528,21 +18421,7 @@
           <w:rFonts w:ascii="Calibri" w:hAnsi="Calibri"/>
           <w:w w:val="110"/>
         </w:rPr>
-        <w:t>b</w:t>
-      </w:r>
-      <w:r>
-        <w:rPr>
-          <w:rFonts w:ascii="Calibri" w:hAnsi="Calibri"/>
-          <w:w w:val="110"/>
-        </w:rPr>
-        <w:t>ạ</w:t>
-      </w:r>
-      <w:r>
-        <w:rPr>
-          <w:rFonts w:ascii="Calibri" w:hAnsi="Calibri"/>
-          <w:w w:val="110"/>
-        </w:rPr>
-        <w:t>n</w:t>
+        <w:t>bạn</w:t>
       </w:r>
       <w:r>
         <w:rPr>
@@ -22557,21 +18436,7 @@
           <w:rFonts w:ascii="Calibri" w:hAnsi="Calibri"/>
           <w:w w:val="110"/>
         </w:rPr>
-        <w:t>hi</w:t>
-      </w:r>
-      <w:r>
-        <w:rPr>
-          <w:rFonts w:ascii="Calibri" w:hAnsi="Calibri"/>
-          <w:w w:val="110"/>
-        </w:rPr>
-        <w:t>ể</w:t>
-      </w:r>
-      <w:r>
-        <w:rPr>
-          <w:rFonts w:ascii="Calibri" w:hAnsi="Calibri"/>
-          <w:w w:val="110"/>
-        </w:rPr>
-        <w:t>u</w:t>
+        <w:t>hiểu</w:t>
       </w:r>
       <w:r>
         <w:rPr>
@@ -22586,21 +18451,7 @@
           <w:rFonts w:ascii="Calibri" w:hAnsi="Calibri"/>
           <w:w w:val="110"/>
         </w:rPr>
-        <w:t>t</w:t>
-      </w:r>
-      <w:r>
-        <w:rPr>
-          <w:rFonts w:ascii="Calibri" w:hAnsi="Calibri"/>
-          <w:w w:val="110"/>
-        </w:rPr>
-        <w:t>ạ</w:t>
-      </w:r>
-      <w:r>
-        <w:rPr>
-          <w:rFonts w:ascii="Calibri" w:hAnsi="Calibri"/>
-          <w:w w:val="110"/>
-        </w:rPr>
-        <w:t>i</w:t>
+        <w:t>tại</w:t>
       </w:r>
       <w:r>
         <w:rPr>
@@ -22677,21 +18528,7 @@
           <w:rFonts w:ascii="Calibri" w:hAnsi="Calibri"/>
           <w:w w:val="110"/>
         </w:rPr>
-        <w:t>l</w:t>
-      </w:r>
-      <w:r>
-        <w:rPr>
-          <w:rFonts w:ascii="Calibri" w:hAnsi="Calibri"/>
-          <w:w w:val="110"/>
-        </w:rPr>
-        <w:t>ạ</w:t>
-      </w:r>
-      <w:r>
-        <w:rPr>
-          <w:rFonts w:ascii="Calibri" w:hAnsi="Calibri"/>
-          <w:w w:val="110"/>
-        </w:rPr>
-        <w:t>i</w:t>
+        <w:t>lại</w:t>
       </w:r>
       <w:r>
         <w:rPr>
@@ -22706,21 +18543,7 @@
           <w:rFonts w:ascii="Calibri" w:hAnsi="Calibri"/>
           <w:w w:val="110"/>
         </w:rPr>
-        <w:t>m</w:t>
-      </w:r>
-      <w:r>
-        <w:rPr>
-          <w:rFonts w:ascii="Calibri" w:hAnsi="Calibri"/>
-          <w:w w:val="110"/>
-        </w:rPr>
-        <w:t>ạ</w:t>
-      </w:r>
-      <w:r>
-        <w:rPr>
-          <w:rFonts w:ascii="Calibri" w:hAnsi="Calibri"/>
-          <w:w w:val="110"/>
-        </w:rPr>
-        <w:t>nh</w:t>
+        <w:t>mạnh</w:t>
       </w:r>
       <w:r>
         <w:rPr>
@@ -22735,14 +18558,7 @@
           <w:rFonts w:ascii="Calibri" w:hAnsi="Calibri"/>
           <w:w w:val="110"/>
         </w:rPr>
-        <w:t>m</w:t>
-      </w:r>
-      <w:r>
-        <w:rPr>
-          <w:rFonts w:ascii="Calibri" w:hAnsi="Calibri"/>
-          <w:w w:val="110"/>
-        </w:rPr>
-        <w:t>ẽ</w:t>
+        <w:t>mẽ</w:t>
       </w:r>
       <w:r>
         <w:rPr>
@@ -22772,21 +18588,7 @@
           <w:rFonts w:ascii="Calibri" w:hAnsi="Calibri"/>
           <w:w w:val="110"/>
         </w:rPr>
-        <w:t>ti</w:t>
-      </w:r>
-      <w:r>
-        <w:rPr>
-          <w:rFonts w:ascii="Calibri" w:hAnsi="Calibri"/>
-          <w:w w:val="110"/>
-        </w:rPr>
-        <w:t>ệ</w:t>
-      </w:r>
-      <w:r>
-        <w:rPr>
-          <w:rFonts w:ascii="Calibri" w:hAnsi="Calibri"/>
-          <w:w w:val="110"/>
-        </w:rPr>
-        <w:t>n</w:t>
+        <w:t>tiện</w:t>
       </w:r>
       <w:r>
         <w:rPr>
@@ -22801,21 +18603,7 @@
           <w:rFonts w:ascii="Calibri" w:hAnsi="Calibri"/>
           <w:w w:val="110"/>
         </w:rPr>
-        <w:t>l</w:t>
-      </w:r>
-      <w:r>
-        <w:rPr>
-          <w:rFonts w:ascii="Calibri" w:hAnsi="Calibri"/>
-          <w:w w:val="110"/>
-        </w:rPr>
-        <w:t>ợ</w:t>
-      </w:r>
-      <w:r>
-        <w:rPr>
-          <w:rFonts w:ascii="Calibri" w:hAnsi="Calibri"/>
-          <w:w w:val="110"/>
-        </w:rPr>
-        <w:t>i</w:t>
+        <w:t>lợi</w:t>
       </w:r>
       <w:r>
         <w:rPr>
@@ -22830,21 +18618,7 @@
           <w:rFonts w:ascii="Calibri" w:hAnsi="Calibri"/>
           <w:w w:val="110"/>
         </w:rPr>
-        <w:t>đ</w:t>
-      </w:r>
-      <w:r>
-        <w:rPr>
-          <w:rFonts w:ascii="Calibri" w:hAnsi="Calibri"/>
-          <w:w w:val="110"/>
-        </w:rPr>
-        <w:t>ế</w:t>
-      </w:r>
-      <w:r>
-        <w:rPr>
-          <w:rFonts w:ascii="Calibri" w:hAnsi="Calibri"/>
-          <w:w w:val="110"/>
-        </w:rPr>
-        <w:t>n</w:t>
+        <w:t>đến</w:t>
       </w:r>
       <w:r>
         <w:rPr>
@@ -22859,21 +18633,7 @@
           <w:rFonts w:ascii="Calibri" w:hAnsi="Calibri"/>
           <w:w w:val="110"/>
         </w:rPr>
-        <w:t>v</w:t>
-      </w:r>
-      <w:r>
-        <w:rPr>
-          <w:rFonts w:ascii="Calibri" w:hAnsi="Calibri"/>
-          <w:w w:val="110"/>
-        </w:rPr>
-        <w:t>ậ</w:t>
-      </w:r>
-      <w:r>
-        <w:rPr>
-          <w:rFonts w:ascii="Calibri" w:hAnsi="Calibri"/>
-          <w:w w:val="110"/>
-        </w:rPr>
-        <w:t>y.</w:t>
+        <w:t>vậy.</w:t>
       </w:r>
     </w:p>
     <w:sectPr>
